--- a/ex3/ex3.docx
+++ b/ex3/ex3.docx
@@ -2,345 +2,380 @@
 <file path=word/document.xml><?xml version="1.0" encoding="utf-8"?>
 <w:document xmlns:wpc="http://schemas.microsoft.com/office/word/2010/wordprocessingCanvas" xmlns:cx="http://schemas.microsoft.com/office/drawing/2014/chartex" xmlns:cx1="http://schemas.microsoft.com/office/drawing/2015/9/8/chartex" xmlns:cx2="http://schemas.microsoft.com/office/drawing/2015/10/21/chartex" xmlns:cx3="http://schemas.microsoft.com/office/drawing/2016/5/9/chartex" xmlns:cx4="http://schemas.microsoft.com/office/drawing/2016/5/10/chartex" xmlns:cx5="http://schemas.microsoft.com/office/drawing/2016/5/11/chartex" xmlns:cx6="http://schemas.microsoft.com/office/drawing/2016/5/12/chartex" xmlns:cx7="http://schemas.microsoft.com/office/drawing/2016/5/13/chartex" xmlns:cx8="http://schemas.microsoft.com/office/drawing/2016/5/14/chartex" xmlns:mc="http://schemas.openxmlformats.org/markup-compatibility/2006" xmlns:aink="http://schemas.microsoft.com/office/drawing/2016/ink" xmlns:am3d="http://schemas.microsoft.com/office/drawing/2017/model3d" xmlns:o="urn:schemas-microsoft-com:office:office" xmlns:oel="http://schemas.microsoft.com/office/2019/extlst" xmlns:r="http://schemas.openxmlformats.org/officeDocument/2006/relationships" xmlns:m="http://schemas.openxmlformats.org/officeDocument/2006/math" xmlns:v="urn:schemas-microsoft-com:vml" xmlns:wp14="http://schemas.microsoft.com/office/word/2010/wordprocessingDrawing" xmlns:wp="http://schemas.openxmlformats.org/drawingml/2006/wordprocessingDrawing" xmlns:w10="urn:schemas-microsoft-com:office:word" xmlns:w="http://schemas.openxmlformats.org/wordprocessingml/2006/main" xmlns:w14="http://schemas.microsoft.com/office/word/2010/wordml" xmlns:w15="http://schemas.microsoft.com/office/word/2012/wordml" xmlns:w16cex="http://schemas.microsoft.com/office/word/2018/wordml/cex" xmlns:w16cid="http://schemas.microsoft.com/office/word/2016/wordml/cid" xmlns:w16="http://schemas.microsoft.com/office/word/2018/wordml" xmlns:w16du="http://schemas.microsoft.com/office/word/2023/wordml/word16du" xmlns:w16sdtdh="http://schemas.microsoft.com/office/word/2020/wordml/sdtdatahash" xmlns:w16sdtfl="http://schemas.microsoft.com/office/word/2024/wordml/sdtformatlock" xmlns:w16se="http://schemas.microsoft.com/office/word/2015/wordml/symex" xmlns:wpg="http://schemas.microsoft.com/office/word/2010/wordprocessingGroup" xmlns:wpi="http://schemas.microsoft.com/office/word/2010/wordprocessingInk" xmlns:wne="http://schemas.microsoft.com/office/word/2006/wordml" xmlns:wps="http://schemas.microsoft.com/office/word/2010/wordprocessingShape" mc:Ignorable="w14 w15 w16se w16cid w16 w16cex w16sdtdh w16sdtfl w16du wp14">
   <w:body>
-    <w:p>
-      <w:pPr>
-        <w:spacing w:before="60" w:line="398" w:lineRule="auto"/>
-        <w:ind w:left="3600" w:right="4120" w:hanging="12"/>
-        <w:jc w:val="center"/>
+    <w:tbl>
+      <w:tblPr>
+        <w:tblStyle w:val="TableGrid"/>
+        <w:tblpPr w:leftFromText="180" w:rightFromText="180" w:vertAnchor="text" w:tblpY="1"/>
+        <w:tblOverlap w:val="never"/>
+        <w:tblW w:w="0" w:type="auto"/>
+        <w:tblLook w:val="04A0" w:firstRow="1" w:lastRow="0" w:firstColumn="1" w:lastColumn="0" w:noHBand="0" w:noVBand="1"/>
+      </w:tblPr>
+      <w:tblGrid>
+        <w:gridCol w:w="1845"/>
+        <w:gridCol w:w="7171"/>
+      </w:tblGrid>
+      <w:tr>
+        <w:trPr>
+          <w:trHeight w:val="1124"/>
+        </w:trPr>
+        <w:tc>
+          <w:tcPr>
+            <w:tcW w:w="1858" w:type="dxa"/>
+          </w:tcPr>
+          <w:p>
+            <w:pPr>
+              <w:spacing w:before="162" w:line="276" w:lineRule="auto"/>
+              <w:ind w:right="958"/>
+              <w:rPr>
+                <w:b/>
+                <w:spacing w:val="-2"/>
+                <w:sz w:val="24"/>
+              </w:rPr>
+            </w:pPr>
+            <w:r>
+              <w:rPr>
+                <w:b/>
+                <w:spacing w:val="-2"/>
+                <w:sz w:val="24"/>
+              </w:rPr>
+              <w:t>EX:</w:t>
+            </w:r>
+            <w:r>
+              <w:rPr>
+                <w:b/>
+                <w:spacing w:val="-2"/>
+                <w:sz w:val="24"/>
+              </w:rPr>
+              <w:t>3</w:t>
+            </w:r>
+          </w:p>
+        </w:tc>
+        <w:tc>
+          <w:tcPr>
+            <w:tcW w:w="7635" w:type="dxa"/>
+          </w:tcPr>
+          <w:p>
+            <w:pPr>
+              <w:jc w:val="center"/>
+              <w:rPr>
+                <w:b/>
+                <w:spacing w:val="-2"/>
+                <w:sz w:val="32"/>
+                <w:szCs w:val="28"/>
+              </w:rPr>
+            </w:pPr>
+          </w:p>
+          <w:p>
+            <w:pPr>
+              <w:jc w:val="center"/>
+              <w:rPr>
+                <w:b/>
+                <w:spacing w:val="-2"/>
+                <w:sz w:val="24"/>
+              </w:rPr>
+            </w:pPr>
+            <w:r>
+              <w:rPr>
+                <w:b/>
+                <w:spacing w:val="-2"/>
+                <w:sz w:val="32"/>
+                <w:szCs w:val="28"/>
+              </w:rPr>
+              <w:t>DATA CLEANING</w:t>
+            </w:r>
+            <w:r>
+              <w:rPr>
+                <w:b/>
+                <w:spacing w:val="-2"/>
+                <w:sz w:val="32"/>
+                <w:szCs w:val="28"/>
+              </w:rPr>
+              <w:t xml:space="preserve"> </w:t>
+            </w:r>
+          </w:p>
+        </w:tc>
+      </w:tr>
+    </w:tbl>
+    <w:p>
+      <w:pPr>
+        <w:pStyle w:val="BodyText"/>
+        <w:spacing w:before="159"/>
         <w:rPr>
           <w:b/>
           <w:sz w:val="24"/>
         </w:rPr>
       </w:pPr>
-      <w:r>
+    </w:p>
+    <w:p>
+      <w:pPr>
+        <w:spacing w:before="1"/>
+        <w:ind w:left="-1"/>
         <w:rPr>
           <w:b/>
-          <w:color w:val="000000" w:themeColor="text1"/>
-          <w:sz w:val="24"/>
-        </w:rPr>
-        <w:t xml:space="preserve">EXPERIMENT 3 </w:t>
-      </w:r>
+          <w:sz w:val="28"/>
+          <w:szCs w:val="24"/>
+        </w:rPr>
+      </w:pPr>
       <w:r>
         <w:rPr>
           <w:b/>
-          <w:spacing w:val="-7"/>
-          <w:sz w:val="24"/>
-        </w:rPr>
-        <w:t>DATA</w:t>
-      </w:r>
-      <w:r>
+          <w:spacing w:val="-4"/>
+          <w:sz w:val="28"/>
+          <w:szCs w:val="24"/>
+        </w:rPr>
+        <w:t>Aim:</w:t>
+      </w:r>
+    </w:p>
+    <w:p>
+      <w:pPr>
+        <w:pStyle w:val="BodyText"/>
+        <w:spacing w:before="199" w:line="276" w:lineRule="auto"/>
+        <w:ind w:right="339"/>
+        <w:jc w:val="both"/>
+      </w:pPr>
+      <w:r>
+        <w:t>To</w:t>
+      </w:r>
+      <w:r>
+        <w:rPr>
+          <w:spacing w:val="-5"/>
+        </w:rPr>
+        <w:t xml:space="preserve"> </w:t>
+      </w:r>
+      <w:r>
+        <w:t>perform</w:t>
+      </w:r>
+      <w:r>
+        <w:rPr>
+          <w:spacing w:val="-5"/>
+        </w:rPr>
+        <w:t xml:space="preserve"> </w:t>
+      </w:r>
+      <w:r>
+        <w:t>data</w:t>
+      </w:r>
+      <w:r>
+        <w:rPr>
+          <w:spacing w:val="-5"/>
+        </w:rPr>
+        <w:t xml:space="preserve"> </w:t>
+      </w:r>
+      <w:r>
+        <w:t>cleaning</w:t>
+      </w:r>
+      <w:r>
+        <w:rPr>
+          <w:spacing w:val="-5"/>
+        </w:rPr>
+        <w:t xml:space="preserve"> </w:t>
+      </w:r>
+      <w:r>
+        <w:t>using</w:t>
+      </w:r>
+      <w:r>
+        <w:rPr>
+          <w:spacing w:val="-5"/>
+        </w:rPr>
+        <w:t xml:space="preserve"> </w:t>
+      </w:r>
+      <w:r>
+        <w:t>the</w:t>
+      </w:r>
+      <w:r>
+        <w:rPr>
+          <w:spacing w:val="-5"/>
+        </w:rPr>
+        <w:t xml:space="preserve"> </w:t>
+      </w:r>
+      <w:r>
+        <w:t>Pandas</w:t>
+      </w:r>
+      <w:r>
+        <w:rPr>
+          <w:spacing w:val="-5"/>
+        </w:rPr>
+        <w:t xml:space="preserve"> </w:t>
+      </w:r>
+      <w:r>
+        <w:t>library</w:t>
+      </w:r>
+      <w:r>
+        <w:rPr>
+          <w:spacing w:val="-5"/>
+        </w:rPr>
+        <w:t xml:space="preserve"> </w:t>
+      </w:r>
+      <w:r>
+        <w:t>by</w:t>
+      </w:r>
+      <w:r>
+        <w:rPr>
+          <w:spacing w:val="-5"/>
+        </w:rPr>
+        <w:t xml:space="preserve"> </w:t>
+      </w:r>
+      <w:r>
+        <w:t>identifying</w:t>
+      </w:r>
+      <w:r>
+        <w:rPr>
+          <w:spacing w:val="-5"/>
+        </w:rPr>
+        <w:t xml:space="preserve"> </w:t>
+      </w:r>
+      <w:r>
+        <w:t>and</w:t>
+      </w:r>
+      <w:r>
+        <w:rPr>
+          <w:spacing w:val="-5"/>
+        </w:rPr>
+        <w:t xml:space="preserve"> </w:t>
+      </w:r>
+      <w:r>
+        <w:t>handling</w:t>
+      </w:r>
+      <w:r>
+        <w:rPr>
+          <w:spacing w:val="-5"/>
+        </w:rPr>
+        <w:t xml:space="preserve"> </w:t>
+      </w:r>
+      <w:r>
+        <w:t>missing values,</w:t>
+      </w:r>
+      <w:r>
+        <w:rPr>
+          <w:spacing w:val="-5"/>
+        </w:rPr>
+        <w:t xml:space="preserve"> </w:t>
+      </w:r>
+      <w:r>
+        <w:t>duplicate</w:t>
+      </w:r>
+      <w:r>
+        <w:rPr>
+          <w:spacing w:val="-5"/>
+        </w:rPr>
+        <w:t xml:space="preserve"> </w:t>
+      </w:r>
+      <w:r>
+        <w:t>records,</w:t>
+      </w:r>
+      <w:r>
+        <w:rPr>
+          <w:spacing w:val="-5"/>
+        </w:rPr>
+        <w:t xml:space="preserve"> </w:t>
+      </w:r>
+      <w:r>
+        <w:t>and</w:t>
+      </w:r>
+      <w:r>
+        <w:rPr>
+          <w:spacing w:val="-5"/>
+        </w:rPr>
+        <w:t xml:space="preserve"> </w:t>
+      </w:r>
+      <w:r>
+        <w:t>inconsistent</w:t>
+      </w:r>
+      <w:r>
+        <w:rPr>
+          <w:spacing w:val="-5"/>
+        </w:rPr>
+        <w:t xml:space="preserve"> </w:t>
+      </w:r>
+      <w:r>
+        <w:t>data.</w:t>
+      </w:r>
+      <w:r>
+        <w:rPr>
+          <w:spacing w:val="-5"/>
+        </w:rPr>
+        <w:t xml:space="preserve"> </w:t>
+      </w:r>
+      <w:r>
+        <w:t>To</w:t>
+      </w:r>
+      <w:r>
+        <w:rPr>
+          <w:spacing w:val="-5"/>
+        </w:rPr>
+        <w:t xml:space="preserve"> </w:t>
+      </w:r>
+      <w:r>
+        <w:t>prepare</w:t>
+      </w:r>
+      <w:r>
+        <w:rPr>
+          <w:spacing w:val="-5"/>
+        </w:rPr>
+        <w:t xml:space="preserve"> </w:t>
+      </w:r>
+      <w:r>
+        <w:t>a</w:t>
+      </w:r>
+      <w:r>
+        <w:rPr>
+          <w:spacing w:val="-5"/>
+        </w:rPr>
+        <w:t xml:space="preserve"> </w:t>
+      </w:r>
+      <w:r>
+        <w:t>clean</w:t>
+      </w:r>
+      <w:r>
+        <w:rPr>
+          <w:spacing w:val="-5"/>
+        </w:rPr>
+        <w:t xml:space="preserve"> </w:t>
+      </w:r>
+      <w:r>
+        <w:t>and</w:t>
+      </w:r>
+      <w:r>
+        <w:rPr>
+          <w:spacing w:val="-5"/>
+        </w:rPr>
+        <w:t xml:space="preserve"> </w:t>
+      </w:r>
+      <w:r>
+        <w:t>reliable</w:t>
+      </w:r>
+      <w:r>
+        <w:rPr>
+          <w:spacing w:val="-5"/>
+        </w:rPr>
+        <w:t xml:space="preserve"> </w:t>
+      </w:r>
+      <w:r>
+        <w:t>dataset for accurate data analysis and machine learning tasks</w:t>
+      </w:r>
+    </w:p>
+    <w:p>
+      <w:pPr>
+        <w:pStyle w:val="BodyText"/>
+        <w:spacing w:before="199" w:line="276" w:lineRule="auto"/>
+        <w:ind w:right="339"/>
+      </w:pPr>
+    </w:p>
+    <w:p>
+      <w:pPr>
+        <w:spacing w:before="5"/>
         <w:rPr>
           <w:b/>
-          <w:spacing w:val="-8"/>
-          <w:sz w:val="24"/>
-        </w:rPr>
-        <w:t xml:space="preserve"> </w:t>
-      </w:r>
+          <w:sz w:val="28"/>
+          <w:szCs w:val="24"/>
+        </w:rPr>
+      </w:pPr>
       <w:r>
         <w:rPr>
           <w:b/>
-          <w:spacing w:val="-2"/>
-          <w:sz w:val="24"/>
-        </w:rPr>
-        <w:t>CLEANING</w:t>
-      </w:r>
-    </w:p>
-    <w:p>
-      <w:pPr>
-        <w:pStyle w:val="BodyText"/>
-        <w:spacing w:before="252"/>
-        <w:rPr>
-          <w:b/>
-          <w:sz w:val="24"/>
-        </w:rPr>
-      </w:pPr>
-    </w:p>
-    <w:p>
-      <w:pPr>
-        <w:pStyle w:val="Heading1"/>
-        <w:rPr>
-          <w:b/>
-          <w:bCs/>
-          <w:sz w:val="24"/>
+          <w:sz w:val="28"/>
           <w:szCs w:val="24"/>
         </w:rPr>
-      </w:pPr>
-      <w:r>
-        <w:rPr>
-          <w:b/>
-          <w:bCs/>
-          <w:sz w:val="24"/>
-          <w:szCs w:val="24"/>
-        </w:rPr>
-        <w:t>Aim</w:t>
-      </w:r>
-      <w:r>
-        <w:rPr>
-          <w:b/>
-          <w:bCs/>
-          <w:spacing w:val="-3"/>
-          <w:sz w:val="24"/>
-          <w:szCs w:val="24"/>
-        </w:rPr>
-        <w:t>:</w:t>
-      </w:r>
-    </w:p>
-    <w:p>
-      <w:pPr>
-        <w:pStyle w:val="BodyText"/>
-        <w:spacing w:before="198" w:line="276" w:lineRule="auto"/>
-        <w:ind w:right="712"/>
-        <w:jc w:val="both"/>
-      </w:pPr>
-      <w:r>
-        <w:t>To</w:t>
-      </w:r>
-      <w:r>
-        <w:rPr>
-          <w:spacing w:val="-5"/>
-        </w:rPr>
-        <w:t xml:space="preserve"> </w:t>
-      </w:r>
-      <w:r>
-        <w:t>perform</w:t>
-      </w:r>
-      <w:r>
-        <w:rPr>
-          <w:spacing w:val="-5"/>
-        </w:rPr>
-        <w:t xml:space="preserve"> </w:t>
-      </w:r>
-      <w:r>
-        <w:t>data</w:t>
-      </w:r>
-      <w:r>
-        <w:rPr>
-          <w:spacing w:val="-5"/>
-        </w:rPr>
-        <w:t xml:space="preserve"> </w:t>
-      </w:r>
-      <w:r>
-        <w:t>cleaning</w:t>
-      </w:r>
-      <w:r>
-        <w:rPr>
-          <w:spacing w:val="-5"/>
-        </w:rPr>
-        <w:t xml:space="preserve"> </w:t>
-      </w:r>
-      <w:r>
-        <w:t>using</w:t>
-      </w:r>
-      <w:r>
-        <w:rPr>
-          <w:spacing w:val="-5"/>
-        </w:rPr>
-        <w:t xml:space="preserve"> </w:t>
-      </w:r>
-      <w:r>
-        <w:t>the</w:t>
-      </w:r>
-      <w:r>
-        <w:rPr>
-          <w:spacing w:val="-5"/>
-        </w:rPr>
-        <w:t xml:space="preserve"> </w:t>
-      </w:r>
-      <w:r>
-        <w:t>Pandas</w:t>
-      </w:r>
-      <w:r>
-        <w:rPr>
-          <w:spacing w:val="-5"/>
-        </w:rPr>
-        <w:t xml:space="preserve"> </w:t>
-      </w:r>
-      <w:r>
-        <w:t>library</w:t>
-      </w:r>
-      <w:r>
-        <w:rPr>
-          <w:spacing w:val="-5"/>
-        </w:rPr>
-        <w:t xml:space="preserve"> </w:t>
-      </w:r>
-      <w:r>
-        <w:t>by</w:t>
-      </w:r>
-      <w:r>
-        <w:rPr>
-          <w:spacing w:val="-5"/>
-        </w:rPr>
-        <w:t xml:space="preserve"> </w:t>
-      </w:r>
-      <w:r>
-        <w:t>identifying</w:t>
-      </w:r>
-      <w:r>
-        <w:rPr>
-          <w:spacing w:val="-5"/>
-        </w:rPr>
-        <w:t xml:space="preserve"> </w:t>
-      </w:r>
-      <w:r>
-        <w:t>and</w:t>
-      </w:r>
-      <w:r>
-        <w:rPr>
-          <w:spacing w:val="-5"/>
-        </w:rPr>
-        <w:t xml:space="preserve"> </w:t>
-      </w:r>
-      <w:r>
-        <w:t>handling</w:t>
-      </w:r>
-      <w:r>
-        <w:rPr>
-          <w:spacing w:val="-5"/>
-        </w:rPr>
-        <w:t xml:space="preserve"> </w:t>
-      </w:r>
-      <w:r>
-        <w:t>missing values,</w:t>
-      </w:r>
-      <w:r>
-        <w:rPr>
-          <w:spacing w:val="-5"/>
-        </w:rPr>
-        <w:t xml:space="preserve"> </w:t>
-      </w:r>
-      <w:r>
-        <w:t>duplicate</w:t>
-      </w:r>
-      <w:r>
-        <w:rPr>
-          <w:spacing w:val="-5"/>
-        </w:rPr>
-        <w:t xml:space="preserve"> </w:t>
-      </w:r>
-      <w:r>
-        <w:t>records,</w:t>
-      </w:r>
-      <w:r>
-        <w:rPr>
-          <w:spacing w:val="-5"/>
-        </w:rPr>
-        <w:t xml:space="preserve"> </w:t>
-      </w:r>
-      <w:r>
-        <w:t>and</w:t>
-      </w:r>
-      <w:r>
-        <w:rPr>
-          <w:spacing w:val="-5"/>
-        </w:rPr>
-        <w:t xml:space="preserve"> </w:t>
-      </w:r>
-      <w:r>
-        <w:t>inconsistent</w:t>
-      </w:r>
-      <w:r>
-        <w:rPr>
-          <w:spacing w:val="-5"/>
-        </w:rPr>
-        <w:t xml:space="preserve"> </w:t>
-      </w:r>
-      <w:r>
-        <w:t>data.</w:t>
-      </w:r>
-      <w:r>
-        <w:rPr>
-          <w:spacing w:val="-5"/>
-        </w:rPr>
-        <w:t xml:space="preserve"> </w:t>
-      </w:r>
-      <w:r>
-        <w:t>To</w:t>
-      </w:r>
-      <w:r>
-        <w:rPr>
-          <w:spacing w:val="-5"/>
-        </w:rPr>
-        <w:t xml:space="preserve"> </w:t>
-      </w:r>
-      <w:r>
-        <w:t>prepare</w:t>
-      </w:r>
-      <w:r>
-        <w:rPr>
-          <w:spacing w:val="-5"/>
-        </w:rPr>
-        <w:t xml:space="preserve"> </w:t>
-      </w:r>
-      <w:r>
-        <w:t>a</w:t>
-      </w:r>
-      <w:r>
-        <w:rPr>
-          <w:spacing w:val="-5"/>
-        </w:rPr>
-        <w:t xml:space="preserve"> </w:t>
-      </w:r>
-      <w:r>
-        <w:t>clean</w:t>
-      </w:r>
-      <w:r>
-        <w:rPr>
-          <w:spacing w:val="-5"/>
-        </w:rPr>
-        <w:t xml:space="preserve"> </w:t>
-      </w:r>
-      <w:r>
-        <w:t>and</w:t>
-      </w:r>
-      <w:r>
-        <w:rPr>
-          <w:spacing w:val="-5"/>
-        </w:rPr>
-        <w:t xml:space="preserve"> </w:t>
-      </w:r>
-      <w:r>
-        <w:t>reliable</w:t>
-      </w:r>
-      <w:r>
-        <w:rPr>
-          <w:spacing w:val="-5"/>
-        </w:rPr>
-        <w:t xml:space="preserve"> </w:t>
-      </w:r>
-      <w:r>
-        <w:t>dataset for accurate data analysis and machine learning tasks.</w:t>
-      </w:r>
-    </w:p>
-    <w:p>
-      <w:pPr>
-        <w:pStyle w:val="Heading1"/>
-        <w:spacing w:before="140"/>
-        <w:rPr>
-          <w:b/>
-          <w:bCs/>
-          <w:sz w:val="24"/>
-          <w:szCs w:val="24"/>
-        </w:rPr>
-      </w:pPr>
-      <w:r>
-        <w:rPr>
-          <w:b/>
-          <w:bCs/>
-          <w:sz w:val="24"/>
-          <w:szCs w:val="24"/>
-        </w:rPr>
-        <w:t>Algorithm</w:t>
-      </w:r>
-      <w:r>
-        <w:rPr>
-          <w:b/>
-          <w:bCs/>
-          <w:spacing w:val="-9"/>
-          <w:sz w:val="24"/>
-          <w:szCs w:val="24"/>
-        </w:rPr>
-        <w:t>:</w:t>
+        <w:t>Algorithm:</w:t>
       </w:r>
     </w:p>
     <w:p>
@@ -348,13 +383,14 @@
         <w:pStyle w:val="ListParagraph"/>
         <w:numPr>
           <w:ilvl w:val="0"/>
-          <w:numId w:val="1"/>
+          <w:numId w:val="2"/>
         </w:numPr>
         <w:tabs>
           <w:tab w:val="left" w:pos="719"/>
         </w:tabs>
         <w:spacing w:before="299"/>
         <w:ind w:left="719" w:hanging="359"/>
+        <w:contextualSpacing w:val="0"/>
         <w:rPr>
           <w:sz w:val="26"/>
         </w:rPr>
@@ -411,12 +447,14 @@
         <w:pStyle w:val="ListParagraph"/>
         <w:numPr>
           <w:ilvl w:val="0"/>
-          <w:numId w:val="1"/>
+          <w:numId w:val="2"/>
         </w:numPr>
         <w:tabs>
           <w:tab w:val="left" w:pos="719"/>
         </w:tabs>
+        <w:spacing w:before="45"/>
         <w:ind w:left="719" w:hanging="359"/>
+        <w:contextualSpacing w:val="0"/>
         <w:rPr>
           <w:sz w:val="26"/>
         </w:rPr>
@@ -504,14 +542,7 @@
           <w:spacing w:val="-2"/>
           <w:sz w:val="26"/>
         </w:rPr>
-        <w:t>Data Frame</w:t>
-      </w:r>
-      <w:r>
-        <w:rPr>
-          <w:spacing w:val="-2"/>
-          <w:sz w:val="26"/>
-        </w:rPr>
-        <w:t>.</w:t>
+        <w:t>Data Frame.</w:t>
       </w:r>
     </w:p>
     <w:p>
@@ -519,12 +550,14 @@
         <w:pStyle w:val="ListParagraph"/>
         <w:numPr>
           <w:ilvl w:val="0"/>
-          <w:numId w:val="1"/>
+          <w:numId w:val="2"/>
         </w:numPr>
         <w:tabs>
           <w:tab w:val="left" w:pos="719"/>
         </w:tabs>
+        <w:spacing w:before="45"/>
         <w:ind w:left="719" w:hanging="359"/>
+        <w:contextualSpacing w:val="0"/>
         <w:rPr>
           <w:sz w:val="26"/>
         </w:rPr>
@@ -685,12 +718,14 @@
         <w:pStyle w:val="ListParagraph"/>
         <w:numPr>
           <w:ilvl w:val="0"/>
-          <w:numId w:val="1"/>
+          <w:numId w:val="2"/>
         </w:numPr>
         <w:tabs>
           <w:tab w:val="left" w:pos="719"/>
         </w:tabs>
+        <w:spacing w:before="45"/>
         <w:ind w:left="719" w:hanging="359"/>
+        <w:contextualSpacing w:val="0"/>
         <w:rPr>
           <w:sz w:val="26"/>
         </w:rPr>
@@ -838,12 +873,14 @@
         <w:pStyle w:val="ListParagraph"/>
         <w:numPr>
           <w:ilvl w:val="0"/>
-          <w:numId w:val="1"/>
+          <w:numId w:val="2"/>
         </w:numPr>
         <w:tabs>
           <w:tab w:val="left" w:pos="719"/>
         </w:tabs>
+        <w:spacing w:before="45"/>
         <w:ind w:left="719" w:hanging="359"/>
+        <w:contextualSpacing w:val="0"/>
         <w:rPr>
           <w:sz w:val="26"/>
         </w:rPr>
@@ -926,13 +963,14 @@
         <w:pStyle w:val="ListParagraph"/>
         <w:numPr>
           <w:ilvl w:val="0"/>
-          <w:numId w:val="1"/>
+          <w:numId w:val="2"/>
         </w:numPr>
         <w:tabs>
           <w:tab w:val="left" w:pos="719"/>
         </w:tabs>
         <w:spacing w:before="44"/>
         <w:ind w:left="719" w:hanging="359"/>
+        <w:contextualSpacing w:val="0"/>
         <w:rPr>
           <w:sz w:val="26"/>
         </w:rPr>
@@ -1093,12 +1131,14 @@
         <w:pStyle w:val="ListParagraph"/>
         <w:numPr>
           <w:ilvl w:val="0"/>
-          <w:numId w:val="1"/>
+          <w:numId w:val="2"/>
         </w:numPr>
         <w:tabs>
           <w:tab w:val="left" w:pos="719"/>
         </w:tabs>
+        <w:spacing w:before="45"/>
         <w:ind w:left="719" w:hanging="359"/>
+        <w:contextualSpacing w:val="0"/>
         <w:rPr>
           <w:sz w:val="26"/>
         </w:rPr>
@@ -1230,12 +1270,28 @@
     </w:p>
     <w:p>
       <w:pPr>
-        <w:spacing w:before="285"/>
-        <w:jc w:val="both"/>
+        <w:pStyle w:val="ListParagraph"/>
+        <w:tabs>
+          <w:tab w:val="left" w:pos="719"/>
+        </w:tabs>
+        <w:spacing w:before="45"/>
+        <w:ind w:left="719"/>
+        <w:contextualSpacing w:val="0"/>
+        <w:rPr>
+          <w:sz w:val="26"/>
+        </w:rPr>
+      </w:pPr>
+    </w:p>
+    <w:p>
+      <w:pPr>
+        <w:tabs>
+          <w:tab w:val="left" w:pos="719"/>
+        </w:tabs>
+        <w:spacing w:before="45"/>
         <w:rPr>
           <w:b/>
           <w:bCs/>
-          <w:sz w:val="24"/>
+          <w:sz w:val="28"/>
           <w:szCs w:val="24"/>
         </w:rPr>
       </w:pPr>
@@ -1243,98 +1299,3316 @@
         <w:rPr>
           <w:b/>
           <w:bCs/>
-          <w:sz w:val="24"/>
+          <w:sz w:val="28"/>
           <w:szCs w:val="24"/>
         </w:rPr>
-        <w:t>Code</w:t>
-      </w:r>
-      <w:r>
+        <w:t>Code:</w:t>
+      </w:r>
+    </w:p>
+    <w:p>
+      <w:pPr>
+        <w:tabs>
+          <w:tab w:val="left" w:pos="719"/>
+        </w:tabs>
+        <w:spacing w:before="45"/>
         <w:rPr>
           <w:b/>
           <w:bCs/>
-          <w:spacing w:val="77"/>
-          <w:sz w:val="24"/>
+          <w:sz w:val="28"/>
           <w:szCs w:val="24"/>
         </w:rPr>
-        <w:t xml:space="preserve"> </w:t>
-      </w:r>
-      <w:r>
+      </w:pPr>
+    </w:p>
+    <w:p>
+      <w:pPr>
+        <w:tabs>
+          <w:tab w:val="left" w:pos="719"/>
+        </w:tabs>
+        <w:spacing w:before="45"/>
+        <w:rPr>
+          <w:sz w:val="24"/>
+        </w:rPr>
+      </w:pPr>
+      <w:r>
+        <w:rPr>
+          <w:sz w:val="24"/>
+        </w:rPr>
+        <w:t>import pandas as pd</w:t>
+      </w:r>
+    </w:p>
+    <w:p>
+      <w:pPr>
+        <w:tabs>
+          <w:tab w:val="left" w:pos="719"/>
+        </w:tabs>
+        <w:spacing w:before="45"/>
+        <w:rPr>
+          <w:sz w:val="24"/>
+        </w:rPr>
+      </w:pPr>
+      <w:r>
+        <w:rPr>
+          <w:sz w:val="24"/>
+        </w:rPr>
+        <w:t xml:space="preserve">import </w:t>
+      </w:r>
+      <w:proofErr w:type="spellStart"/>
+      <w:r>
+        <w:rPr>
+          <w:sz w:val="24"/>
+        </w:rPr>
+        <w:t>numpy</w:t>
+      </w:r>
+      <w:proofErr w:type="spellEnd"/>
+      <w:r>
+        <w:rPr>
+          <w:sz w:val="24"/>
+        </w:rPr>
+        <w:t xml:space="preserve"> as np</w:t>
+      </w:r>
+    </w:p>
+    <w:p>
+      <w:pPr>
+        <w:tabs>
+          <w:tab w:val="left" w:pos="719"/>
+        </w:tabs>
+        <w:spacing w:before="45"/>
+        <w:rPr>
+          <w:sz w:val="24"/>
+        </w:rPr>
+      </w:pPr>
+    </w:p>
+    <w:p>
+      <w:pPr>
+        <w:tabs>
+          <w:tab w:val="left" w:pos="719"/>
+        </w:tabs>
+        <w:spacing w:before="45"/>
+        <w:rPr>
+          <w:sz w:val="24"/>
+        </w:rPr>
+      </w:pPr>
+      <w:r>
+        <w:rPr>
+          <w:sz w:val="24"/>
+        </w:rPr>
+        <w:t xml:space="preserve"># Create </w:t>
+      </w:r>
+      <w:proofErr w:type="spellStart"/>
+      <w:r>
+        <w:rPr>
+          <w:sz w:val="24"/>
+        </w:rPr>
+        <w:t>DataFrame</w:t>
+      </w:r>
+      <w:proofErr w:type="spellEnd"/>
+    </w:p>
+    <w:p>
+      <w:pPr>
+        <w:tabs>
+          <w:tab w:val="left" w:pos="719"/>
+        </w:tabs>
+        <w:spacing w:before="45"/>
+        <w:rPr>
+          <w:sz w:val="24"/>
+        </w:rPr>
+      </w:pPr>
+      <w:proofErr w:type="spellStart"/>
+      <w:r>
+        <w:rPr>
+          <w:sz w:val="24"/>
+        </w:rPr>
+        <w:t>df</w:t>
+      </w:r>
+      <w:proofErr w:type="spellEnd"/>
+      <w:r>
+        <w:rPr>
+          <w:sz w:val="24"/>
+        </w:rPr>
+        <w:t xml:space="preserve"> = </w:t>
+      </w:r>
+      <w:proofErr w:type="spellStart"/>
+      <w:proofErr w:type="gramStart"/>
+      <w:r>
+        <w:rPr>
+          <w:sz w:val="24"/>
+        </w:rPr>
+        <w:t>pd.DataFrame</w:t>
+      </w:r>
+      <w:proofErr w:type="spellEnd"/>
+      <w:proofErr w:type="gramEnd"/>
+      <w:r>
+        <w:rPr>
+          <w:sz w:val="24"/>
+        </w:rPr>
+        <w:t>({</w:t>
+      </w:r>
+    </w:p>
+    <w:p>
+      <w:pPr>
+        <w:tabs>
+          <w:tab w:val="left" w:pos="719"/>
+        </w:tabs>
+        <w:spacing w:before="45"/>
+        <w:rPr>
+          <w:sz w:val="24"/>
+        </w:rPr>
+      </w:pPr>
+      <w:r>
+        <w:rPr>
+          <w:sz w:val="24"/>
+        </w:rPr>
+        <w:t xml:space="preserve">    "Name": ["Alice", "Bob", "Alice", "David", "Nyang", "Frank"],</w:t>
+      </w:r>
+    </w:p>
+    <w:p>
+      <w:pPr>
+        <w:tabs>
+          <w:tab w:val="left" w:pos="719"/>
+        </w:tabs>
+        <w:spacing w:before="45"/>
+        <w:rPr>
+          <w:sz w:val="24"/>
+        </w:rPr>
+      </w:pPr>
+      <w:r>
+        <w:rPr>
+          <w:sz w:val="24"/>
+        </w:rPr>
+        <w:t xml:space="preserve">    "Age": [25.0, </w:t>
+      </w:r>
+      <w:proofErr w:type="spellStart"/>
+      <w:r>
+        <w:rPr>
+          <w:sz w:val="24"/>
+        </w:rPr>
+        <w:t>np.nan</w:t>
+      </w:r>
+      <w:proofErr w:type="spellEnd"/>
+      <w:r>
+        <w:rPr>
+          <w:sz w:val="24"/>
+        </w:rPr>
+        <w:t>, 25.0, 17.0, 30.9, 999.0],</w:t>
+      </w:r>
+    </w:p>
+    <w:p>
+      <w:pPr>
+        <w:tabs>
+          <w:tab w:val="left" w:pos="719"/>
+        </w:tabs>
+        <w:spacing w:before="45"/>
+        <w:rPr>
+          <w:sz w:val="24"/>
+        </w:rPr>
+      </w:pPr>
+      <w:r>
+        <w:rPr>
+          <w:sz w:val="24"/>
+        </w:rPr>
+        <w:t xml:space="preserve">    "Salary": [50000.0, 60000.0, 50000.0, 45000.0, </w:t>
+      </w:r>
+      <w:proofErr w:type="spellStart"/>
+      <w:r>
+        <w:rPr>
+          <w:sz w:val="24"/>
+        </w:rPr>
+        <w:t>np.nan</w:t>
+      </w:r>
+      <w:proofErr w:type="spellEnd"/>
+      <w:r>
+        <w:rPr>
+          <w:sz w:val="24"/>
+        </w:rPr>
+        <w:t>, 70000.0],</w:t>
+      </w:r>
+    </w:p>
+    <w:p>
+      <w:pPr>
+        <w:tabs>
+          <w:tab w:val="left" w:pos="719"/>
+        </w:tabs>
+        <w:spacing w:before="45"/>
+        <w:rPr>
+          <w:sz w:val="24"/>
+        </w:rPr>
+      </w:pPr>
+      <w:r>
+        <w:rPr>
+          <w:sz w:val="24"/>
+        </w:rPr>
+        <w:t xml:space="preserve">    "Place": ["Chennai", "Delhi", "Chennai", </w:t>
+      </w:r>
+      <w:proofErr w:type="spellStart"/>
+      <w:r>
+        <w:rPr>
+          <w:sz w:val="24"/>
+        </w:rPr>
+        <w:t>np.nan</w:t>
+      </w:r>
+      <w:proofErr w:type="spellEnd"/>
+      <w:r>
+        <w:rPr>
+          <w:sz w:val="24"/>
+        </w:rPr>
+        <w:t>, "Mumbai", "Delhi"],</w:t>
+      </w:r>
+    </w:p>
+    <w:p>
+      <w:pPr>
+        <w:tabs>
+          <w:tab w:val="left" w:pos="719"/>
+        </w:tabs>
+        <w:spacing w:before="45"/>
+        <w:rPr>
+          <w:sz w:val="24"/>
+        </w:rPr>
+      </w:pPr>
+      <w:r>
+        <w:rPr>
+          <w:sz w:val="24"/>
+        </w:rPr>
+        <w:t xml:space="preserve">    "Joined": ["2021", "2026", "2021", "2019", "2022", "2023"]</w:t>
+      </w:r>
+    </w:p>
+    <w:p>
+      <w:pPr>
+        <w:tabs>
+          <w:tab w:val="left" w:pos="719"/>
+        </w:tabs>
+        <w:spacing w:before="45"/>
+        <w:rPr>
+          <w:sz w:val="24"/>
+        </w:rPr>
+      </w:pPr>
+      <w:r>
+        <w:rPr>
+          <w:sz w:val="24"/>
+        </w:rPr>
+        <w:t>})</w:t>
+      </w:r>
+    </w:p>
+    <w:p>
+      <w:pPr>
+        <w:tabs>
+          <w:tab w:val="left" w:pos="719"/>
+        </w:tabs>
+        <w:spacing w:before="45"/>
+        <w:rPr>
+          <w:sz w:val="24"/>
+        </w:rPr>
+      </w:pPr>
+    </w:p>
+    <w:p>
+      <w:pPr>
+        <w:tabs>
+          <w:tab w:val="left" w:pos="719"/>
+        </w:tabs>
+        <w:spacing w:before="45"/>
+        <w:rPr>
+          <w:sz w:val="24"/>
+        </w:rPr>
+      </w:pPr>
+      <w:proofErr w:type="gramStart"/>
+      <w:r>
+        <w:rPr>
+          <w:sz w:val="24"/>
+        </w:rPr>
+        <w:t>print(</w:t>
+      </w:r>
+      <w:proofErr w:type="gramEnd"/>
+      <w:r>
+        <w:rPr>
+          <w:sz w:val="24"/>
+        </w:rPr>
+        <w:t xml:space="preserve">"Original </w:t>
+      </w:r>
+      <w:proofErr w:type="spellStart"/>
+      <w:r>
+        <w:rPr>
+          <w:sz w:val="24"/>
+        </w:rPr>
+        <w:t>DataFrame</w:t>
+      </w:r>
+      <w:proofErr w:type="spellEnd"/>
+      <w:r>
+        <w:rPr>
+          <w:sz w:val="24"/>
+        </w:rPr>
+        <w:t>:")</w:t>
+      </w:r>
+    </w:p>
+    <w:p>
+      <w:pPr>
+        <w:tabs>
+          <w:tab w:val="left" w:pos="719"/>
+        </w:tabs>
+        <w:spacing w:before="45"/>
+        <w:rPr>
+          <w:sz w:val="24"/>
+        </w:rPr>
+      </w:pPr>
+      <w:r>
+        <w:rPr>
+          <w:sz w:val="24"/>
+        </w:rPr>
+        <w:t>print(</w:t>
+      </w:r>
+      <w:proofErr w:type="spellStart"/>
+      <w:r>
+        <w:rPr>
+          <w:sz w:val="24"/>
+        </w:rPr>
+        <w:t>df</w:t>
+      </w:r>
+      <w:proofErr w:type="spellEnd"/>
+      <w:r>
+        <w:rPr>
+          <w:sz w:val="24"/>
+        </w:rPr>
+        <w:t>)</w:t>
+      </w:r>
+    </w:p>
+    <w:p>
+      <w:pPr>
+        <w:tabs>
+          <w:tab w:val="left" w:pos="719"/>
+        </w:tabs>
+        <w:spacing w:before="45"/>
+        <w:rPr>
+          <w:sz w:val="24"/>
+        </w:rPr>
+      </w:pPr>
+    </w:p>
+    <w:p>
+      <w:pPr>
+        <w:tabs>
+          <w:tab w:val="left" w:pos="719"/>
+        </w:tabs>
+        <w:spacing w:before="45"/>
+        <w:rPr>
+          <w:sz w:val="24"/>
+        </w:rPr>
+      </w:pPr>
+      <w:r>
+        <w:rPr>
+          <w:sz w:val="24"/>
+        </w:rPr>
+        <w:t># Drop rows with any null values</w:t>
+      </w:r>
+    </w:p>
+    <w:p>
+      <w:pPr>
+        <w:tabs>
+          <w:tab w:val="left" w:pos="719"/>
+        </w:tabs>
+        <w:spacing w:before="45"/>
+        <w:rPr>
+          <w:sz w:val="24"/>
+        </w:rPr>
+      </w:pPr>
+      <w:proofErr w:type="gramStart"/>
+      <w:r>
+        <w:rPr>
+          <w:sz w:val="24"/>
+        </w:rPr>
+        <w:t>print(</w:t>
+      </w:r>
+      <w:proofErr w:type="gramEnd"/>
+      <w:r>
+        <w:rPr>
+          <w:sz w:val="24"/>
+        </w:rPr>
+        <w:t>"\</w:t>
+      </w:r>
+      <w:proofErr w:type="spellStart"/>
+      <w:r>
+        <w:rPr>
+          <w:sz w:val="24"/>
+        </w:rPr>
+        <w:t>nDrop</w:t>
+      </w:r>
+      <w:proofErr w:type="spellEnd"/>
+      <w:r>
+        <w:rPr>
+          <w:sz w:val="24"/>
+        </w:rPr>
+        <w:t xml:space="preserve"> rows with any null values:")</w:t>
+      </w:r>
+    </w:p>
+    <w:p>
+      <w:pPr>
+        <w:tabs>
+          <w:tab w:val="left" w:pos="719"/>
+        </w:tabs>
+        <w:spacing w:before="45"/>
+        <w:rPr>
+          <w:sz w:val="24"/>
+        </w:rPr>
+      </w:pPr>
+      <w:r>
+        <w:rPr>
+          <w:sz w:val="24"/>
+        </w:rPr>
+        <w:t>print(</w:t>
+      </w:r>
+      <w:proofErr w:type="spellStart"/>
+      <w:proofErr w:type="gramStart"/>
+      <w:r>
+        <w:rPr>
+          <w:sz w:val="24"/>
+        </w:rPr>
+        <w:t>df.dropna</w:t>
+      </w:r>
+      <w:proofErr w:type="spellEnd"/>
+      <w:proofErr w:type="gramEnd"/>
+      <w:r>
+        <w:rPr>
+          <w:sz w:val="24"/>
+        </w:rPr>
+        <w:t>())</w:t>
+      </w:r>
+    </w:p>
+    <w:p>
+      <w:pPr>
+        <w:tabs>
+          <w:tab w:val="left" w:pos="719"/>
+        </w:tabs>
+        <w:spacing w:before="45"/>
+        <w:rPr>
+          <w:sz w:val="24"/>
+        </w:rPr>
+      </w:pPr>
+    </w:p>
+    <w:p>
+      <w:pPr>
+        <w:tabs>
+          <w:tab w:val="left" w:pos="719"/>
+        </w:tabs>
+        <w:spacing w:before="45"/>
+        <w:rPr>
+          <w:sz w:val="24"/>
+        </w:rPr>
+      </w:pPr>
+      <w:r>
+        <w:rPr>
+          <w:sz w:val="24"/>
+        </w:rPr>
+        <w:t># Drop rows where all values are null</w:t>
+      </w:r>
+    </w:p>
+    <w:p>
+      <w:pPr>
+        <w:tabs>
+          <w:tab w:val="left" w:pos="719"/>
+        </w:tabs>
+        <w:spacing w:before="45"/>
+        <w:rPr>
+          <w:sz w:val="24"/>
+        </w:rPr>
+      </w:pPr>
+      <w:proofErr w:type="gramStart"/>
+      <w:r>
+        <w:rPr>
+          <w:sz w:val="24"/>
+        </w:rPr>
+        <w:t>print(</w:t>
+      </w:r>
+      <w:proofErr w:type="gramEnd"/>
+      <w:r>
+        <w:rPr>
+          <w:sz w:val="24"/>
+        </w:rPr>
+        <w:t>"\</w:t>
+      </w:r>
+      <w:proofErr w:type="spellStart"/>
+      <w:r>
+        <w:rPr>
+          <w:sz w:val="24"/>
+        </w:rPr>
+        <w:t>nDrop</w:t>
+      </w:r>
+      <w:proofErr w:type="spellEnd"/>
+      <w:r>
+        <w:rPr>
+          <w:sz w:val="24"/>
+        </w:rPr>
+        <w:t xml:space="preserve"> rows where all values are null:")</w:t>
+      </w:r>
+    </w:p>
+    <w:p>
+      <w:pPr>
+        <w:tabs>
+          <w:tab w:val="left" w:pos="719"/>
+        </w:tabs>
+        <w:spacing w:before="45"/>
+        <w:rPr>
+          <w:sz w:val="24"/>
+        </w:rPr>
+      </w:pPr>
+      <w:r>
+        <w:rPr>
+          <w:sz w:val="24"/>
+        </w:rPr>
+        <w:t>print(</w:t>
+      </w:r>
+      <w:proofErr w:type="spellStart"/>
+      <w:proofErr w:type="gramStart"/>
+      <w:r>
+        <w:rPr>
+          <w:sz w:val="24"/>
+        </w:rPr>
+        <w:t>df.dropna</w:t>
+      </w:r>
+      <w:proofErr w:type="spellEnd"/>
+      <w:proofErr w:type="gramEnd"/>
+      <w:r>
+        <w:rPr>
+          <w:sz w:val="24"/>
+        </w:rPr>
+        <w:t>(how="all"))</w:t>
+      </w:r>
+    </w:p>
+    <w:p>
+      <w:pPr>
+        <w:tabs>
+          <w:tab w:val="left" w:pos="719"/>
+        </w:tabs>
+        <w:spacing w:before="45"/>
+        <w:rPr>
+          <w:sz w:val="24"/>
+        </w:rPr>
+      </w:pPr>
+    </w:p>
+    <w:p>
+      <w:pPr>
+        <w:tabs>
+          <w:tab w:val="left" w:pos="719"/>
+        </w:tabs>
+        <w:spacing w:before="45"/>
+        <w:rPr>
+          <w:sz w:val="24"/>
+        </w:rPr>
+      </w:pPr>
+      <w:r>
+        <w:rPr>
+          <w:sz w:val="24"/>
+        </w:rPr>
+        <w:t># Keep rows with at least 4 non-null values</w:t>
+      </w:r>
+    </w:p>
+    <w:p>
+      <w:pPr>
+        <w:tabs>
+          <w:tab w:val="left" w:pos="719"/>
+        </w:tabs>
+        <w:spacing w:before="45"/>
+        <w:rPr>
+          <w:sz w:val="24"/>
+        </w:rPr>
+      </w:pPr>
+      <w:proofErr w:type="gramStart"/>
+      <w:r>
+        <w:rPr>
+          <w:sz w:val="24"/>
+        </w:rPr>
+        <w:t>print(</w:t>
+      </w:r>
+      <w:proofErr w:type="gramEnd"/>
+      <w:r>
+        <w:rPr>
+          <w:sz w:val="24"/>
+        </w:rPr>
+        <w:t>"\</w:t>
+      </w:r>
+      <w:proofErr w:type="spellStart"/>
+      <w:r>
+        <w:rPr>
+          <w:sz w:val="24"/>
+        </w:rPr>
+        <w:t>nRows</w:t>
+      </w:r>
+      <w:proofErr w:type="spellEnd"/>
+      <w:r>
+        <w:rPr>
+          <w:sz w:val="24"/>
+        </w:rPr>
+        <w:t xml:space="preserve"> with at least 4 non-null values:")</w:t>
+      </w:r>
+    </w:p>
+    <w:p>
+      <w:pPr>
+        <w:tabs>
+          <w:tab w:val="left" w:pos="719"/>
+        </w:tabs>
+        <w:spacing w:before="45"/>
+        <w:rPr>
+          <w:sz w:val="24"/>
+        </w:rPr>
+      </w:pPr>
+      <w:r>
+        <w:rPr>
+          <w:sz w:val="24"/>
+        </w:rPr>
+        <w:t>print(</w:t>
+      </w:r>
+      <w:proofErr w:type="spellStart"/>
+      <w:proofErr w:type="gramStart"/>
+      <w:r>
+        <w:rPr>
+          <w:sz w:val="24"/>
+        </w:rPr>
+        <w:t>df.dropna</w:t>
+      </w:r>
+      <w:proofErr w:type="spellEnd"/>
+      <w:proofErr w:type="gramEnd"/>
+      <w:r>
+        <w:rPr>
+          <w:sz w:val="24"/>
+        </w:rPr>
+        <w:t>(thresh=4))</w:t>
+      </w:r>
+    </w:p>
+    <w:p>
+      <w:pPr>
+        <w:tabs>
+          <w:tab w:val="left" w:pos="719"/>
+        </w:tabs>
+        <w:spacing w:before="45"/>
+        <w:rPr>
+          <w:sz w:val="24"/>
+        </w:rPr>
+      </w:pPr>
+    </w:p>
+    <w:p>
+      <w:pPr>
+        <w:tabs>
+          <w:tab w:val="left" w:pos="719"/>
+        </w:tabs>
+        <w:spacing w:before="45"/>
+        <w:rPr>
+          <w:sz w:val="24"/>
+        </w:rPr>
+      </w:pPr>
+      <w:r>
+        <w:rPr>
+          <w:sz w:val="24"/>
+        </w:rPr>
+        <w:t># Drop rows where Name or Salary is null</w:t>
+      </w:r>
+    </w:p>
+    <w:p>
+      <w:pPr>
+        <w:tabs>
+          <w:tab w:val="left" w:pos="719"/>
+        </w:tabs>
+        <w:spacing w:before="45"/>
+        <w:rPr>
+          <w:sz w:val="24"/>
+        </w:rPr>
+      </w:pPr>
+      <w:proofErr w:type="gramStart"/>
+      <w:r>
+        <w:rPr>
+          <w:sz w:val="24"/>
+        </w:rPr>
+        <w:t>print(</w:t>
+      </w:r>
+      <w:proofErr w:type="gramEnd"/>
+      <w:r>
+        <w:rPr>
+          <w:sz w:val="24"/>
+        </w:rPr>
+        <w:t>"\</w:t>
+      </w:r>
+      <w:proofErr w:type="spellStart"/>
+      <w:r>
+        <w:rPr>
+          <w:sz w:val="24"/>
+        </w:rPr>
+        <w:t>nDrop</w:t>
+      </w:r>
+      <w:proofErr w:type="spellEnd"/>
+      <w:r>
+        <w:rPr>
+          <w:sz w:val="24"/>
+        </w:rPr>
+        <w:t xml:space="preserve"> rows with null in Name or Salary:")</w:t>
+      </w:r>
+    </w:p>
+    <w:p>
+      <w:pPr>
+        <w:tabs>
+          <w:tab w:val="left" w:pos="719"/>
+        </w:tabs>
+        <w:spacing w:before="45"/>
+        <w:rPr>
+          <w:sz w:val="24"/>
+        </w:rPr>
+      </w:pPr>
+      <w:proofErr w:type="gramStart"/>
+      <w:r>
+        <w:rPr>
+          <w:sz w:val="24"/>
+        </w:rPr>
+        <w:t>print(</w:t>
+      </w:r>
+      <w:proofErr w:type="spellStart"/>
+      <w:r>
+        <w:rPr>
+          <w:sz w:val="24"/>
+        </w:rPr>
+        <w:t>df.dropna</w:t>
+      </w:r>
+      <w:proofErr w:type="spellEnd"/>
+      <w:proofErr w:type="gramEnd"/>
+      <w:r>
+        <w:rPr>
+          <w:sz w:val="24"/>
+        </w:rPr>
+        <w:t>(subset</w:t>
+      </w:r>
+      <w:proofErr w:type="gramStart"/>
+      <w:r>
+        <w:rPr>
+          <w:sz w:val="24"/>
+        </w:rPr>
+        <w:t>=[</w:t>
+      </w:r>
+      <w:proofErr w:type="gramEnd"/>
+      <w:r>
+        <w:rPr>
+          <w:sz w:val="24"/>
+        </w:rPr>
+        <w:t>"Name", "Salary"]))</w:t>
+      </w:r>
+    </w:p>
+    <w:p>
+      <w:pPr>
+        <w:tabs>
+          <w:tab w:val="left" w:pos="719"/>
+        </w:tabs>
+        <w:spacing w:before="45"/>
+        <w:rPr>
+          <w:sz w:val="24"/>
+        </w:rPr>
+      </w:pPr>
+    </w:p>
+    <w:p>
+      <w:pPr>
+        <w:tabs>
+          <w:tab w:val="left" w:pos="719"/>
+        </w:tabs>
+        <w:spacing w:before="45"/>
+        <w:rPr>
+          <w:sz w:val="24"/>
+        </w:rPr>
+      </w:pPr>
+      <w:r>
+        <w:rPr>
+          <w:sz w:val="24"/>
+        </w:rPr>
+        <w:t># Check duplicates</w:t>
+      </w:r>
+    </w:p>
+    <w:p>
+      <w:pPr>
+        <w:tabs>
+          <w:tab w:val="left" w:pos="719"/>
+        </w:tabs>
+        <w:spacing w:before="45"/>
+        <w:rPr>
+          <w:sz w:val="24"/>
+        </w:rPr>
+      </w:pPr>
+      <w:proofErr w:type="gramStart"/>
+      <w:r>
+        <w:rPr>
+          <w:sz w:val="24"/>
+        </w:rPr>
+        <w:t>print(</w:t>
+      </w:r>
+      <w:proofErr w:type="gramEnd"/>
+      <w:r>
+        <w:rPr>
+          <w:sz w:val="24"/>
+        </w:rPr>
+        <w:t>"\</w:t>
+      </w:r>
+      <w:proofErr w:type="spellStart"/>
+      <w:r>
+        <w:rPr>
+          <w:sz w:val="24"/>
+        </w:rPr>
+        <w:t>nDuplicate</w:t>
+      </w:r>
+      <w:proofErr w:type="spellEnd"/>
+      <w:r>
+        <w:rPr>
+          <w:sz w:val="24"/>
+        </w:rPr>
+        <w:t xml:space="preserve"> rows:")</w:t>
+      </w:r>
+    </w:p>
+    <w:p>
+      <w:pPr>
+        <w:tabs>
+          <w:tab w:val="left" w:pos="719"/>
+        </w:tabs>
+        <w:spacing w:before="45"/>
+        <w:rPr>
+          <w:sz w:val="24"/>
+        </w:rPr>
+      </w:pPr>
+      <w:r>
+        <w:rPr>
+          <w:sz w:val="24"/>
+        </w:rPr>
+        <w:t>print(</w:t>
+      </w:r>
+      <w:proofErr w:type="spellStart"/>
+      <w:proofErr w:type="gramStart"/>
+      <w:r>
+        <w:rPr>
+          <w:sz w:val="24"/>
+        </w:rPr>
+        <w:t>df.duplicated</w:t>
+      </w:r>
+      <w:proofErr w:type="spellEnd"/>
+      <w:proofErr w:type="gramEnd"/>
+      <w:r>
+        <w:rPr>
+          <w:sz w:val="24"/>
+        </w:rPr>
+        <w:t>())</w:t>
+      </w:r>
+    </w:p>
+    <w:p>
+      <w:pPr>
+        <w:tabs>
+          <w:tab w:val="left" w:pos="719"/>
+        </w:tabs>
+        <w:spacing w:before="45"/>
+        <w:rPr>
+          <w:sz w:val="24"/>
+        </w:rPr>
+      </w:pPr>
+    </w:p>
+    <w:p>
+      <w:pPr>
+        <w:tabs>
+          <w:tab w:val="left" w:pos="719"/>
+        </w:tabs>
+        <w:spacing w:before="45"/>
+        <w:rPr>
+          <w:sz w:val="24"/>
+        </w:rPr>
+      </w:pPr>
+      <w:proofErr w:type="gramStart"/>
+      <w:r>
+        <w:rPr>
+          <w:sz w:val="24"/>
+        </w:rPr>
+        <w:t>print(</w:t>
+      </w:r>
+      <w:proofErr w:type="gramEnd"/>
+      <w:r>
+        <w:rPr>
+          <w:sz w:val="24"/>
+        </w:rPr>
+        <w:t>"\</w:t>
+      </w:r>
+      <w:proofErr w:type="spellStart"/>
+      <w:r>
+        <w:rPr>
+          <w:sz w:val="24"/>
+        </w:rPr>
+        <w:t>nNumber</w:t>
+      </w:r>
+      <w:proofErr w:type="spellEnd"/>
+      <w:r>
+        <w:rPr>
+          <w:sz w:val="24"/>
+        </w:rPr>
+        <w:t xml:space="preserve"> of duplicate rows:")</w:t>
+      </w:r>
+    </w:p>
+    <w:p>
+      <w:pPr>
+        <w:tabs>
+          <w:tab w:val="left" w:pos="719"/>
+        </w:tabs>
+        <w:spacing w:before="45"/>
+        <w:rPr>
+          <w:sz w:val="24"/>
+        </w:rPr>
+      </w:pPr>
+      <w:r>
+        <w:rPr>
+          <w:sz w:val="24"/>
+        </w:rPr>
+        <w:t>print(</w:t>
+      </w:r>
+      <w:proofErr w:type="spellStart"/>
+      <w:proofErr w:type="gramStart"/>
+      <w:r>
+        <w:rPr>
+          <w:sz w:val="24"/>
+        </w:rPr>
+        <w:t>df.duplicated</w:t>
+      </w:r>
+      <w:proofErr w:type="spellEnd"/>
+      <w:proofErr w:type="gramEnd"/>
+      <w:r>
+        <w:rPr>
+          <w:sz w:val="24"/>
+        </w:rPr>
+        <w:t>(</w:t>
+      </w:r>
+      <w:proofErr w:type="gramStart"/>
+      <w:r>
+        <w:rPr>
+          <w:sz w:val="24"/>
+        </w:rPr>
+        <w:t>).sum</w:t>
+      </w:r>
+      <w:proofErr w:type="gramEnd"/>
+      <w:r>
+        <w:rPr>
+          <w:sz w:val="24"/>
+        </w:rPr>
+        <w:t>())</w:t>
+      </w:r>
+    </w:p>
+    <w:p>
+      <w:pPr>
+        <w:tabs>
+          <w:tab w:val="left" w:pos="719"/>
+        </w:tabs>
+        <w:spacing w:before="45"/>
+        <w:rPr>
+          <w:sz w:val="24"/>
+        </w:rPr>
+      </w:pPr>
+    </w:p>
+    <w:p>
+      <w:pPr>
+        <w:tabs>
+          <w:tab w:val="left" w:pos="719"/>
+        </w:tabs>
+        <w:spacing w:before="45"/>
+        <w:rPr>
+          <w:sz w:val="24"/>
+        </w:rPr>
+      </w:pPr>
+      <w:r>
+        <w:rPr>
+          <w:sz w:val="24"/>
+        </w:rPr>
+        <w:t># Display duplicate rows</w:t>
+      </w:r>
+    </w:p>
+    <w:p>
+      <w:pPr>
+        <w:tabs>
+          <w:tab w:val="left" w:pos="719"/>
+        </w:tabs>
+        <w:spacing w:before="45"/>
+        <w:rPr>
+          <w:sz w:val="24"/>
+        </w:rPr>
+      </w:pPr>
+      <w:proofErr w:type="gramStart"/>
+      <w:r>
+        <w:rPr>
+          <w:sz w:val="24"/>
+        </w:rPr>
+        <w:t>print(</w:t>
+      </w:r>
+      <w:proofErr w:type="gramEnd"/>
+      <w:r>
+        <w:rPr>
+          <w:sz w:val="24"/>
+        </w:rPr>
+        <w:t>"\</w:t>
+      </w:r>
+      <w:proofErr w:type="spellStart"/>
+      <w:r>
+        <w:rPr>
+          <w:sz w:val="24"/>
+        </w:rPr>
+        <w:t>nAll</w:t>
+      </w:r>
+      <w:proofErr w:type="spellEnd"/>
+      <w:r>
+        <w:rPr>
+          <w:sz w:val="24"/>
+        </w:rPr>
+        <w:t xml:space="preserve"> duplicate rows:")</w:t>
+      </w:r>
+    </w:p>
+    <w:p>
+      <w:pPr>
+        <w:tabs>
+          <w:tab w:val="left" w:pos="719"/>
+        </w:tabs>
+        <w:spacing w:before="45"/>
+        <w:rPr>
+          <w:sz w:val="24"/>
+        </w:rPr>
+      </w:pPr>
+      <w:r>
+        <w:rPr>
+          <w:sz w:val="24"/>
+        </w:rPr>
+        <w:t>print(</w:t>
+      </w:r>
+      <w:proofErr w:type="spellStart"/>
+      <w:r>
+        <w:rPr>
+          <w:sz w:val="24"/>
+        </w:rPr>
+        <w:t>df</w:t>
+      </w:r>
+      <w:proofErr w:type="spellEnd"/>
+      <w:r>
+        <w:rPr>
+          <w:sz w:val="24"/>
+        </w:rPr>
+        <w:t>[</w:t>
+      </w:r>
+      <w:proofErr w:type="spellStart"/>
+      <w:proofErr w:type="gramStart"/>
+      <w:r>
+        <w:rPr>
+          <w:sz w:val="24"/>
+        </w:rPr>
+        <w:t>df.duplicated</w:t>
+      </w:r>
+      <w:proofErr w:type="spellEnd"/>
+      <w:proofErr w:type="gramEnd"/>
+      <w:r>
+        <w:rPr>
+          <w:sz w:val="24"/>
+        </w:rPr>
+        <w:t>(keep=False)])</w:t>
+      </w:r>
+    </w:p>
+    <w:p>
+      <w:pPr>
+        <w:tabs>
+          <w:tab w:val="left" w:pos="719"/>
+        </w:tabs>
+        <w:spacing w:before="45"/>
+        <w:rPr>
+          <w:sz w:val="24"/>
+        </w:rPr>
+      </w:pPr>
+    </w:p>
+    <w:p>
+      <w:pPr>
+        <w:tabs>
+          <w:tab w:val="left" w:pos="719"/>
+        </w:tabs>
+        <w:spacing w:before="45"/>
+        <w:rPr>
+          <w:sz w:val="24"/>
+        </w:rPr>
+      </w:pPr>
+      <w:r>
+        <w:rPr>
+          <w:sz w:val="24"/>
+        </w:rPr>
+        <w:t># Remove duplicates</w:t>
+      </w:r>
+    </w:p>
+    <w:p>
+      <w:pPr>
+        <w:tabs>
+          <w:tab w:val="left" w:pos="719"/>
+        </w:tabs>
+        <w:spacing w:before="45"/>
+        <w:rPr>
+          <w:sz w:val="24"/>
+        </w:rPr>
+      </w:pPr>
+      <w:proofErr w:type="spellStart"/>
+      <w:r>
+        <w:rPr>
+          <w:sz w:val="24"/>
+        </w:rPr>
+        <w:t>df_clean</w:t>
+      </w:r>
+      <w:proofErr w:type="spellEnd"/>
+      <w:r>
+        <w:rPr>
+          <w:sz w:val="24"/>
+        </w:rPr>
+        <w:t xml:space="preserve"> = </w:t>
+      </w:r>
+      <w:proofErr w:type="spellStart"/>
+      <w:proofErr w:type="gramStart"/>
+      <w:r>
+        <w:rPr>
+          <w:sz w:val="24"/>
+        </w:rPr>
+        <w:t>df.drop</w:t>
+      </w:r>
+      <w:proofErr w:type="gramEnd"/>
+      <w:r>
+        <w:rPr>
+          <w:sz w:val="24"/>
+        </w:rPr>
+        <w:t>_</w:t>
+      </w:r>
+      <w:proofErr w:type="gramStart"/>
+      <w:r>
+        <w:rPr>
+          <w:sz w:val="24"/>
+        </w:rPr>
+        <w:t>duplicates</w:t>
+      </w:r>
+      <w:proofErr w:type="spellEnd"/>
+      <w:r>
+        <w:rPr>
+          <w:sz w:val="24"/>
+        </w:rPr>
+        <w:t>(</w:t>
+      </w:r>
+      <w:proofErr w:type="gramEnd"/>
+      <w:r>
+        <w:rPr>
+          <w:sz w:val="24"/>
+        </w:rPr>
+        <w:t>)</w:t>
+      </w:r>
+    </w:p>
+    <w:p>
+      <w:pPr>
+        <w:tabs>
+          <w:tab w:val="left" w:pos="719"/>
+        </w:tabs>
+        <w:spacing w:before="45"/>
+        <w:rPr>
+          <w:sz w:val="24"/>
+        </w:rPr>
+      </w:pPr>
+    </w:p>
+    <w:p>
+      <w:pPr>
+        <w:tabs>
+          <w:tab w:val="left" w:pos="719"/>
+        </w:tabs>
+        <w:spacing w:before="45"/>
+        <w:rPr>
+          <w:sz w:val="24"/>
+        </w:rPr>
+      </w:pPr>
+      <w:proofErr w:type="gramStart"/>
+      <w:r>
+        <w:rPr>
+          <w:sz w:val="24"/>
+        </w:rPr>
+        <w:t>print(</w:t>
+      </w:r>
+      <w:proofErr w:type="gramEnd"/>
+      <w:r>
+        <w:rPr>
+          <w:sz w:val="24"/>
+        </w:rPr>
+        <w:t>"\</w:t>
+      </w:r>
+      <w:proofErr w:type="spellStart"/>
+      <w:r>
+        <w:rPr>
+          <w:sz w:val="24"/>
+        </w:rPr>
+        <w:t>nDataFrame</w:t>
+      </w:r>
+      <w:proofErr w:type="spellEnd"/>
+      <w:r>
+        <w:rPr>
+          <w:sz w:val="24"/>
+        </w:rPr>
+        <w:t xml:space="preserve"> after removing duplicates:")</w:t>
+      </w:r>
+    </w:p>
+    <w:p>
+      <w:pPr>
+        <w:tabs>
+          <w:tab w:val="left" w:pos="719"/>
+        </w:tabs>
+        <w:spacing w:before="45"/>
+        <w:rPr>
+          <w:sz w:val="24"/>
+        </w:rPr>
+      </w:pPr>
+      <w:r>
+        <w:rPr>
+          <w:sz w:val="24"/>
+        </w:rPr>
+        <w:t>print(</w:t>
+      </w:r>
+      <w:proofErr w:type="spellStart"/>
+      <w:r>
+        <w:rPr>
+          <w:sz w:val="24"/>
+        </w:rPr>
+        <w:t>df_clean</w:t>
+      </w:r>
+      <w:proofErr w:type="spellEnd"/>
+      <w:r>
+        <w:rPr>
+          <w:sz w:val="24"/>
+        </w:rPr>
+        <w:t>)</w:t>
+      </w:r>
+    </w:p>
+    <w:p>
+      <w:pPr>
+        <w:tabs>
+          <w:tab w:val="left" w:pos="719"/>
+        </w:tabs>
+        <w:spacing w:before="45"/>
+        <w:rPr>
+          <w:sz w:val="24"/>
+        </w:rPr>
+      </w:pPr>
+    </w:p>
+    <w:p>
+      <w:pPr>
+        <w:tabs>
+          <w:tab w:val="left" w:pos="719"/>
+        </w:tabs>
+        <w:spacing w:before="45"/>
+        <w:rPr>
+          <w:sz w:val="24"/>
+        </w:rPr>
+      </w:pPr>
+      <w:proofErr w:type="gramStart"/>
+      <w:r>
+        <w:rPr>
+          <w:sz w:val="24"/>
+        </w:rPr>
+        <w:t>print(</w:t>
+      </w:r>
+      <w:proofErr w:type="gramEnd"/>
+      <w:r>
+        <w:rPr>
+          <w:sz w:val="24"/>
+        </w:rPr>
+        <w:t>"\</w:t>
+      </w:r>
+      <w:proofErr w:type="spellStart"/>
+      <w:r>
+        <w:rPr>
+          <w:sz w:val="24"/>
+        </w:rPr>
+        <w:t>nShape</w:t>
+      </w:r>
+      <w:proofErr w:type="spellEnd"/>
+      <w:r>
+        <w:rPr>
+          <w:sz w:val="24"/>
+        </w:rPr>
+        <w:t xml:space="preserve"> after removing duplicates:")</w:t>
+      </w:r>
+    </w:p>
+    <w:p>
+      <w:pPr>
+        <w:tabs>
+          <w:tab w:val="left" w:pos="719"/>
+        </w:tabs>
+        <w:spacing w:before="45"/>
+        <w:rPr>
+          <w:sz w:val="24"/>
+        </w:rPr>
+      </w:pPr>
+      <w:r>
+        <w:rPr>
+          <w:sz w:val="24"/>
+        </w:rPr>
+        <w:t>print(</w:t>
+      </w:r>
+      <w:proofErr w:type="spellStart"/>
+      <w:r>
+        <w:rPr>
+          <w:sz w:val="24"/>
+        </w:rPr>
+        <w:t>df_</w:t>
+      </w:r>
+      <w:proofErr w:type="gramStart"/>
+      <w:r>
+        <w:rPr>
+          <w:sz w:val="24"/>
+        </w:rPr>
+        <w:t>clean.shape</w:t>
+      </w:r>
+      <w:proofErr w:type="spellEnd"/>
+      <w:proofErr w:type="gramEnd"/>
+      <w:r>
+        <w:rPr>
+          <w:sz w:val="24"/>
+        </w:rPr>
+        <w:t>)</w:t>
+      </w:r>
+    </w:p>
+    <w:p>
+      <w:pPr>
+        <w:tabs>
+          <w:tab w:val="left" w:pos="719"/>
+        </w:tabs>
+        <w:spacing w:before="45"/>
+        <w:rPr>
+          <w:sz w:val="24"/>
+        </w:rPr>
+      </w:pPr>
+    </w:p>
+    <w:p>
+      <w:pPr>
+        <w:tabs>
+          <w:tab w:val="left" w:pos="719"/>
+        </w:tabs>
+        <w:spacing w:before="45"/>
+        <w:rPr>
+          <w:sz w:val="24"/>
+        </w:rPr>
+      </w:pPr>
+      <w:r>
+        <w:rPr>
+          <w:sz w:val="24"/>
+        </w:rPr>
+        <w:t># Remove duplicates based on Name and Age</w:t>
+      </w:r>
+    </w:p>
+    <w:p>
+      <w:pPr>
+        <w:tabs>
+          <w:tab w:val="left" w:pos="719"/>
+        </w:tabs>
+        <w:spacing w:before="45"/>
+        <w:rPr>
+          <w:sz w:val="24"/>
+        </w:rPr>
+      </w:pPr>
+      <w:proofErr w:type="spellStart"/>
+      <w:proofErr w:type="gramStart"/>
+      <w:r>
+        <w:rPr>
+          <w:sz w:val="24"/>
+        </w:rPr>
+        <w:t>df.drop</w:t>
+      </w:r>
+      <w:proofErr w:type="gramEnd"/>
+      <w:r>
+        <w:rPr>
+          <w:sz w:val="24"/>
+        </w:rPr>
+        <w:t>_</w:t>
+      </w:r>
+      <w:proofErr w:type="gramStart"/>
+      <w:r>
+        <w:rPr>
+          <w:sz w:val="24"/>
+        </w:rPr>
+        <w:t>duplicates</w:t>
+      </w:r>
+      <w:proofErr w:type="spellEnd"/>
+      <w:r>
+        <w:rPr>
+          <w:sz w:val="24"/>
+        </w:rPr>
+        <w:t>(</w:t>
+      </w:r>
+      <w:proofErr w:type="gramEnd"/>
+    </w:p>
+    <w:p>
+      <w:pPr>
+        <w:tabs>
+          <w:tab w:val="left" w:pos="719"/>
+        </w:tabs>
+        <w:spacing w:before="45"/>
+        <w:rPr>
+          <w:sz w:val="24"/>
+        </w:rPr>
+      </w:pPr>
+      <w:r>
+        <w:rPr>
+          <w:sz w:val="24"/>
+        </w:rPr>
+        <w:t xml:space="preserve">    subset</w:t>
+      </w:r>
+      <w:proofErr w:type="gramStart"/>
+      <w:r>
+        <w:rPr>
+          <w:sz w:val="24"/>
+        </w:rPr>
+        <w:t>=[</w:t>
+      </w:r>
+      <w:proofErr w:type="gramEnd"/>
+      <w:r>
+        <w:rPr>
+          <w:sz w:val="24"/>
+        </w:rPr>
+        <w:t>"Name", "Age"],</w:t>
+      </w:r>
+    </w:p>
+    <w:p>
+      <w:pPr>
+        <w:tabs>
+          <w:tab w:val="left" w:pos="719"/>
+        </w:tabs>
+        <w:spacing w:before="45"/>
+        <w:rPr>
+          <w:sz w:val="24"/>
+        </w:rPr>
+      </w:pPr>
+      <w:r>
+        <w:rPr>
+          <w:sz w:val="24"/>
+        </w:rPr>
+        <w:t xml:space="preserve">    keep="last",</w:t>
+      </w:r>
+    </w:p>
+    <w:p>
+      <w:pPr>
+        <w:tabs>
+          <w:tab w:val="left" w:pos="719"/>
+        </w:tabs>
+        <w:spacing w:before="45"/>
+        <w:rPr>
+          <w:sz w:val="24"/>
+        </w:rPr>
+      </w:pPr>
+      <w:r>
+        <w:rPr>
+          <w:sz w:val="24"/>
+        </w:rPr>
+        <w:t xml:space="preserve">    </w:t>
+      </w:r>
+      <w:proofErr w:type="spellStart"/>
+      <w:r>
+        <w:rPr>
+          <w:sz w:val="24"/>
+        </w:rPr>
+        <w:t>inplace</w:t>
+      </w:r>
+      <w:proofErr w:type="spellEnd"/>
+      <w:r>
+        <w:rPr>
+          <w:sz w:val="24"/>
+        </w:rPr>
+        <w:t>=True</w:t>
+      </w:r>
+    </w:p>
+    <w:p>
+      <w:pPr>
+        <w:tabs>
+          <w:tab w:val="left" w:pos="719"/>
+        </w:tabs>
+        <w:spacing w:before="45"/>
+        <w:rPr>
+          <w:sz w:val="24"/>
+        </w:rPr>
+      </w:pPr>
+      <w:r>
+        <w:rPr>
+          <w:sz w:val="24"/>
+        </w:rPr>
+        <w:t>)</w:t>
+      </w:r>
+    </w:p>
+    <w:p>
+      <w:pPr>
+        <w:tabs>
+          <w:tab w:val="left" w:pos="719"/>
+        </w:tabs>
+        <w:spacing w:before="45"/>
+        <w:rPr>
+          <w:sz w:val="24"/>
+        </w:rPr>
+      </w:pPr>
+    </w:p>
+    <w:p>
+      <w:pPr>
+        <w:tabs>
+          <w:tab w:val="left" w:pos="719"/>
+        </w:tabs>
+        <w:spacing w:before="45"/>
+        <w:rPr>
+          <w:sz w:val="24"/>
+        </w:rPr>
+      </w:pPr>
+      <w:proofErr w:type="gramStart"/>
+      <w:r>
+        <w:rPr>
+          <w:sz w:val="24"/>
+        </w:rPr>
+        <w:t>print(</w:t>
+      </w:r>
+      <w:proofErr w:type="gramEnd"/>
+      <w:r>
+        <w:rPr>
+          <w:sz w:val="24"/>
+        </w:rPr>
+        <w:t>"\</w:t>
+      </w:r>
+      <w:proofErr w:type="spellStart"/>
+      <w:r>
+        <w:rPr>
+          <w:sz w:val="24"/>
+        </w:rPr>
+        <w:t>nAfter</w:t>
+      </w:r>
+      <w:proofErr w:type="spellEnd"/>
+      <w:r>
+        <w:rPr>
+          <w:sz w:val="24"/>
+        </w:rPr>
+        <w:t xml:space="preserve"> removing duplicates based on Name and Age:")</w:t>
+      </w:r>
+    </w:p>
+    <w:p>
+      <w:pPr>
+        <w:tabs>
+          <w:tab w:val="left" w:pos="719"/>
+        </w:tabs>
+        <w:spacing w:before="45"/>
+        <w:rPr>
+          <w:sz w:val="24"/>
+        </w:rPr>
+      </w:pPr>
+      <w:r>
+        <w:rPr>
+          <w:sz w:val="24"/>
+        </w:rPr>
+        <w:t>print(</w:t>
+      </w:r>
+      <w:proofErr w:type="spellStart"/>
+      <w:r>
+        <w:rPr>
+          <w:sz w:val="24"/>
+        </w:rPr>
+        <w:t>df</w:t>
+      </w:r>
+      <w:proofErr w:type="spellEnd"/>
+      <w:r>
+        <w:rPr>
+          <w:sz w:val="24"/>
+        </w:rPr>
+        <w:t>)</w:t>
+      </w:r>
+    </w:p>
+    <w:p>
+      <w:pPr>
+        <w:tabs>
+          <w:tab w:val="left" w:pos="719"/>
+        </w:tabs>
+        <w:spacing w:before="45"/>
+        <w:rPr>
+          <w:sz w:val="24"/>
+        </w:rPr>
+      </w:pPr>
+    </w:p>
+    <w:p>
+      <w:pPr>
+        <w:tabs>
+          <w:tab w:val="left" w:pos="719"/>
+        </w:tabs>
+        <w:spacing w:before="45"/>
+        <w:rPr>
+          <w:sz w:val="24"/>
+        </w:rPr>
+      </w:pPr>
+      <w:r>
+        <w:rPr>
+          <w:sz w:val="24"/>
+        </w:rPr>
+        <w:lastRenderedPageBreak/>
+        <w:t># Data types</w:t>
+      </w:r>
+    </w:p>
+    <w:p>
+      <w:pPr>
+        <w:tabs>
+          <w:tab w:val="left" w:pos="719"/>
+        </w:tabs>
+        <w:spacing w:before="45"/>
+        <w:rPr>
+          <w:sz w:val="24"/>
+        </w:rPr>
+      </w:pPr>
+      <w:proofErr w:type="gramStart"/>
+      <w:r>
+        <w:rPr>
+          <w:sz w:val="24"/>
+        </w:rPr>
+        <w:t>print(</w:t>
+      </w:r>
+      <w:proofErr w:type="gramEnd"/>
+      <w:r>
+        <w:rPr>
+          <w:sz w:val="24"/>
+        </w:rPr>
+        <w:t>"\</w:t>
+      </w:r>
+      <w:proofErr w:type="spellStart"/>
+      <w:r>
+        <w:rPr>
+          <w:sz w:val="24"/>
+        </w:rPr>
+        <w:t>nData</w:t>
+      </w:r>
+      <w:proofErr w:type="spellEnd"/>
+      <w:r>
+        <w:rPr>
+          <w:sz w:val="24"/>
+        </w:rPr>
+        <w:t xml:space="preserve"> Types:")</w:t>
+      </w:r>
+    </w:p>
+    <w:p>
+      <w:pPr>
+        <w:tabs>
+          <w:tab w:val="left" w:pos="719"/>
+        </w:tabs>
+        <w:spacing w:before="45"/>
+        <w:rPr>
+          <w:sz w:val="24"/>
+        </w:rPr>
+      </w:pPr>
+      <w:r>
+        <w:rPr>
+          <w:sz w:val="24"/>
+        </w:rPr>
+        <w:t>print(</w:t>
+      </w:r>
+      <w:proofErr w:type="spellStart"/>
+      <w:proofErr w:type="gramStart"/>
+      <w:r>
+        <w:rPr>
+          <w:sz w:val="24"/>
+        </w:rPr>
+        <w:t>df.dtypes</w:t>
+      </w:r>
+      <w:proofErr w:type="spellEnd"/>
+      <w:proofErr w:type="gramEnd"/>
+      <w:r>
+        <w:rPr>
+          <w:sz w:val="24"/>
+        </w:rPr>
+        <w:t>)</w:t>
+      </w:r>
+    </w:p>
+    <w:p>
+      <w:pPr>
+        <w:tabs>
+          <w:tab w:val="left" w:pos="719"/>
+        </w:tabs>
+        <w:spacing w:before="45"/>
+        <w:rPr>
+          <w:sz w:val="24"/>
+        </w:rPr>
+      </w:pPr>
+    </w:p>
+    <w:p>
+      <w:pPr>
+        <w:tabs>
+          <w:tab w:val="left" w:pos="719"/>
+        </w:tabs>
+        <w:spacing w:before="45"/>
+        <w:rPr>
+          <w:sz w:val="24"/>
+        </w:rPr>
+      </w:pPr>
+      <w:r>
+        <w:rPr>
+          <w:sz w:val="24"/>
+        </w:rPr>
+        <w:t># Fill missing Age values and convert to int</w:t>
+      </w:r>
+    </w:p>
+    <w:p>
+      <w:pPr>
+        <w:tabs>
+          <w:tab w:val="left" w:pos="719"/>
+        </w:tabs>
+        <w:spacing w:before="45"/>
+        <w:rPr>
+          <w:sz w:val="24"/>
+        </w:rPr>
+      </w:pPr>
+      <w:proofErr w:type="spellStart"/>
+      <w:r>
+        <w:rPr>
+          <w:sz w:val="24"/>
+        </w:rPr>
+        <w:t>df</w:t>
+      </w:r>
+      <w:proofErr w:type="spellEnd"/>
+      <w:r>
+        <w:rPr>
+          <w:sz w:val="24"/>
+        </w:rPr>
+        <w:t xml:space="preserve">["Age"] = </w:t>
+      </w:r>
+      <w:proofErr w:type="spellStart"/>
+      <w:r>
+        <w:rPr>
+          <w:sz w:val="24"/>
+        </w:rPr>
+        <w:t>df</w:t>
+      </w:r>
+      <w:proofErr w:type="spellEnd"/>
+      <w:r>
+        <w:rPr>
+          <w:sz w:val="24"/>
+        </w:rPr>
+        <w:t>["Age"</w:t>
+      </w:r>
+      <w:proofErr w:type="gramStart"/>
+      <w:r>
+        <w:rPr>
+          <w:sz w:val="24"/>
+        </w:rPr>
+        <w:t>].</w:t>
+      </w:r>
+      <w:proofErr w:type="spellStart"/>
+      <w:r>
+        <w:rPr>
+          <w:sz w:val="24"/>
+        </w:rPr>
+        <w:t>fillna</w:t>
+      </w:r>
+      <w:proofErr w:type="spellEnd"/>
+      <w:proofErr w:type="gramEnd"/>
+      <w:r>
+        <w:rPr>
+          <w:sz w:val="24"/>
+        </w:rPr>
+        <w:t>(0</w:t>
+      </w:r>
+      <w:proofErr w:type="gramStart"/>
+      <w:r>
+        <w:rPr>
+          <w:sz w:val="24"/>
+        </w:rPr>
+        <w:t>).</w:t>
+      </w:r>
+      <w:proofErr w:type="spellStart"/>
+      <w:r>
+        <w:rPr>
+          <w:sz w:val="24"/>
+        </w:rPr>
+        <w:t>astype</w:t>
+      </w:r>
+      <w:proofErr w:type="spellEnd"/>
+      <w:proofErr w:type="gramEnd"/>
+      <w:r>
+        <w:rPr>
+          <w:sz w:val="24"/>
+        </w:rPr>
+        <w:t>(int)</w:t>
+      </w:r>
+    </w:p>
+    <w:p>
+      <w:pPr>
+        <w:tabs>
+          <w:tab w:val="left" w:pos="719"/>
+        </w:tabs>
+        <w:spacing w:before="45"/>
+        <w:rPr>
+          <w:sz w:val="24"/>
+        </w:rPr>
+      </w:pPr>
+    </w:p>
+    <w:p>
+      <w:pPr>
+        <w:tabs>
+          <w:tab w:val="left" w:pos="719"/>
+        </w:tabs>
+        <w:spacing w:before="45"/>
+        <w:rPr>
+          <w:sz w:val="24"/>
+        </w:rPr>
+      </w:pPr>
+      <w:proofErr w:type="gramStart"/>
+      <w:r>
+        <w:rPr>
+          <w:sz w:val="24"/>
+        </w:rPr>
+        <w:t>print(</w:t>
+      </w:r>
+      <w:proofErr w:type="gramEnd"/>
+      <w:r>
+        <w:rPr>
+          <w:sz w:val="24"/>
+        </w:rPr>
+        <w:t>"\</w:t>
+      </w:r>
+      <w:proofErr w:type="spellStart"/>
+      <w:r>
+        <w:rPr>
+          <w:sz w:val="24"/>
+        </w:rPr>
+        <w:t>nAge</w:t>
+      </w:r>
+      <w:proofErr w:type="spellEnd"/>
+      <w:r>
+        <w:rPr>
+          <w:sz w:val="24"/>
+        </w:rPr>
+        <w:t xml:space="preserve"> column after filling nulls:")</w:t>
+      </w:r>
+    </w:p>
+    <w:p>
+      <w:pPr>
+        <w:tabs>
+          <w:tab w:val="left" w:pos="719"/>
+        </w:tabs>
+        <w:spacing w:before="45"/>
+        <w:rPr>
+          <w:sz w:val="24"/>
+        </w:rPr>
+      </w:pPr>
+      <w:r>
+        <w:rPr>
+          <w:sz w:val="24"/>
+        </w:rPr>
+        <w:t>print(</w:t>
+      </w:r>
+      <w:proofErr w:type="spellStart"/>
+      <w:r>
+        <w:rPr>
+          <w:sz w:val="24"/>
+        </w:rPr>
+        <w:t>df</w:t>
+      </w:r>
+      <w:proofErr w:type="spellEnd"/>
+      <w:r>
+        <w:rPr>
+          <w:sz w:val="24"/>
+        </w:rPr>
+        <w:t>["Age"])</w:t>
+      </w:r>
+    </w:p>
+    <w:p>
+      <w:pPr>
+        <w:tabs>
+          <w:tab w:val="left" w:pos="719"/>
+        </w:tabs>
+        <w:spacing w:before="45"/>
+        <w:rPr>
+          <w:sz w:val="24"/>
+        </w:rPr>
+      </w:pPr>
+    </w:p>
+    <w:p>
+      <w:pPr>
+        <w:tabs>
+          <w:tab w:val="left" w:pos="719"/>
+        </w:tabs>
+        <w:spacing w:before="45"/>
+        <w:rPr>
+          <w:sz w:val="24"/>
+        </w:rPr>
+      </w:pPr>
+      <w:proofErr w:type="gramStart"/>
+      <w:r>
+        <w:rPr>
+          <w:sz w:val="24"/>
+        </w:rPr>
+        <w:t>print(</w:t>
+      </w:r>
+      <w:proofErr w:type="gramEnd"/>
+      <w:r>
+        <w:rPr>
+          <w:sz w:val="24"/>
+        </w:rPr>
+        <w:t>"\</w:t>
+      </w:r>
+      <w:proofErr w:type="spellStart"/>
+      <w:r>
+        <w:rPr>
+          <w:sz w:val="24"/>
+        </w:rPr>
+        <w:t>nData</w:t>
+      </w:r>
+      <w:proofErr w:type="spellEnd"/>
+      <w:r>
+        <w:rPr>
+          <w:sz w:val="24"/>
+        </w:rPr>
+        <w:t xml:space="preserve"> Types:")</w:t>
+      </w:r>
+    </w:p>
+    <w:p>
+      <w:pPr>
+        <w:tabs>
+          <w:tab w:val="left" w:pos="719"/>
+        </w:tabs>
+        <w:spacing w:before="45"/>
+        <w:rPr>
+          <w:sz w:val="24"/>
+        </w:rPr>
+      </w:pPr>
+      <w:r>
+        <w:rPr>
+          <w:sz w:val="24"/>
+        </w:rPr>
+        <w:t>print(</w:t>
+      </w:r>
+      <w:proofErr w:type="spellStart"/>
+      <w:proofErr w:type="gramStart"/>
+      <w:r>
+        <w:rPr>
+          <w:sz w:val="24"/>
+        </w:rPr>
+        <w:t>df.dtypes</w:t>
+      </w:r>
+      <w:proofErr w:type="spellEnd"/>
+      <w:proofErr w:type="gramEnd"/>
+      <w:r>
+        <w:rPr>
+          <w:sz w:val="24"/>
+        </w:rPr>
+        <w:t>)</w:t>
+      </w:r>
+    </w:p>
+    <w:p>
+      <w:pPr>
+        <w:tabs>
+          <w:tab w:val="left" w:pos="719"/>
+        </w:tabs>
+        <w:spacing w:before="45"/>
+        <w:rPr>
+          <w:sz w:val="24"/>
+        </w:rPr>
+      </w:pPr>
+    </w:p>
+    <w:p>
+      <w:pPr>
+        <w:tabs>
+          <w:tab w:val="left" w:pos="719"/>
+        </w:tabs>
+        <w:spacing w:before="45"/>
+        <w:rPr>
+          <w:sz w:val="24"/>
+        </w:rPr>
+      </w:pPr>
+      <w:r>
+        <w:rPr>
+          <w:sz w:val="24"/>
+        </w:rPr>
+        <w:t># Convert Joined to datetime</w:t>
+      </w:r>
+    </w:p>
+    <w:p>
+      <w:pPr>
+        <w:tabs>
+          <w:tab w:val="left" w:pos="719"/>
+        </w:tabs>
+        <w:spacing w:before="45"/>
+        <w:rPr>
+          <w:sz w:val="24"/>
+        </w:rPr>
+      </w:pPr>
+      <w:proofErr w:type="spellStart"/>
+      <w:r>
+        <w:rPr>
+          <w:sz w:val="24"/>
+        </w:rPr>
+        <w:t>df</w:t>
+      </w:r>
+      <w:proofErr w:type="spellEnd"/>
+      <w:r>
+        <w:rPr>
+          <w:sz w:val="24"/>
+        </w:rPr>
+        <w:t xml:space="preserve">["Joined"] = </w:t>
+      </w:r>
+      <w:proofErr w:type="spellStart"/>
+      <w:r>
+        <w:rPr>
+          <w:sz w:val="24"/>
+        </w:rPr>
+        <w:t>pd.to_datetime</w:t>
+      </w:r>
+      <w:proofErr w:type="spellEnd"/>
+      <w:r>
+        <w:rPr>
+          <w:sz w:val="24"/>
+        </w:rPr>
+        <w:t>(</w:t>
+      </w:r>
+      <w:proofErr w:type="spellStart"/>
+      <w:r>
+        <w:rPr>
+          <w:sz w:val="24"/>
+        </w:rPr>
+        <w:t>df</w:t>
+      </w:r>
+      <w:proofErr w:type="spellEnd"/>
+      <w:r>
+        <w:rPr>
+          <w:sz w:val="24"/>
+        </w:rPr>
+        <w:t>["Joined"], format="%Y")</w:t>
+      </w:r>
+    </w:p>
+    <w:p>
+      <w:pPr>
+        <w:tabs>
+          <w:tab w:val="left" w:pos="719"/>
+        </w:tabs>
+        <w:spacing w:before="45"/>
+        <w:rPr>
+          <w:sz w:val="24"/>
+        </w:rPr>
+      </w:pPr>
+    </w:p>
+    <w:p>
+      <w:pPr>
+        <w:tabs>
+          <w:tab w:val="left" w:pos="719"/>
+        </w:tabs>
+        <w:spacing w:before="45"/>
+        <w:rPr>
+          <w:sz w:val="24"/>
+        </w:rPr>
+      </w:pPr>
+      <w:proofErr w:type="gramStart"/>
+      <w:r>
+        <w:rPr>
+          <w:sz w:val="24"/>
+        </w:rPr>
+        <w:t>print(</w:t>
+      </w:r>
+      <w:proofErr w:type="gramEnd"/>
+      <w:r>
+        <w:rPr>
+          <w:sz w:val="24"/>
+        </w:rPr>
+        <w:t>"\</w:t>
+      </w:r>
+      <w:proofErr w:type="spellStart"/>
+      <w:r>
+        <w:rPr>
+          <w:sz w:val="24"/>
+        </w:rPr>
+        <w:t>nJoined</w:t>
+      </w:r>
+      <w:proofErr w:type="spellEnd"/>
+      <w:r>
+        <w:rPr>
+          <w:sz w:val="24"/>
+        </w:rPr>
+        <w:t xml:space="preserve"> column:")</w:t>
+      </w:r>
+    </w:p>
+    <w:p>
+      <w:pPr>
+        <w:tabs>
+          <w:tab w:val="left" w:pos="719"/>
+        </w:tabs>
+        <w:spacing w:before="45"/>
+        <w:rPr>
+          <w:sz w:val="24"/>
+        </w:rPr>
+      </w:pPr>
+      <w:r>
+        <w:rPr>
+          <w:sz w:val="24"/>
+        </w:rPr>
+        <w:t>print(</w:t>
+      </w:r>
+      <w:proofErr w:type="spellStart"/>
+      <w:r>
+        <w:rPr>
+          <w:sz w:val="24"/>
+        </w:rPr>
+        <w:t>df</w:t>
+      </w:r>
+      <w:proofErr w:type="spellEnd"/>
+      <w:r>
+        <w:rPr>
+          <w:sz w:val="24"/>
+        </w:rPr>
+        <w:t>["Joined"])</w:t>
+      </w:r>
+    </w:p>
+    <w:p>
+      <w:pPr>
+        <w:tabs>
+          <w:tab w:val="left" w:pos="719"/>
+        </w:tabs>
+        <w:spacing w:before="45"/>
+        <w:rPr>
+          <w:sz w:val="24"/>
+        </w:rPr>
+      </w:pPr>
+    </w:p>
+    <w:p>
+      <w:pPr>
+        <w:tabs>
+          <w:tab w:val="left" w:pos="719"/>
+        </w:tabs>
+        <w:spacing w:before="45"/>
+        <w:rPr>
+          <w:sz w:val="24"/>
+        </w:rPr>
+      </w:pPr>
+      <w:proofErr w:type="gramStart"/>
+      <w:r>
+        <w:rPr>
+          <w:sz w:val="24"/>
+        </w:rPr>
+        <w:t>print(</w:t>
+      </w:r>
+      <w:proofErr w:type="gramEnd"/>
+      <w:r>
+        <w:rPr>
+          <w:sz w:val="24"/>
+        </w:rPr>
+        <w:t>"\</w:t>
+      </w:r>
+      <w:proofErr w:type="spellStart"/>
+      <w:r>
+        <w:rPr>
+          <w:sz w:val="24"/>
+        </w:rPr>
+        <w:t>nJoined</w:t>
+      </w:r>
+      <w:proofErr w:type="spellEnd"/>
+      <w:r>
+        <w:rPr>
+          <w:sz w:val="24"/>
+        </w:rPr>
+        <w:t xml:space="preserve"> Data Type:")</w:t>
+      </w:r>
+    </w:p>
+    <w:p>
+      <w:pPr>
+        <w:tabs>
+          <w:tab w:val="left" w:pos="719"/>
+        </w:tabs>
+        <w:spacing w:before="45"/>
+        <w:rPr>
+          <w:sz w:val="24"/>
+        </w:rPr>
+      </w:pPr>
+      <w:r>
+        <w:rPr>
+          <w:sz w:val="24"/>
+        </w:rPr>
+        <w:t>print(</w:t>
+      </w:r>
+      <w:proofErr w:type="spellStart"/>
+      <w:r>
+        <w:rPr>
+          <w:sz w:val="24"/>
+        </w:rPr>
+        <w:t>df</w:t>
+      </w:r>
+      <w:proofErr w:type="spellEnd"/>
+      <w:r>
+        <w:rPr>
+          <w:sz w:val="24"/>
+        </w:rPr>
+        <w:t>["Joined"</w:t>
+      </w:r>
+      <w:proofErr w:type="gramStart"/>
+      <w:r>
+        <w:rPr>
+          <w:sz w:val="24"/>
+        </w:rPr>
+        <w:t>].</w:t>
+      </w:r>
+      <w:proofErr w:type="spellStart"/>
+      <w:r>
+        <w:rPr>
+          <w:sz w:val="24"/>
+        </w:rPr>
+        <w:t>dtype</w:t>
+      </w:r>
+      <w:proofErr w:type="spellEnd"/>
+      <w:proofErr w:type="gramEnd"/>
+      <w:r>
+        <w:rPr>
+          <w:sz w:val="24"/>
+        </w:rPr>
+        <w:t>)</w:t>
+      </w:r>
+    </w:p>
+    <w:p>
+      <w:pPr>
+        <w:tabs>
+          <w:tab w:val="left" w:pos="719"/>
+        </w:tabs>
+        <w:spacing w:before="45"/>
+        <w:rPr>
+          <w:sz w:val="24"/>
+        </w:rPr>
+      </w:pPr>
+    </w:p>
+    <w:p>
+      <w:pPr>
+        <w:tabs>
+          <w:tab w:val="left" w:pos="719"/>
+        </w:tabs>
+        <w:spacing w:before="45"/>
+        <w:rPr>
+          <w:sz w:val="24"/>
+        </w:rPr>
+      </w:pPr>
+      <w:r>
+        <w:rPr>
+          <w:sz w:val="24"/>
+        </w:rPr>
+        <w:t># Convert Age to numeric</w:t>
+      </w:r>
+    </w:p>
+    <w:p>
+      <w:pPr>
+        <w:tabs>
+          <w:tab w:val="left" w:pos="719"/>
+        </w:tabs>
+        <w:spacing w:before="45"/>
+        <w:rPr>
+          <w:sz w:val="24"/>
+        </w:rPr>
+      </w:pPr>
+      <w:proofErr w:type="spellStart"/>
+      <w:r>
+        <w:rPr>
+          <w:sz w:val="24"/>
+        </w:rPr>
+        <w:t>df</w:t>
+      </w:r>
+      <w:proofErr w:type="spellEnd"/>
+      <w:r>
+        <w:rPr>
+          <w:sz w:val="24"/>
+        </w:rPr>
+        <w:t xml:space="preserve">["Age"] = </w:t>
+      </w:r>
+      <w:proofErr w:type="spellStart"/>
+      <w:r>
+        <w:rPr>
+          <w:sz w:val="24"/>
+        </w:rPr>
+        <w:t>pd.to_numeric</w:t>
+      </w:r>
+      <w:proofErr w:type="spellEnd"/>
+      <w:r>
+        <w:rPr>
+          <w:sz w:val="24"/>
+        </w:rPr>
+        <w:t>(</w:t>
+      </w:r>
+      <w:proofErr w:type="spellStart"/>
+      <w:r>
+        <w:rPr>
+          <w:sz w:val="24"/>
+        </w:rPr>
+        <w:t>df</w:t>
+      </w:r>
+      <w:proofErr w:type="spellEnd"/>
+      <w:r>
+        <w:rPr>
+          <w:sz w:val="24"/>
+        </w:rPr>
+        <w:t>["Age"], errors="coerce")</w:t>
+      </w:r>
+    </w:p>
+    <w:p>
+      <w:pPr>
+        <w:tabs>
+          <w:tab w:val="left" w:pos="719"/>
+        </w:tabs>
+        <w:spacing w:before="45"/>
+        <w:rPr>
+          <w:sz w:val="24"/>
+        </w:rPr>
+      </w:pPr>
+    </w:p>
+    <w:p>
+      <w:pPr>
+        <w:tabs>
+          <w:tab w:val="left" w:pos="719"/>
+        </w:tabs>
+        <w:spacing w:before="45"/>
+        <w:rPr>
+          <w:sz w:val="24"/>
+        </w:rPr>
+      </w:pPr>
+      <w:proofErr w:type="gramStart"/>
+      <w:r>
+        <w:rPr>
+          <w:sz w:val="24"/>
+        </w:rPr>
+        <w:t>print(</w:t>
+      </w:r>
+      <w:proofErr w:type="gramEnd"/>
+      <w:r>
+        <w:rPr>
+          <w:sz w:val="24"/>
+        </w:rPr>
+        <w:t>"\</w:t>
+      </w:r>
+      <w:proofErr w:type="spellStart"/>
+      <w:r>
+        <w:rPr>
+          <w:sz w:val="24"/>
+        </w:rPr>
+        <w:t>nAge</w:t>
+      </w:r>
+      <w:proofErr w:type="spellEnd"/>
+      <w:r>
+        <w:rPr>
+          <w:sz w:val="24"/>
+        </w:rPr>
+        <w:t xml:space="preserve"> column after numeric conversion:")</w:t>
+      </w:r>
+    </w:p>
+    <w:p>
+      <w:pPr>
+        <w:tabs>
+          <w:tab w:val="left" w:pos="719"/>
+        </w:tabs>
+        <w:spacing w:before="45"/>
+        <w:rPr>
+          <w:sz w:val="24"/>
+        </w:rPr>
+      </w:pPr>
+      <w:r>
+        <w:rPr>
+          <w:sz w:val="24"/>
+        </w:rPr>
+        <w:t>print(</w:t>
+      </w:r>
+      <w:proofErr w:type="spellStart"/>
+      <w:r>
+        <w:rPr>
+          <w:sz w:val="24"/>
+        </w:rPr>
+        <w:t>df</w:t>
+      </w:r>
+      <w:proofErr w:type="spellEnd"/>
+      <w:r>
+        <w:rPr>
+          <w:sz w:val="24"/>
+        </w:rPr>
+        <w:t>["Age"])</w:t>
+      </w:r>
+    </w:p>
+    <w:p>
+      <w:pPr>
+        <w:tabs>
+          <w:tab w:val="left" w:pos="719"/>
+        </w:tabs>
+        <w:spacing w:before="45"/>
+        <w:rPr>
+          <w:sz w:val="24"/>
+        </w:rPr>
+      </w:pPr>
+    </w:p>
+    <w:p>
+      <w:pPr>
+        <w:tabs>
+          <w:tab w:val="left" w:pos="719"/>
+        </w:tabs>
+        <w:spacing w:before="45"/>
+        <w:rPr>
+          <w:sz w:val="24"/>
+        </w:rPr>
+      </w:pPr>
+      <w:proofErr w:type="gramStart"/>
+      <w:r>
+        <w:rPr>
+          <w:sz w:val="24"/>
+        </w:rPr>
+        <w:t>print(</w:t>
+      </w:r>
+      <w:proofErr w:type="gramEnd"/>
+      <w:r>
+        <w:rPr>
+          <w:sz w:val="24"/>
+        </w:rPr>
+        <w:t>"\</w:t>
+      </w:r>
+      <w:proofErr w:type="spellStart"/>
+      <w:r>
+        <w:rPr>
+          <w:sz w:val="24"/>
+        </w:rPr>
+        <w:t>nData</w:t>
+      </w:r>
+      <w:proofErr w:type="spellEnd"/>
+      <w:r>
+        <w:rPr>
+          <w:sz w:val="24"/>
+        </w:rPr>
+        <w:t xml:space="preserve"> Types:")</w:t>
+      </w:r>
+    </w:p>
+    <w:p>
+      <w:pPr>
+        <w:tabs>
+          <w:tab w:val="left" w:pos="719"/>
+        </w:tabs>
+        <w:spacing w:before="45"/>
+        <w:rPr>
+          <w:sz w:val="24"/>
+        </w:rPr>
+      </w:pPr>
+      <w:r>
+        <w:rPr>
+          <w:sz w:val="24"/>
+        </w:rPr>
+        <w:t>print(</w:t>
+      </w:r>
+      <w:proofErr w:type="spellStart"/>
+      <w:proofErr w:type="gramStart"/>
+      <w:r>
+        <w:rPr>
+          <w:sz w:val="24"/>
+        </w:rPr>
+        <w:t>df.dtypes</w:t>
+      </w:r>
+      <w:proofErr w:type="spellEnd"/>
+      <w:proofErr w:type="gramEnd"/>
+      <w:r>
+        <w:rPr>
+          <w:sz w:val="24"/>
+        </w:rPr>
+        <w:t>)</w:t>
+      </w:r>
+    </w:p>
+    <w:p>
+      <w:pPr>
+        <w:tabs>
+          <w:tab w:val="left" w:pos="719"/>
+        </w:tabs>
+        <w:spacing w:before="45"/>
+        <w:rPr>
+          <w:sz w:val="24"/>
+        </w:rPr>
+      </w:pPr>
+    </w:p>
+    <w:p>
+      <w:pPr>
+        <w:tabs>
+          <w:tab w:val="left" w:pos="719"/>
+        </w:tabs>
+        <w:spacing w:before="45"/>
+        <w:rPr>
+          <w:sz w:val="24"/>
+        </w:rPr>
+      </w:pPr>
+      <w:r>
+        <w:rPr>
+          <w:sz w:val="24"/>
+        </w:rPr>
+        <w:t># Rename Name column</w:t>
+      </w:r>
+    </w:p>
+    <w:p>
+      <w:pPr>
+        <w:tabs>
+          <w:tab w:val="left" w:pos="719"/>
+        </w:tabs>
+        <w:spacing w:before="45"/>
+        <w:rPr>
+          <w:sz w:val="24"/>
+        </w:rPr>
+      </w:pPr>
+      <w:proofErr w:type="spellStart"/>
+      <w:proofErr w:type="gramStart"/>
+      <w:r>
+        <w:rPr>
+          <w:sz w:val="24"/>
+        </w:rPr>
+        <w:t>df.rename</w:t>
+      </w:r>
+      <w:proofErr w:type="spellEnd"/>
+      <w:proofErr w:type="gramEnd"/>
+      <w:r>
+        <w:rPr>
+          <w:sz w:val="24"/>
+        </w:rPr>
+        <w:t>(</w:t>
+      </w:r>
+    </w:p>
+    <w:p>
+      <w:pPr>
+        <w:tabs>
+          <w:tab w:val="left" w:pos="719"/>
+        </w:tabs>
+        <w:spacing w:before="45"/>
+        <w:rPr>
+          <w:sz w:val="24"/>
+        </w:rPr>
+      </w:pPr>
+      <w:r>
+        <w:rPr>
+          <w:sz w:val="24"/>
+        </w:rPr>
+        <w:t xml:space="preserve">    columns</w:t>
+      </w:r>
+      <w:proofErr w:type="gramStart"/>
+      <w:r>
+        <w:rPr>
+          <w:sz w:val="24"/>
+        </w:rPr>
+        <w:t>={</w:t>
+      </w:r>
+      <w:proofErr w:type="gramEnd"/>
+    </w:p>
+    <w:p>
+      <w:pPr>
+        <w:tabs>
+          <w:tab w:val="left" w:pos="719"/>
+        </w:tabs>
+        <w:spacing w:before="45"/>
+        <w:rPr>
+          <w:sz w:val="24"/>
+        </w:rPr>
+      </w:pPr>
+      <w:r>
+        <w:rPr>
+          <w:sz w:val="24"/>
+        </w:rPr>
+        <w:t xml:space="preserve">        "Name": "</w:t>
+      </w:r>
+      <w:proofErr w:type="spellStart"/>
+      <w:r>
+        <w:rPr>
+          <w:sz w:val="24"/>
+        </w:rPr>
+        <w:t>Full_Name</w:t>
+      </w:r>
+      <w:proofErr w:type="spellEnd"/>
+      <w:r>
+        <w:rPr>
+          <w:sz w:val="24"/>
+        </w:rPr>
+        <w:t>"</w:t>
+      </w:r>
+    </w:p>
+    <w:p>
+      <w:pPr>
+        <w:tabs>
+          <w:tab w:val="left" w:pos="719"/>
+        </w:tabs>
+        <w:spacing w:before="45"/>
+        <w:rPr>
+          <w:sz w:val="24"/>
+        </w:rPr>
+      </w:pPr>
+      <w:r>
+        <w:rPr>
+          <w:sz w:val="24"/>
+        </w:rPr>
+        <w:t xml:space="preserve">    },</w:t>
+      </w:r>
+    </w:p>
+    <w:p>
+      <w:pPr>
+        <w:tabs>
+          <w:tab w:val="left" w:pos="719"/>
+        </w:tabs>
+        <w:spacing w:before="45"/>
+        <w:rPr>
+          <w:sz w:val="24"/>
+        </w:rPr>
+      </w:pPr>
+      <w:r>
+        <w:rPr>
+          <w:sz w:val="24"/>
+        </w:rPr>
+        <w:t xml:space="preserve">    </w:t>
+      </w:r>
+      <w:proofErr w:type="spellStart"/>
+      <w:r>
+        <w:rPr>
+          <w:sz w:val="24"/>
+        </w:rPr>
+        <w:t>inplace</w:t>
+      </w:r>
+      <w:proofErr w:type="spellEnd"/>
+      <w:r>
+        <w:rPr>
+          <w:sz w:val="24"/>
+        </w:rPr>
+        <w:t>=True</w:t>
+      </w:r>
+    </w:p>
+    <w:p>
+      <w:pPr>
+        <w:tabs>
+          <w:tab w:val="left" w:pos="719"/>
+        </w:tabs>
+        <w:spacing w:before="45"/>
+        <w:rPr>
+          <w:sz w:val="24"/>
+        </w:rPr>
+      </w:pPr>
+      <w:r>
+        <w:rPr>
+          <w:sz w:val="24"/>
+        </w:rPr>
+        <w:t>)</w:t>
+      </w:r>
+    </w:p>
+    <w:p>
+      <w:pPr>
+        <w:tabs>
+          <w:tab w:val="left" w:pos="719"/>
+        </w:tabs>
+        <w:spacing w:before="45"/>
+        <w:rPr>
+          <w:sz w:val="24"/>
+        </w:rPr>
+      </w:pPr>
+    </w:p>
+    <w:p>
+      <w:pPr>
+        <w:tabs>
+          <w:tab w:val="left" w:pos="719"/>
+        </w:tabs>
+        <w:spacing w:before="45"/>
+        <w:rPr>
+          <w:sz w:val="24"/>
+        </w:rPr>
+      </w:pPr>
+      <w:proofErr w:type="gramStart"/>
+      <w:r>
+        <w:rPr>
+          <w:sz w:val="24"/>
+        </w:rPr>
+        <w:t>print(</w:t>
+      </w:r>
+      <w:proofErr w:type="gramEnd"/>
+      <w:r>
+        <w:rPr>
+          <w:sz w:val="24"/>
+        </w:rPr>
+        <w:t>"\</w:t>
+      </w:r>
+      <w:proofErr w:type="spellStart"/>
+      <w:r>
+        <w:rPr>
+          <w:sz w:val="24"/>
+        </w:rPr>
+        <w:t>nAfter</w:t>
+      </w:r>
+      <w:proofErr w:type="spellEnd"/>
+      <w:r>
+        <w:rPr>
+          <w:sz w:val="24"/>
+        </w:rPr>
+        <w:t xml:space="preserve"> renaming Name:")</w:t>
+      </w:r>
+    </w:p>
+    <w:p>
+      <w:pPr>
+        <w:tabs>
+          <w:tab w:val="left" w:pos="719"/>
+        </w:tabs>
+        <w:spacing w:before="45"/>
+        <w:rPr>
+          <w:sz w:val="24"/>
+        </w:rPr>
+      </w:pPr>
+      <w:r>
+        <w:rPr>
+          <w:sz w:val="24"/>
+        </w:rPr>
+        <w:t>print(</w:t>
+      </w:r>
+      <w:proofErr w:type="spellStart"/>
+      <w:r>
+        <w:rPr>
+          <w:sz w:val="24"/>
+        </w:rPr>
+        <w:t>df</w:t>
+      </w:r>
+      <w:proofErr w:type="spellEnd"/>
+      <w:r>
+        <w:rPr>
+          <w:sz w:val="24"/>
+        </w:rPr>
+        <w:t>)</w:t>
+      </w:r>
+    </w:p>
+    <w:p>
+      <w:pPr>
+        <w:tabs>
+          <w:tab w:val="left" w:pos="719"/>
+        </w:tabs>
+        <w:spacing w:before="45"/>
+        <w:rPr>
+          <w:sz w:val="24"/>
+        </w:rPr>
+      </w:pPr>
+    </w:p>
+    <w:p>
+      <w:pPr>
+        <w:tabs>
+          <w:tab w:val="left" w:pos="719"/>
+        </w:tabs>
+        <w:spacing w:before="45"/>
+        <w:rPr>
+          <w:sz w:val="24"/>
+        </w:rPr>
+      </w:pPr>
+      <w:r>
+        <w:rPr>
+          <w:sz w:val="24"/>
+        </w:rPr>
+        <w:t># Rename remaining columns</w:t>
+      </w:r>
+    </w:p>
+    <w:p>
+      <w:pPr>
+        <w:tabs>
+          <w:tab w:val="left" w:pos="719"/>
+        </w:tabs>
+        <w:spacing w:before="45"/>
+        <w:rPr>
+          <w:sz w:val="24"/>
+        </w:rPr>
+      </w:pPr>
+      <w:proofErr w:type="spellStart"/>
+      <w:proofErr w:type="gramStart"/>
+      <w:r>
+        <w:rPr>
+          <w:sz w:val="24"/>
+        </w:rPr>
+        <w:lastRenderedPageBreak/>
+        <w:t>df.rename</w:t>
+      </w:r>
+      <w:proofErr w:type="spellEnd"/>
+      <w:proofErr w:type="gramEnd"/>
+      <w:r>
+        <w:rPr>
+          <w:sz w:val="24"/>
+        </w:rPr>
+        <w:t>(</w:t>
+      </w:r>
+    </w:p>
+    <w:p>
+      <w:pPr>
+        <w:tabs>
+          <w:tab w:val="left" w:pos="719"/>
+        </w:tabs>
+        <w:spacing w:before="45"/>
+        <w:rPr>
+          <w:sz w:val="24"/>
+        </w:rPr>
+      </w:pPr>
+      <w:r>
+        <w:rPr>
+          <w:sz w:val="24"/>
+        </w:rPr>
+        <w:t xml:space="preserve">    columns</w:t>
+      </w:r>
+      <w:proofErr w:type="gramStart"/>
+      <w:r>
+        <w:rPr>
+          <w:sz w:val="24"/>
+        </w:rPr>
+        <w:t>={</w:t>
+      </w:r>
+      <w:proofErr w:type="gramEnd"/>
+    </w:p>
+    <w:p>
+      <w:pPr>
+        <w:tabs>
+          <w:tab w:val="left" w:pos="719"/>
+        </w:tabs>
+        <w:spacing w:before="45"/>
+        <w:rPr>
+          <w:sz w:val="24"/>
+        </w:rPr>
+      </w:pPr>
+      <w:r>
+        <w:rPr>
+          <w:sz w:val="24"/>
+        </w:rPr>
+        <w:t xml:space="preserve">        "Age": "Years",</w:t>
+      </w:r>
+    </w:p>
+    <w:p>
+      <w:pPr>
+        <w:tabs>
+          <w:tab w:val="left" w:pos="719"/>
+        </w:tabs>
+        <w:spacing w:before="45"/>
+        <w:rPr>
+          <w:sz w:val="24"/>
+        </w:rPr>
+      </w:pPr>
+      <w:r>
+        <w:rPr>
+          <w:sz w:val="24"/>
+        </w:rPr>
+        <w:t xml:space="preserve">        "Salary": "Income",</w:t>
+      </w:r>
+    </w:p>
+    <w:p>
+      <w:pPr>
+        <w:tabs>
+          <w:tab w:val="left" w:pos="719"/>
+        </w:tabs>
+        <w:spacing w:before="45"/>
+        <w:rPr>
+          <w:sz w:val="24"/>
+        </w:rPr>
+      </w:pPr>
+      <w:r>
+        <w:rPr>
+          <w:sz w:val="24"/>
+        </w:rPr>
+        <w:t xml:space="preserve">        "Place": "City",</w:t>
+      </w:r>
+    </w:p>
+    <w:p>
+      <w:pPr>
+        <w:tabs>
+          <w:tab w:val="left" w:pos="719"/>
+        </w:tabs>
+        <w:spacing w:before="45"/>
+        <w:rPr>
+          <w:sz w:val="24"/>
+        </w:rPr>
+      </w:pPr>
+      <w:r>
+        <w:rPr>
+          <w:sz w:val="24"/>
+        </w:rPr>
+        <w:t xml:space="preserve">        "Joined": "</w:t>
+      </w:r>
+      <w:proofErr w:type="spellStart"/>
+      <w:r>
+        <w:rPr>
+          <w:sz w:val="24"/>
+        </w:rPr>
+        <w:t>Joining_Date</w:t>
+      </w:r>
+      <w:proofErr w:type="spellEnd"/>
+      <w:r>
+        <w:rPr>
+          <w:sz w:val="24"/>
+        </w:rPr>
+        <w:t>"</w:t>
+      </w:r>
+    </w:p>
+    <w:p>
+      <w:pPr>
+        <w:tabs>
+          <w:tab w:val="left" w:pos="719"/>
+        </w:tabs>
+        <w:spacing w:before="45"/>
+        <w:rPr>
+          <w:sz w:val="24"/>
+        </w:rPr>
+      </w:pPr>
+      <w:r>
+        <w:rPr>
+          <w:sz w:val="24"/>
+        </w:rPr>
+        <w:t xml:space="preserve">    },</w:t>
+      </w:r>
+    </w:p>
+    <w:p>
+      <w:pPr>
+        <w:tabs>
+          <w:tab w:val="left" w:pos="719"/>
+        </w:tabs>
+        <w:spacing w:before="45"/>
+        <w:rPr>
+          <w:sz w:val="24"/>
+        </w:rPr>
+      </w:pPr>
+      <w:r>
+        <w:rPr>
+          <w:sz w:val="24"/>
+        </w:rPr>
+        <w:t xml:space="preserve">    </w:t>
+      </w:r>
+      <w:proofErr w:type="spellStart"/>
+      <w:r>
+        <w:rPr>
+          <w:sz w:val="24"/>
+        </w:rPr>
+        <w:t>inplace</w:t>
+      </w:r>
+      <w:proofErr w:type="spellEnd"/>
+      <w:r>
+        <w:rPr>
+          <w:sz w:val="24"/>
+        </w:rPr>
+        <w:t>=True</w:t>
+      </w:r>
+    </w:p>
+    <w:p>
+      <w:pPr>
+        <w:tabs>
+          <w:tab w:val="left" w:pos="719"/>
+        </w:tabs>
+        <w:spacing w:before="45"/>
+        <w:rPr>
+          <w:sz w:val="24"/>
+        </w:rPr>
+      </w:pPr>
+      <w:r>
+        <w:rPr>
+          <w:sz w:val="24"/>
+        </w:rPr>
+        <w:t>)</w:t>
+      </w:r>
+    </w:p>
+    <w:p>
+      <w:pPr>
+        <w:tabs>
+          <w:tab w:val="left" w:pos="719"/>
+        </w:tabs>
+        <w:spacing w:before="45"/>
+        <w:rPr>
+          <w:sz w:val="24"/>
+        </w:rPr>
+      </w:pPr>
+    </w:p>
+    <w:p>
+      <w:pPr>
+        <w:tabs>
+          <w:tab w:val="left" w:pos="719"/>
+        </w:tabs>
+        <w:spacing w:before="45"/>
+        <w:rPr>
+          <w:sz w:val="24"/>
+        </w:rPr>
+      </w:pPr>
+      <w:proofErr w:type="gramStart"/>
+      <w:r>
+        <w:rPr>
+          <w:sz w:val="24"/>
+        </w:rPr>
+        <w:t>print(</w:t>
+      </w:r>
+      <w:proofErr w:type="gramEnd"/>
+      <w:r>
+        <w:rPr>
+          <w:sz w:val="24"/>
+        </w:rPr>
+        <w:t>"\</w:t>
+      </w:r>
+      <w:proofErr w:type="spellStart"/>
+      <w:r>
+        <w:rPr>
+          <w:sz w:val="24"/>
+        </w:rPr>
+        <w:t>nAfter</w:t>
+      </w:r>
+      <w:proofErr w:type="spellEnd"/>
+      <w:r>
+        <w:rPr>
+          <w:sz w:val="24"/>
+        </w:rPr>
+        <w:t xml:space="preserve"> renaming all columns:")</w:t>
+      </w:r>
+    </w:p>
+    <w:p>
+      <w:pPr>
+        <w:tabs>
+          <w:tab w:val="left" w:pos="719"/>
+        </w:tabs>
+        <w:spacing w:before="45"/>
+        <w:rPr>
+          <w:sz w:val="24"/>
+        </w:rPr>
+      </w:pPr>
+      <w:r>
+        <w:rPr>
+          <w:sz w:val="24"/>
+        </w:rPr>
+        <w:t>print(</w:t>
+      </w:r>
+      <w:proofErr w:type="spellStart"/>
+      <w:r>
+        <w:rPr>
+          <w:sz w:val="24"/>
+        </w:rPr>
+        <w:t>df</w:t>
+      </w:r>
+      <w:proofErr w:type="spellEnd"/>
+      <w:r>
+        <w:rPr>
+          <w:sz w:val="24"/>
+        </w:rPr>
+        <w:t>)</w:t>
+      </w:r>
+    </w:p>
+    <w:p>
+      <w:pPr>
+        <w:tabs>
+          <w:tab w:val="left" w:pos="719"/>
+        </w:tabs>
+        <w:spacing w:before="45"/>
+        <w:rPr>
+          <w:sz w:val="24"/>
+        </w:rPr>
+      </w:pPr>
+    </w:p>
+    <w:p>
+      <w:pPr>
+        <w:tabs>
+          <w:tab w:val="left" w:pos="719"/>
+        </w:tabs>
+        <w:spacing w:before="45"/>
+        <w:rPr>
+          <w:sz w:val="24"/>
+        </w:rPr>
+      </w:pPr>
+      <w:r>
+        <w:rPr>
+          <w:sz w:val="24"/>
+        </w:rPr>
+        <w:t># Remove leading/trailing spaces from City</w:t>
+      </w:r>
+    </w:p>
+    <w:p>
+      <w:pPr>
+        <w:tabs>
+          <w:tab w:val="left" w:pos="719"/>
+        </w:tabs>
+        <w:spacing w:before="45"/>
+        <w:rPr>
+          <w:sz w:val="24"/>
+        </w:rPr>
+      </w:pPr>
+      <w:proofErr w:type="spellStart"/>
+      <w:r>
+        <w:rPr>
+          <w:sz w:val="24"/>
+        </w:rPr>
+        <w:t>df</w:t>
+      </w:r>
+      <w:proofErr w:type="spellEnd"/>
+      <w:r>
+        <w:rPr>
+          <w:sz w:val="24"/>
+        </w:rPr>
+        <w:t xml:space="preserve">["City"] = </w:t>
+      </w:r>
+      <w:proofErr w:type="spellStart"/>
+      <w:r>
+        <w:rPr>
+          <w:sz w:val="24"/>
+        </w:rPr>
+        <w:t>df</w:t>
+      </w:r>
+      <w:proofErr w:type="spellEnd"/>
+      <w:r>
+        <w:rPr>
+          <w:sz w:val="24"/>
+        </w:rPr>
+        <w:t>["City"].</w:t>
+      </w:r>
+      <w:proofErr w:type="spellStart"/>
+      <w:proofErr w:type="gramStart"/>
+      <w:r>
+        <w:rPr>
+          <w:sz w:val="24"/>
+        </w:rPr>
+        <w:t>str.strip</w:t>
+      </w:r>
+      <w:proofErr w:type="spellEnd"/>
+      <w:proofErr w:type="gramEnd"/>
+      <w:r>
+        <w:rPr>
+          <w:sz w:val="24"/>
+        </w:rPr>
+        <w:t>()</w:t>
+      </w:r>
+    </w:p>
+    <w:p>
+      <w:pPr>
+        <w:tabs>
+          <w:tab w:val="left" w:pos="719"/>
+        </w:tabs>
+        <w:spacing w:before="45"/>
+        <w:rPr>
+          <w:sz w:val="24"/>
+        </w:rPr>
+      </w:pPr>
+    </w:p>
+    <w:p>
+      <w:pPr>
+        <w:tabs>
+          <w:tab w:val="left" w:pos="719"/>
+        </w:tabs>
+        <w:spacing w:before="45"/>
+        <w:rPr>
+          <w:sz w:val="24"/>
+        </w:rPr>
+      </w:pPr>
+      <w:proofErr w:type="gramStart"/>
+      <w:r>
+        <w:rPr>
+          <w:sz w:val="24"/>
+        </w:rPr>
+        <w:t>print(</w:t>
+      </w:r>
+      <w:proofErr w:type="gramEnd"/>
+      <w:r>
+        <w:rPr>
+          <w:sz w:val="24"/>
+        </w:rPr>
+        <w:t>"\</w:t>
+      </w:r>
+      <w:proofErr w:type="spellStart"/>
+      <w:r>
+        <w:rPr>
+          <w:sz w:val="24"/>
+        </w:rPr>
+        <w:t>nCity</w:t>
+      </w:r>
+      <w:proofErr w:type="spellEnd"/>
+      <w:r>
+        <w:rPr>
+          <w:sz w:val="24"/>
+        </w:rPr>
+        <w:t xml:space="preserve"> values:")</w:t>
+      </w:r>
+    </w:p>
+    <w:p>
+      <w:pPr>
+        <w:tabs>
+          <w:tab w:val="left" w:pos="719"/>
+        </w:tabs>
+        <w:spacing w:before="45"/>
+        <w:rPr>
+          <w:sz w:val="24"/>
+        </w:rPr>
+      </w:pPr>
+      <w:r>
+        <w:rPr>
+          <w:sz w:val="24"/>
+        </w:rPr>
+        <w:t>print(</w:t>
+      </w:r>
+      <w:proofErr w:type="spellStart"/>
+      <w:r>
+        <w:rPr>
+          <w:sz w:val="24"/>
+        </w:rPr>
+        <w:t>df</w:t>
+      </w:r>
+      <w:proofErr w:type="spellEnd"/>
+      <w:r>
+        <w:rPr>
+          <w:sz w:val="24"/>
+        </w:rPr>
+        <w:t>["City"</w:t>
+      </w:r>
+      <w:proofErr w:type="gramStart"/>
+      <w:r>
+        <w:rPr>
+          <w:sz w:val="24"/>
+        </w:rPr>
+        <w:t>].</w:t>
+      </w:r>
+      <w:proofErr w:type="spellStart"/>
+      <w:r>
+        <w:rPr>
+          <w:sz w:val="24"/>
+        </w:rPr>
+        <w:t>tolist</w:t>
+      </w:r>
+      <w:proofErr w:type="spellEnd"/>
+      <w:proofErr w:type="gramEnd"/>
+      <w:r>
+        <w:rPr>
+          <w:sz w:val="24"/>
+        </w:rPr>
+        <w:t>())</w:t>
+      </w:r>
+    </w:p>
+    <w:p>
+      <w:pPr>
+        <w:tabs>
+          <w:tab w:val="left" w:pos="719"/>
+        </w:tabs>
+        <w:spacing w:before="45"/>
+        <w:rPr>
+          <w:sz w:val="24"/>
+        </w:rPr>
+      </w:pPr>
+    </w:p>
+    <w:p>
+      <w:pPr>
+        <w:tabs>
+          <w:tab w:val="left" w:pos="719"/>
+        </w:tabs>
+        <w:spacing w:before="45"/>
         <w:rPr>
           <w:b/>
           <w:bCs/>
-          <w:sz w:val="24"/>
+          <w:sz w:val="28"/>
           <w:szCs w:val="24"/>
         </w:rPr>
-        <w:t>-</w:t>
-      </w:r>
+      </w:pPr>
       <w:r>
         <w:rPr>
           <w:b/>
           <w:bCs/>
-          <w:spacing w:val="-3"/>
-          <w:sz w:val="24"/>
+          <w:sz w:val="28"/>
           <w:szCs w:val="24"/>
         </w:rPr>
-        <w:t xml:space="preserve"> </w:t>
-      </w:r>
-      <w:r>
+        <w:t>Output:</w:t>
+      </w:r>
+    </w:p>
+    <w:p>
+      <w:pPr>
+        <w:tabs>
+          <w:tab w:val="left" w:pos="719"/>
+        </w:tabs>
+        <w:spacing w:before="45"/>
+        <w:jc w:val="center"/>
         <w:rPr>
           <w:b/>
           <w:bCs/>
-          <w:sz w:val="24"/>
+          <w:sz w:val="28"/>
           <w:szCs w:val="24"/>
         </w:rPr>
-        <w:t>CRISP-</w:t>
-      </w:r>
+      </w:pPr>
       <w:r>
         <w:rPr>
           <w:b/>
           <w:bCs/>
-          <w:spacing w:val="-5"/>
-          <w:sz w:val="24"/>
+          <w:sz w:val="28"/>
           <w:szCs w:val="24"/>
         </w:rPr>
-        <w:t>DM:</w:t>
-      </w:r>
-    </w:p>
-    <w:p>
-      <w:pPr>
-        <w:pStyle w:val="BodyText"/>
-        <w:spacing w:before="99"/>
-        <w:rPr>
-          <w:sz w:val="20"/>
-        </w:rPr>
-      </w:pPr>
-      <w:r>
-        <w:rPr>
-          <w:noProof/>
-          <w:sz w:val="20"/>
-        </w:rPr>
         <w:drawing>
-          <wp:anchor distT="0" distB="0" distL="0" distR="0" simplePos="0" relativeHeight="487587840" behindDoc="1" locked="0" layoutInCell="1" allowOverlap="1" wp14:anchorId="451EE7BA" wp14:editId="4DAC914D">
-            <wp:simplePos x="0" y="0"/>
-            <wp:positionH relativeFrom="page">
-              <wp:posOffset>938642</wp:posOffset>
-            </wp:positionH>
-            <wp:positionV relativeFrom="paragraph">
-              <wp:posOffset>224341</wp:posOffset>
-            </wp:positionV>
-            <wp:extent cx="4425896" cy="3397758"/>
-            <wp:effectExtent l="0" t="0" r="0" b="0"/>
-            <wp:wrapTopAndBottom/>
-            <wp:docPr id="1" name="Image 1"/>
+          <wp:inline distT="0" distB="0" distL="0" distR="0" wp14:anchorId="77CEF5B7" wp14:editId="3DE51D6B">
+            <wp:extent cx="3354819" cy="1329267"/>
+            <wp:effectExtent l="0" t="0" r="0" b="4445"/>
+            <wp:docPr id="2052508527" name="Picture 1"/>
             <wp:cNvGraphicFramePr>
-              <a:graphicFrameLocks xmlns:a="http://schemas.openxmlformats.org/drawingml/2006/main"/>
+              <a:graphicFrameLocks xmlns:a="http://schemas.openxmlformats.org/drawingml/2006/main" noChangeAspect="1"/>
             </wp:cNvGraphicFramePr>
             <a:graphic xmlns:a="http://schemas.openxmlformats.org/drawingml/2006/main">
               <a:graphicData uri="http://schemas.openxmlformats.org/drawingml/2006/picture">
                 <pic:pic xmlns:pic="http://schemas.openxmlformats.org/drawingml/2006/picture">
                   <pic:nvPicPr>
-                    <pic:cNvPr id="1" name="Image 1"/>
+                    <pic:cNvPr id="2052508527" name=""/>
                     <pic:cNvPicPr/>
                   </pic:nvPicPr>
                   <pic:blipFill>
-                    <a:blip r:embed="rId5" cstate="print"/>
+                    <a:blip r:embed="rId5"/>
                     <a:stretch>
                       <a:fillRect/>
                     </a:stretch>
@@ -1342,71 +4616,7 @@
                   <pic:spPr>
                     <a:xfrm>
                       <a:off x="0" y="0"/>
-                      <a:ext cx="4425896" cy="3397758"/>
-                    </a:xfrm>
-                    <a:prstGeom prst="rect">
-                      <a:avLst/>
-                    </a:prstGeom>
-                  </pic:spPr>
-                </pic:pic>
-              </a:graphicData>
-            </a:graphic>
-          </wp:anchor>
-        </w:drawing>
-      </w:r>
-    </w:p>
-    <w:p>
-      <w:pPr>
-        <w:pStyle w:val="BodyText"/>
-        <w:rPr>
-          <w:sz w:val="20"/>
-        </w:rPr>
-        <w:sectPr>
-          <w:type w:val="continuous"/>
-          <w:pgSz w:w="12240" w:h="15840"/>
-          <w:pgMar w:top="1380" w:right="1080" w:bottom="280" w:left="1440" w:header="720" w:footer="720" w:gutter="0"/>
-          <w:cols w:space="720"/>
-        </w:sectPr>
-      </w:pPr>
-    </w:p>
-    <w:p>
-      <w:pPr>
-        <w:ind w:left="118"/>
-        <w:rPr>
-          <w:sz w:val="20"/>
-        </w:rPr>
-      </w:pPr>
-      <w:r>
-        <w:rPr>
-          <w:noProof/>
-          <w:sz w:val="20"/>
-        </w:rPr>
-        <w:lastRenderedPageBreak/>
-        <w:drawing>
-          <wp:inline distT="0" distB="0" distL="0" distR="0" wp14:anchorId="704F22CB" wp14:editId="26F6AE33">
-            <wp:extent cx="4523126" cy="4007643"/>
-            <wp:effectExtent l="0" t="0" r="0" b="0"/>
-            <wp:docPr id="2" name="Image 2"/>
-            <wp:cNvGraphicFramePr>
-              <a:graphicFrameLocks xmlns:a="http://schemas.openxmlformats.org/drawingml/2006/main"/>
-            </wp:cNvGraphicFramePr>
-            <a:graphic xmlns:a="http://schemas.openxmlformats.org/drawingml/2006/main">
-              <a:graphicData uri="http://schemas.openxmlformats.org/drawingml/2006/picture">
-                <pic:pic xmlns:pic="http://schemas.openxmlformats.org/drawingml/2006/picture">
-                  <pic:nvPicPr>
-                    <pic:cNvPr id="2" name="Image 2"/>
-                    <pic:cNvPicPr/>
-                  </pic:nvPicPr>
-                  <pic:blipFill>
-                    <a:blip r:embed="rId6" cstate="print"/>
-                    <a:stretch>
-                      <a:fillRect/>
-                    </a:stretch>
-                  </pic:blipFill>
-                  <pic:spPr>
-                    <a:xfrm>
-                      <a:off x="0" y="0"/>
-                      <a:ext cx="4523126" cy="4007643"/>
+                      <a:ext cx="3376010" cy="1337663"/>
                     </a:xfrm>
                     <a:prstGeom prst="rect">
                       <a:avLst/>
@@ -1421,66 +4631,177 @@
     </w:p>
     <w:p>
       <w:pPr>
-        <w:pStyle w:val="BodyText"/>
-        <w:rPr>
-          <w:sz w:val="20"/>
-        </w:rPr>
-      </w:pPr>
-    </w:p>
-    <w:p>
-      <w:pPr>
-        <w:pStyle w:val="BodyText"/>
-        <w:rPr>
-          <w:sz w:val="20"/>
-        </w:rPr>
-      </w:pPr>
-    </w:p>
-    <w:p>
-      <w:pPr>
-        <w:pStyle w:val="BodyText"/>
-        <w:rPr>
-          <w:sz w:val="20"/>
-        </w:rPr>
-      </w:pPr>
-    </w:p>
-    <w:p>
-      <w:pPr>
-        <w:pStyle w:val="BodyText"/>
-        <w:spacing w:before="78"/>
-        <w:rPr>
-          <w:sz w:val="20"/>
-        </w:rPr>
-      </w:pPr>
-      <w:r>
-        <w:rPr>
-          <w:noProof/>
-          <w:sz w:val="20"/>
+        <w:tabs>
+          <w:tab w:val="left" w:pos="719"/>
+        </w:tabs>
+        <w:spacing w:before="45"/>
+        <w:jc w:val="center"/>
+        <w:rPr>
+          <w:b/>
+          <w:bCs/>
+          <w:sz w:val="28"/>
+          <w:szCs w:val="24"/>
+        </w:rPr>
+      </w:pPr>
+      <w:r>
+        <w:rPr>
+          <w:b/>
+          <w:bCs/>
+          <w:sz w:val="28"/>
+          <w:szCs w:val="24"/>
         </w:rPr>
         <w:drawing>
-          <wp:anchor distT="0" distB="0" distL="0" distR="0" simplePos="0" relativeHeight="487588352" behindDoc="1" locked="0" layoutInCell="1" allowOverlap="1" wp14:anchorId="60859618" wp14:editId="7FDC0010">
-            <wp:simplePos x="0" y="0"/>
-            <wp:positionH relativeFrom="page">
-              <wp:posOffset>968340</wp:posOffset>
-            </wp:positionH>
-            <wp:positionV relativeFrom="paragraph">
-              <wp:posOffset>211091</wp:posOffset>
-            </wp:positionV>
-            <wp:extent cx="4687545" cy="3260407"/>
+          <wp:inline distT="0" distB="0" distL="0" distR="0" wp14:anchorId="3E7F8C2A" wp14:editId="6F487FD2">
+            <wp:extent cx="3698474" cy="1447800"/>
             <wp:effectExtent l="0" t="0" r="0" b="0"/>
-            <wp:wrapTopAndBottom/>
-            <wp:docPr id="3" name="Image 3"/>
+            <wp:docPr id="1783440084" name="Picture 1"/>
             <wp:cNvGraphicFramePr>
-              <a:graphicFrameLocks xmlns:a="http://schemas.openxmlformats.org/drawingml/2006/main"/>
+              <a:graphicFrameLocks xmlns:a="http://schemas.openxmlformats.org/drawingml/2006/main" noChangeAspect="1"/>
             </wp:cNvGraphicFramePr>
             <a:graphic xmlns:a="http://schemas.openxmlformats.org/drawingml/2006/main">
               <a:graphicData uri="http://schemas.openxmlformats.org/drawingml/2006/picture">
                 <pic:pic xmlns:pic="http://schemas.openxmlformats.org/drawingml/2006/picture">
                   <pic:nvPicPr>
-                    <pic:cNvPr id="3" name="Image 3"/>
+                    <pic:cNvPr id="1783440084" name=""/>
+                    <pic:cNvPicPr/>
+                  </pic:nvPicPr>
+                  <pic:blipFill rotWithShape="1">
+                    <a:blip r:embed="rId6"/>
+                    <a:srcRect r="31705" b="57946"/>
+                    <a:stretch>
+                      <a:fillRect/>
+                    </a:stretch>
+                  </pic:blipFill>
+                  <pic:spPr bwMode="auto">
+                    <a:xfrm>
+                      <a:off x="0" y="0"/>
+                      <a:ext cx="3714269" cy="1453983"/>
+                    </a:xfrm>
+                    <a:prstGeom prst="rect">
+                      <a:avLst/>
+                    </a:prstGeom>
+                    <a:ln>
+                      <a:noFill/>
+                    </a:ln>
+                    <a:extLst>
+                      <a:ext uri="{53640926-AAD7-44D8-BBD7-CCE9431645EC}">
+                        <a14:shadowObscured xmlns:a14="http://schemas.microsoft.com/office/drawing/2010/main"/>
+                      </a:ext>
+                    </a:extLst>
+                  </pic:spPr>
+                </pic:pic>
+              </a:graphicData>
+            </a:graphic>
+          </wp:inline>
+        </w:drawing>
+      </w:r>
+    </w:p>
+    <w:p>
+      <w:pPr>
+        <w:tabs>
+          <w:tab w:val="left" w:pos="719"/>
+        </w:tabs>
+        <w:spacing w:before="45"/>
+        <w:jc w:val="center"/>
+        <w:rPr>
+          <w:b/>
+          <w:bCs/>
+          <w:sz w:val="28"/>
+          <w:szCs w:val="24"/>
+        </w:rPr>
+      </w:pPr>
+      <w:r>
+        <w:rPr>
+          <w:b/>
+          <w:bCs/>
+          <w:sz w:val="28"/>
+          <w:szCs w:val="24"/>
+        </w:rPr>
+        <w:drawing>
+          <wp:inline distT="0" distB="0" distL="0" distR="0" wp14:anchorId="726ADEB1" wp14:editId="1EAF6A3E">
+            <wp:extent cx="5572128" cy="1879600"/>
+            <wp:effectExtent l="0" t="0" r="9525" b="6350"/>
+            <wp:docPr id="674183653" name="Picture 1"/>
+            <wp:cNvGraphicFramePr>
+              <a:graphicFrameLocks xmlns:a="http://schemas.openxmlformats.org/drawingml/2006/main" noChangeAspect="1"/>
+            </wp:cNvGraphicFramePr>
+            <a:graphic xmlns:a="http://schemas.openxmlformats.org/drawingml/2006/main">
+              <a:graphicData uri="http://schemas.openxmlformats.org/drawingml/2006/picture">
+                <pic:pic xmlns:pic="http://schemas.openxmlformats.org/drawingml/2006/picture">
+                  <pic:nvPicPr>
+                    <pic:cNvPr id="674183653" name=""/>
+                    <pic:cNvPicPr/>
+                  </pic:nvPicPr>
+                  <pic:blipFill rotWithShape="1">
+                    <a:blip r:embed="rId6"/>
+                    <a:srcRect t="46938"/>
+                    <a:stretch>
+                      <a:fillRect/>
+                    </a:stretch>
+                  </pic:blipFill>
+                  <pic:spPr bwMode="auto">
+                    <a:xfrm>
+                      <a:off x="0" y="0"/>
+                      <a:ext cx="5581636" cy="1882807"/>
+                    </a:xfrm>
+                    <a:prstGeom prst="rect">
+                      <a:avLst/>
+                    </a:prstGeom>
+                    <a:ln>
+                      <a:noFill/>
+                    </a:ln>
+                    <a:extLst>
+                      <a:ext uri="{53640926-AAD7-44D8-BBD7-CCE9431645EC}">
+                        <a14:shadowObscured xmlns:a14="http://schemas.microsoft.com/office/drawing/2010/main"/>
+                      </a:ext>
+                    </a:extLst>
+                  </pic:spPr>
+                </pic:pic>
+              </a:graphicData>
+            </a:graphic>
+          </wp:inline>
+        </w:drawing>
+      </w:r>
+    </w:p>
+    <w:p>
+      <w:pPr>
+        <w:tabs>
+          <w:tab w:val="left" w:pos="719"/>
+        </w:tabs>
+        <w:spacing w:before="45"/>
+        <w:jc w:val="center"/>
+        <w:rPr>
+          <w:b/>
+          <w:bCs/>
+          <w:sz w:val="28"/>
+          <w:szCs w:val="24"/>
+        </w:rPr>
+      </w:pPr>
+      <w:r>
+        <w:rPr>
+          <w:b/>
+          <w:bCs/>
+          <w:sz w:val="28"/>
+          <w:szCs w:val="24"/>
+        </w:rPr>
+        <w:lastRenderedPageBreak/>
+        <w:drawing>
+          <wp:inline distT="0" distB="0" distL="0" distR="0" wp14:anchorId="4C8D6ACD" wp14:editId="190C2946">
+            <wp:extent cx="5317067" cy="1642954"/>
+            <wp:effectExtent l="0" t="0" r="0" b="0"/>
+            <wp:docPr id="532628184" name="Picture 1"/>
+            <wp:cNvGraphicFramePr>
+              <a:graphicFrameLocks xmlns:a="http://schemas.openxmlformats.org/drawingml/2006/main" noChangeAspect="1"/>
+            </wp:cNvGraphicFramePr>
+            <a:graphic xmlns:a="http://schemas.openxmlformats.org/drawingml/2006/main">
+              <a:graphicData uri="http://schemas.openxmlformats.org/drawingml/2006/picture">
+                <pic:pic xmlns:pic="http://schemas.openxmlformats.org/drawingml/2006/picture">
+                  <pic:nvPicPr>
+                    <pic:cNvPr id="532628184" name=""/>
                     <pic:cNvPicPr/>
                   </pic:nvPicPr>
                   <pic:blipFill>
-                    <a:blip r:embed="rId7" cstate="print"/>
+                    <a:blip r:embed="rId7"/>
                     <a:stretch>
                       <a:fillRect/>
                     </a:stretch>
@@ -1488,70 +4809,7 @@
                   <pic:spPr>
                     <a:xfrm>
                       <a:off x="0" y="0"/>
-                      <a:ext cx="4687545" cy="3260407"/>
-                    </a:xfrm>
-                    <a:prstGeom prst="rect">
-                      <a:avLst/>
-                    </a:prstGeom>
-                  </pic:spPr>
-                </pic:pic>
-              </a:graphicData>
-            </a:graphic>
-          </wp:anchor>
-        </w:drawing>
-      </w:r>
-    </w:p>
-    <w:p>
-      <w:pPr>
-        <w:pStyle w:val="BodyText"/>
-        <w:rPr>
-          <w:sz w:val="20"/>
-        </w:rPr>
-        <w:sectPr>
-          <w:pgSz w:w="12240" w:h="15840"/>
-          <w:pgMar w:top="1460" w:right="1080" w:bottom="280" w:left="1440" w:header="720" w:footer="720" w:gutter="0"/>
-          <w:cols w:space="720"/>
-        </w:sectPr>
-      </w:pPr>
-    </w:p>
-    <w:p>
-      <w:pPr>
-        <w:ind w:left="30"/>
-        <w:rPr>
-          <w:sz w:val="20"/>
-        </w:rPr>
-      </w:pPr>
-      <w:r>
-        <w:rPr>
-          <w:noProof/>
-          <w:sz w:val="20"/>
-        </w:rPr>
-        <w:lastRenderedPageBreak/>
-        <w:drawing>
-          <wp:inline distT="0" distB="0" distL="0" distR="0" wp14:anchorId="35FB74DA" wp14:editId="0ABE9F99">
-            <wp:extent cx="5764007" cy="3260407"/>
-            <wp:effectExtent l="0" t="0" r="0" b="0"/>
-            <wp:docPr id="4" name="Image 4"/>
-            <wp:cNvGraphicFramePr>
-              <a:graphicFrameLocks xmlns:a="http://schemas.openxmlformats.org/drawingml/2006/main"/>
-            </wp:cNvGraphicFramePr>
-            <a:graphic xmlns:a="http://schemas.openxmlformats.org/drawingml/2006/main">
-              <a:graphicData uri="http://schemas.openxmlformats.org/drawingml/2006/picture">
-                <pic:pic xmlns:pic="http://schemas.openxmlformats.org/drawingml/2006/picture">
-                  <pic:nvPicPr>
-                    <pic:cNvPr id="4" name="Image 4"/>
-                    <pic:cNvPicPr/>
-                  </pic:nvPicPr>
-                  <pic:blipFill>
-                    <a:blip r:embed="rId8" cstate="print"/>
-                    <a:stretch>
-                      <a:fillRect/>
-                    </a:stretch>
-                  </pic:blipFill>
-                  <pic:spPr>
-                    <a:xfrm>
-                      <a:off x="0" y="0"/>
-                      <a:ext cx="5764007" cy="3260407"/>
+                      <a:ext cx="5322427" cy="1644610"/>
                     </a:xfrm>
                     <a:prstGeom prst="rect">
                       <a:avLst/>
@@ -1566,42 +4824,42 @@
     </w:p>
     <w:p>
       <w:pPr>
-        <w:pStyle w:val="BodyText"/>
-        <w:spacing w:before="200"/>
-        <w:rPr>
-          <w:sz w:val="20"/>
-        </w:rPr>
-      </w:pPr>
-      <w:r>
-        <w:rPr>
-          <w:noProof/>
-          <w:sz w:val="20"/>
+        <w:tabs>
+          <w:tab w:val="left" w:pos="719"/>
+        </w:tabs>
+        <w:spacing w:before="45"/>
+        <w:jc w:val="center"/>
+        <w:rPr>
+          <w:b/>
+          <w:bCs/>
+          <w:sz w:val="28"/>
+          <w:szCs w:val="24"/>
+        </w:rPr>
+      </w:pPr>
+      <w:r>
+        <w:rPr>
+          <w:b/>
+          <w:bCs/>
+          <w:sz w:val="28"/>
+          <w:szCs w:val="24"/>
         </w:rPr>
         <w:drawing>
-          <wp:anchor distT="0" distB="0" distL="0" distR="0" simplePos="0" relativeHeight="487588864" behindDoc="1" locked="0" layoutInCell="1" allowOverlap="1" wp14:anchorId="4DFD603C" wp14:editId="0C61CBB8">
-            <wp:simplePos x="0" y="0"/>
-            <wp:positionH relativeFrom="page">
-              <wp:posOffset>966766</wp:posOffset>
-            </wp:positionH>
-            <wp:positionV relativeFrom="paragraph">
-              <wp:posOffset>288305</wp:posOffset>
-            </wp:positionV>
-            <wp:extent cx="5746784" cy="2862834"/>
-            <wp:effectExtent l="0" t="0" r="0" b="0"/>
-            <wp:wrapTopAndBottom/>
-            <wp:docPr id="5" name="Image 5"/>
+          <wp:inline distT="0" distB="0" distL="0" distR="0" wp14:anchorId="2D94ED4B" wp14:editId="16702185">
+            <wp:extent cx="5003800" cy="2634950"/>
+            <wp:effectExtent l="0" t="0" r="6350" b="0"/>
+            <wp:docPr id="1215958219" name="Picture 1"/>
             <wp:cNvGraphicFramePr>
-              <a:graphicFrameLocks xmlns:a="http://schemas.openxmlformats.org/drawingml/2006/main"/>
+              <a:graphicFrameLocks xmlns:a="http://schemas.openxmlformats.org/drawingml/2006/main" noChangeAspect="1"/>
             </wp:cNvGraphicFramePr>
             <a:graphic xmlns:a="http://schemas.openxmlformats.org/drawingml/2006/main">
               <a:graphicData uri="http://schemas.openxmlformats.org/drawingml/2006/picture">
                 <pic:pic xmlns:pic="http://schemas.openxmlformats.org/drawingml/2006/picture">
                   <pic:nvPicPr>
-                    <pic:cNvPr id="5" name="Image 5"/>
+                    <pic:cNvPr id="1215958219" name=""/>
                     <pic:cNvPicPr/>
                   </pic:nvPicPr>
                   <pic:blipFill>
-                    <a:blip r:embed="rId9" cstate="print"/>
+                    <a:blip r:embed="rId8"/>
                     <a:stretch>
                       <a:fillRect/>
                     </a:stretch>
@@ -1609,70 +4867,7 @@
                   <pic:spPr>
                     <a:xfrm>
                       <a:off x="0" y="0"/>
-                      <a:ext cx="5746784" cy="2862834"/>
-                    </a:xfrm>
-                    <a:prstGeom prst="rect">
-                      <a:avLst/>
-                    </a:prstGeom>
-                  </pic:spPr>
-                </pic:pic>
-              </a:graphicData>
-            </a:graphic>
-          </wp:anchor>
-        </w:drawing>
-      </w:r>
-    </w:p>
-    <w:p>
-      <w:pPr>
-        <w:pStyle w:val="BodyText"/>
-        <w:rPr>
-          <w:sz w:val="20"/>
-        </w:rPr>
-        <w:sectPr>
-          <w:pgSz w:w="12240" w:h="15840"/>
-          <w:pgMar w:top="1460" w:right="1080" w:bottom="280" w:left="1440" w:header="720" w:footer="720" w:gutter="0"/>
-          <w:cols w:space="720"/>
-        </w:sectPr>
-      </w:pPr>
-    </w:p>
-    <w:p>
-      <w:pPr>
-        <w:ind w:left="97"/>
-        <w:rPr>
-          <w:sz w:val="20"/>
-        </w:rPr>
-      </w:pPr>
-      <w:r>
-        <w:rPr>
-          <w:noProof/>
-          <w:sz w:val="20"/>
-        </w:rPr>
-        <w:lastRenderedPageBreak/>
-        <w:drawing>
-          <wp:inline distT="0" distB="0" distL="0" distR="0" wp14:anchorId="1ED1173B" wp14:editId="5674ED8D">
-            <wp:extent cx="5371017" cy="3953255"/>
-            <wp:effectExtent l="0" t="0" r="0" b="0"/>
-            <wp:docPr id="6" name="Image 6"/>
-            <wp:cNvGraphicFramePr>
-              <a:graphicFrameLocks xmlns:a="http://schemas.openxmlformats.org/drawingml/2006/main"/>
-            </wp:cNvGraphicFramePr>
-            <a:graphic xmlns:a="http://schemas.openxmlformats.org/drawingml/2006/main">
-              <a:graphicData uri="http://schemas.openxmlformats.org/drawingml/2006/picture">
-                <pic:pic xmlns:pic="http://schemas.openxmlformats.org/drawingml/2006/picture">
-                  <pic:nvPicPr>
-                    <pic:cNvPr id="6" name="Image 6"/>
-                    <pic:cNvPicPr/>
-                  </pic:nvPicPr>
-                  <pic:blipFill>
-                    <a:blip r:embed="rId10" cstate="print"/>
-                    <a:stretch>
-                      <a:fillRect/>
-                    </a:stretch>
-                  </pic:blipFill>
-                  <pic:spPr>
-                    <a:xfrm>
-                      <a:off x="0" y="0"/>
-                      <a:ext cx="5371017" cy="3953255"/>
+                      <a:ext cx="5017533" cy="2642182"/>
                     </a:xfrm>
                     <a:prstGeom prst="rect">
                       <a:avLst/>
@@ -1687,50 +4882,42 @@
     </w:p>
     <w:p>
       <w:pPr>
-        <w:pStyle w:val="BodyText"/>
-        <w:rPr>
-          <w:sz w:val="20"/>
-        </w:rPr>
-      </w:pPr>
-    </w:p>
-    <w:p>
-      <w:pPr>
-        <w:pStyle w:val="BodyText"/>
-        <w:spacing w:before="152"/>
-        <w:rPr>
-          <w:sz w:val="20"/>
-        </w:rPr>
-      </w:pPr>
-      <w:r>
-        <w:rPr>
-          <w:noProof/>
-          <w:sz w:val="20"/>
+        <w:tabs>
+          <w:tab w:val="left" w:pos="719"/>
+        </w:tabs>
+        <w:spacing w:before="45"/>
+        <w:jc w:val="center"/>
+        <w:rPr>
+          <w:b/>
+          <w:bCs/>
+          <w:sz w:val="28"/>
+          <w:szCs w:val="24"/>
+        </w:rPr>
+      </w:pPr>
+      <w:r>
+        <w:rPr>
+          <w:b/>
+          <w:bCs/>
+          <w:sz w:val="28"/>
+          <w:szCs w:val="24"/>
         </w:rPr>
         <w:drawing>
-          <wp:anchor distT="0" distB="0" distL="0" distR="0" simplePos="0" relativeHeight="487589376" behindDoc="1" locked="0" layoutInCell="1" allowOverlap="1" wp14:anchorId="5ECA2020" wp14:editId="0B3F46AB">
-            <wp:simplePos x="0" y="0"/>
-            <wp:positionH relativeFrom="page">
-              <wp:posOffset>944734</wp:posOffset>
-            </wp:positionH>
-            <wp:positionV relativeFrom="paragraph">
-              <wp:posOffset>257995</wp:posOffset>
-            </wp:positionV>
-            <wp:extent cx="5561510" cy="2288286"/>
-            <wp:effectExtent l="0" t="0" r="0" b="0"/>
-            <wp:wrapTopAndBottom/>
-            <wp:docPr id="7" name="Image 7"/>
+          <wp:inline distT="0" distB="0" distL="0" distR="0" wp14:anchorId="177502C3" wp14:editId="25AE63F8">
+            <wp:extent cx="2810933" cy="2622968"/>
+            <wp:effectExtent l="0" t="0" r="8890" b="6350"/>
+            <wp:docPr id="210174720" name="Picture 1"/>
             <wp:cNvGraphicFramePr>
-              <a:graphicFrameLocks xmlns:a="http://schemas.openxmlformats.org/drawingml/2006/main"/>
+              <a:graphicFrameLocks xmlns:a="http://schemas.openxmlformats.org/drawingml/2006/main" noChangeAspect="1"/>
             </wp:cNvGraphicFramePr>
             <a:graphic xmlns:a="http://schemas.openxmlformats.org/drawingml/2006/main">
               <a:graphicData uri="http://schemas.openxmlformats.org/drawingml/2006/picture">
                 <pic:pic xmlns:pic="http://schemas.openxmlformats.org/drawingml/2006/picture">
                   <pic:nvPicPr>
-                    <pic:cNvPr id="7" name="Image 7"/>
+                    <pic:cNvPr id="210174720" name=""/>
                     <pic:cNvPicPr/>
                   </pic:nvPicPr>
                   <pic:blipFill>
-                    <a:blip r:embed="rId11" cstate="print"/>
+                    <a:blip r:embed="rId9"/>
                     <a:stretch>
                       <a:fillRect/>
                     </a:stretch>
@@ -1738,70 +4925,7 @@
                   <pic:spPr>
                     <a:xfrm>
                       <a:off x="0" y="0"/>
-                      <a:ext cx="5561510" cy="2288286"/>
-                    </a:xfrm>
-                    <a:prstGeom prst="rect">
-                      <a:avLst/>
-                    </a:prstGeom>
-                  </pic:spPr>
-                </pic:pic>
-              </a:graphicData>
-            </a:graphic>
-          </wp:anchor>
-        </w:drawing>
-      </w:r>
-    </w:p>
-    <w:p>
-      <w:pPr>
-        <w:pStyle w:val="BodyText"/>
-        <w:rPr>
-          <w:sz w:val="20"/>
-        </w:rPr>
-        <w:sectPr>
-          <w:pgSz w:w="12240" w:h="15840"/>
-          <w:pgMar w:top="1460" w:right="1080" w:bottom="280" w:left="1440" w:header="720" w:footer="720" w:gutter="0"/>
-          <w:cols w:space="720"/>
-        </w:sectPr>
-      </w:pPr>
-    </w:p>
-    <w:p>
-      <w:pPr>
-        <w:ind w:left="39"/>
-        <w:rPr>
-          <w:sz w:val="20"/>
-        </w:rPr>
-      </w:pPr>
-      <w:r>
-        <w:rPr>
-          <w:noProof/>
-          <w:sz w:val="20"/>
-        </w:rPr>
-        <w:lastRenderedPageBreak/>
-        <w:drawing>
-          <wp:inline distT="0" distB="0" distL="0" distR="0" wp14:anchorId="1586B5D6" wp14:editId="6BFA908E">
-            <wp:extent cx="5127346" cy="3148965"/>
-            <wp:effectExtent l="0" t="0" r="0" b="0"/>
-            <wp:docPr id="8" name="Image 8"/>
-            <wp:cNvGraphicFramePr>
-              <a:graphicFrameLocks xmlns:a="http://schemas.openxmlformats.org/drawingml/2006/main"/>
-            </wp:cNvGraphicFramePr>
-            <a:graphic xmlns:a="http://schemas.openxmlformats.org/drawingml/2006/main">
-              <a:graphicData uri="http://schemas.openxmlformats.org/drawingml/2006/picture">
-                <pic:pic xmlns:pic="http://schemas.openxmlformats.org/drawingml/2006/picture">
-                  <pic:nvPicPr>
-                    <pic:cNvPr id="8" name="Image 8"/>
-                    <pic:cNvPicPr/>
-                  </pic:nvPicPr>
-                  <pic:blipFill>
-                    <a:blip r:embed="rId12" cstate="print"/>
-                    <a:stretch>
-                      <a:fillRect/>
-                    </a:stretch>
-                  </pic:blipFill>
-                  <pic:spPr>
-                    <a:xfrm>
-                      <a:off x="0" y="0"/>
-                      <a:ext cx="5127346" cy="3148965"/>
+                      <a:ext cx="2815355" cy="2627095"/>
                     </a:xfrm>
                     <a:prstGeom prst="rect">
                       <a:avLst/>
@@ -1816,50 +4940,42 @@
     </w:p>
     <w:p>
       <w:pPr>
-        <w:pStyle w:val="BodyText"/>
-        <w:rPr>
-          <w:sz w:val="20"/>
-        </w:rPr>
-      </w:pPr>
-    </w:p>
-    <w:p>
-      <w:pPr>
-        <w:pStyle w:val="BodyText"/>
-        <w:spacing w:before="181"/>
-        <w:rPr>
-          <w:sz w:val="20"/>
-        </w:rPr>
-      </w:pPr>
-      <w:r>
-        <w:rPr>
-          <w:noProof/>
-          <w:sz w:val="20"/>
+        <w:tabs>
+          <w:tab w:val="left" w:pos="719"/>
+        </w:tabs>
+        <w:spacing w:before="45"/>
+        <w:jc w:val="center"/>
+        <w:rPr>
+          <w:b/>
+          <w:bCs/>
+          <w:sz w:val="28"/>
+          <w:szCs w:val="24"/>
+        </w:rPr>
+      </w:pPr>
+      <w:r>
+        <w:rPr>
+          <w:b/>
+          <w:bCs/>
+          <w:sz w:val="28"/>
+          <w:szCs w:val="24"/>
         </w:rPr>
         <w:drawing>
-          <wp:anchor distT="0" distB="0" distL="0" distR="0" simplePos="0" relativeHeight="487589888" behindDoc="1" locked="0" layoutInCell="1" allowOverlap="1" wp14:anchorId="0688922C" wp14:editId="405C5BC1">
-            <wp:simplePos x="0" y="0"/>
-            <wp:positionH relativeFrom="page">
-              <wp:posOffset>933450</wp:posOffset>
-            </wp:positionH>
-            <wp:positionV relativeFrom="paragraph">
-              <wp:posOffset>276591</wp:posOffset>
-            </wp:positionV>
-            <wp:extent cx="5039360" cy="3323082"/>
-            <wp:effectExtent l="0" t="0" r="0" b="0"/>
-            <wp:wrapTopAndBottom/>
-            <wp:docPr id="9" name="Image 9"/>
+          <wp:inline distT="0" distB="0" distL="0" distR="0" wp14:anchorId="6BB17203" wp14:editId="51B36DFC">
+            <wp:extent cx="4343400" cy="1730368"/>
+            <wp:effectExtent l="0" t="0" r="0" b="3810"/>
+            <wp:docPr id="346324116" name="Picture 1"/>
             <wp:cNvGraphicFramePr>
-              <a:graphicFrameLocks xmlns:a="http://schemas.openxmlformats.org/drawingml/2006/main"/>
+              <a:graphicFrameLocks xmlns:a="http://schemas.openxmlformats.org/drawingml/2006/main" noChangeAspect="1"/>
             </wp:cNvGraphicFramePr>
             <a:graphic xmlns:a="http://schemas.openxmlformats.org/drawingml/2006/main">
               <a:graphicData uri="http://schemas.openxmlformats.org/drawingml/2006/picture">
                 <pic:pic xmlns:pic="http://schemas.openxmlformats.org/drawingml/2006/picture">
                   <pic:nvPicPr>
-                    <pic:cNvPr id="9" name="Image 9"/>
+                    <pic:cNvPr id="346324116" name=""/>
                     <pic:cNvPicPr/>
                   </pic:nvPicPr>
                   <pic:blipFill>
-                    <a:blip r:embed="rId13" cstate="print"/>
+                    <a:blip r:embed="rId10"/>
                     <a:stretch>
                       <a:fillRect/>
                     </a:stretch>
@@ -1867,7 +4983,7 @@
                   <pic:spPr>
                     <a:xfrm>
                       <a:off x="0" y="0"/>
-                      <a:ext cx="5039360" cy="3323082"/>
+                      <a:ext cx="4350006" cy="1733000"/>
                     </a:xfrm>
                     <a:prstGeom prst="rect">
                       <a:avLst/>
@@ -1876,35 +4992,21 @@
                 </pic:pic>
               </a:graphicData>
             </a:graphic>
-          </wp:anchor>
+          </wp:inline>
         </w:drawing>
       </w:r>
     </w:p>
     <w:p>
       <w:pPr>
-        <w:pStyle w:val="BodyText"/>
-        <w:rPr>
-          <w:sz w:val="34"/>
-        </w:rPr>
-      </w:pPr>
-    </w:p>
-    <w:p>
-      <w:pPr>
-        <w:pStyle w:val="BodyText"/>
-        <w:spacing w:before="231"/>
-        <w:rPr>
-          <w:sz w:val="34"/>
-        </w:rPr>
-      </w:pPr>
-    </w:p>
-    <w:p>
-      <w:pPr>
-        <w:pStyle w:val="Heading1"/>
-        <w:jc w:val="left"/>
+        <w:tabs>
+          <w:tab w:val="left" w:pos="719"/>
+        </w:tabs>
+        <w:spacing w:before="45"/>
+        <w:jc w:val="center"/>
         <w:rPr>
           <w:b/>
           <w:bCs/>
-          <w:sz w:val="24"/>
+          <w:sz w:val="28"/>
           <w:szCs w:val="24"/>
         </w:rPr>
       </w:pPr>
@@ -1912,128 +5014,326 @@
         <w:rPr>
           <w:b/>
           <w:bCs/>
-          <w:sz w:val="24"/>
+          <w:sz w:val="28"/>
           <w:szCs w:val="24"/>
         </w:rPr>
-        <w:t>Result</w:t>
-      </w:r>
-      <w:r>
+        <w:lastRenderedPageBreak/>
+        <w:drawing>
+          <wp:inline distT="0" distB="0" distL="0" distR="0" wp14:anchorId="48ED9A93" wp14:editId="5E4FDCAE">
+            <wp:extent cx="2219635" cy="1486107"/>
+            <wp:effectExtent l="0" t="0" r="9525" b="0"/>
+            <wp:docPr id="635590501" name="Picture 1"/>
+            <wp:cNvGraphicFramePr>
+              <a:graphicFrameLocks xmlns:a="http://schemas.openxmlformats.org/drawingml/2006/main" noChangeAspect="1"/>
+            </wp:cNvGraphicFramePr>
+            <a:graphic xmlns:a="http://schemas.openxmlformats.org/drawingml/2006/main">
+              <a:graphicData uri="http://schemas.openxmlformats.org/drawingml/2006/picture">
+                <pic:pic xmlns:pic="http://schemas.openxmlformats.org/drawingml/2006/picture">
+                  <pic:nvPicPr>
+                    <pic:cNvPr id="635590501" name=""/>
+                    <pic:cNvPicPr/>
+                  </pic:nvPicPr>
+                  <pic:blipFill>
+                    <a:blip r:embed="rId11"/>
+                    <a:stretch>
+                      <a:fillRect/>
+                    </a:stretch>
+                  </pic:blipFill>
+                  <pic:spPr>
+                    <a:xfrm>
+                      <a:off x="0" y="0"/>
+                      <a:ext cx="2219635" cy="1486107"/>
+                    </a:xfrm>
+                    <a:prstGeom prst="rect">
+                      <a:avLst/>
+                    </a:prstGeom>
+                  </pic:spPr>
+                </pic:pic>
+              </a:graphicData>
+            </a:graphic>
+          </wp:inline>
+        </w:drawing>
+      </w:r>
+    </w:p>
+    <w:p>
+      <w:pPr>
+        <w:tabs>
+          <w:tab w:val="left" w:pos="719"/>
+        </w:tabs>
+        <w:spacing w:before="45"/>
+        <w:jc w:val="center"/>
         <w:rPr>
           <w:b/>
           <w:bCs/>
-          <w:spacing w:val="-6"/>
-          <w:sz w:val="24"/>
+          <w:sz w:val="28"/>
           <w:szCs w:val="24"/>
         </w:rPr>
-        <w:t>:</w:t>
-      </w:r>
-    </w:p>
-    <w:p>
-      <w:pPr>
-        <w:pStyle w:val="BodyText"/>
-        <w:spacing w:before="299"/>
-      </w:pPr>
-      <w:r>
-        <w:t>The</w:t>
-      </w:r>
-      <w:r>
-        <w:rPr>
-          <w:spacing w:val="-7"/>
-        </w:rPr>
-        <w:t xml:space="preserve"> </w:t>
-      </w:r>
-      <w:r>
-        <w:t>program</w:t>
-      </w:r>
-      <w:r>
-        <w:rPr>
-          <w:spacing w:val="-4"/>
-        </w:rPr>
-        <w:t xml:space="preserve"> </w:t>
-      </w:r>
-      <w:r>
-        <w:t>to</w:t>
-      </w:r>
-      <w:r>
-        <w:rPr>
-          <w:spacing w:val="-5"/>
-        </w:rPr>
-        <w:t xml:space="preserve"> </w:t>
-      </w:r>
-      <w:r>
-        <w:t>perform</w:t>
-      </w:r>
-      <w:r>
-        <w:rPr>
-          <w:spacing w:val="-4"/>
-        </w:rPr>
-        <w:t xml:space="preserve"> </w:t>
-      </w:r>
-      <w:r>
-        <w:t>data</w:t>
-      </w:r>
-      <w:r>
-        <w:rPr>
-          <w:spacing w:val="-5"/>
-        </w:rPr>
-        <w:t xml:space="preserve"> </w:t>
-      </w:r>
-      <w:r>
-        <w:t>cleaning</w:t>
-      </w:r>
-      <w:r>
-        <w:rPr>
-          <w:spacing w:val="-4"/>
-        </w:rPr>
-        <w:t xml:space="preserve"> </w:t>
-      </w:r>
-      <w:r>
-        <w:t>in</w:t>
-      </w:r>
-      <w:r>
-        <w:rPr>
-          <w:spacing w:val="-5"/>
-        </w:rPr>
-        <w:t xml:space="preserve"> </w:t>
-      </w:r>
-      <w:r>
-        <w:t>a</w:t>
-      </w:r>
-      <w:r>
-        <w:rPr>
-          <w:spacing w:val="-4"/>
-        </w:rPr>
-        <w:t xml:space="preserve"> </w:t>
-      </w:r>
-      <w:r>
-        <w:t>sample</w:t>
-      </w:r>
-      <w:r>
-        <w:rPr>
-          <w:spacing w:val="-4"/>
-        </w:rPr>
-        <w:t xml:space="preserve"> </w:t>
-      </w:r>
-      <w:r>
-        <w:rPr>
-          <w:spacing w:val="-2"/>
-        </w:rPr>
-        <w:t>dataset</w:t>
-      </w:r>
-    </w:p>
-    <w:p>
-      <w:pPr>
-        <w:pStyle w:val="BodyText"/>
-        <w:spacing w:before="4"/>
-        <w:rPr>
-          <w:sz w:val="17"/>
-        </w:rPr>
-      </w:pPr>
+      </w:pPr>
+      <w:r>
+        <w:rPr>
+          <w:b/>
+          <w:bCs/>
+          <w:sz w:val="28"/>
+          <w:szCs w:val="24"/>
+        </w:rPr>
+        <w:drawing>
+          <wp:inline distT="0" distB="0" distL="0" distR="0" wp14:anchorId="61403BB1" wp14:editId="783EDE6C">
+            <wp:extent cx="2486372" cy="2657846"/>
+            <wp:effectExtent l="0" t="0" r="9525" b="9525"/>
+            <wp:docPr id="475226662" name="Picture 1"/>
+            <wp:cNvGraphicFramePr>
+              <a:graphicFrameLocks xmlns:a="http://schemas.openxmlformats.org/drawingml/2006/main" noChangeAspect="1"/>
+            </wp:cNvGraphicFramePr>
+            <a:graphic xmlns:a="http://schemas.openxmlformats.org/drawingml/2006/main">
+              <a:graphicData uri="http://schemas.openxmlformats.org/drawingml/2006/picture">
+                <pic:pic xmlns:pic="http://schemas.openxmlformats.org/drawingml/2006/picture">
+                  <pic:nvPicPr>
+                    <pic:cNvPr id="475226662" name=""/>
+                    <pic:cNvPicPr/>
+                  </pic:nvPicPr>
+                  <pic:blipFill>
+                    <a:blip r:embed="rId12"/>
+                    <a:stretch>
+                      <a:fillRect/>
+                    </a:stretch>
+                  </pic:blipFill>
+                  <pic:spPr>
+                    <a:xfrm>
+                      <a:off x="0" y="0"/>
+                      <a:ext cx="2486372" cy="2657846"/>
+                    </a:xfrm>
+                    <a:prstGeom prst="rect">
+                      <a:avLst/>
+                    </a:prstGeom>
+                  </pic:spPr>
+                </pic:pic>
+              </a:graphicData>
+            </a:graphic>
+          </wp:inline>
+        </w:drawing>
+      </w:r>
+    </w:p>
+    <w:p>
+      <w:pPr>
+        <w:tabs>
+          <w:tab w:val="left" w:pos="719"/>
+        </w:tabs>
+        <w:spacing w:before="45"/>
+        <w:jc w:val="center"/>
+        <w:rPr>
+          <w:b/>
+          <w:bCs/>
+          <w:sz w:val="28"/>
+          <w:szCs w:val="24"/>
+        </w:rPr>
+      </w:pPr>
+      <w:r>
+        <w:rPr>
+          <w:b/>
+          <w:bCs/>
+          <w:sz w:val="28"/>
+          <w:szCs w:val="24"/>
+        </w:rPr>
+        <w:drawing>
+          <wp:inline distT="0" distB="0" distL="0" distR="0" wp14:anchorId="6513ED7E" wp14:editId="488AD476">
+            <wp:extent cx="3486637" cy="1629002"/>
+            <wp:effectExtent l="0" t="0" r="0" b="0"/>
+            <wp:docPr id="1558124283" name="Picture 1"/>
+            <wp:cNvGraphicFramePr>
+              <a:graphicFrameLocks xmlns:a="http://schemas.openxmlformats.org/drawingml/2006/main" noChangeAspect="1"/>
+            </wp:cNvGraphicFramePr>
+            <a:graphic xmlns:a="http://schemas.openxmlformats.org/drawingml/2006/main">
+              <a:graphicData uri="http://schemas.openxmlformats.org/drawingml/2006/picture">
+                <pic:pic xmlns:pic="http://schemas.openxmlformats.org/drawingml/2006/picture">
+                  <pic:nvPicPr>
+                    <pic:cNvPr id="1558124283" name=""/>
+                    <pic:cNvPicPr/>
+                  </pic:nvPicPr>
+                  <pic:blipFill>
+                    <a:blip r:embed="rId13"/>
+                    <a:stretch>
+                      <a:fillRect/>
+                    </a:stretch>
+                  </pic:blipFill>
+                  <pic:spPr>
+                    <a:xfrm>
+                      <a:off x="0" y="0"/>
+                      <a:ext cx="3486637" cy="1629002"/>
+                    </a:xfrm>
+                    <a:prstGeom prst="rect">
+                      <a:avLst/>
+                    </a:prstGeom>
+                  </pic:spPr>
+                </pic:pic>
+              </a:graphicData>
+            </a:graphic>
+          </wp:inline>
+        </w:drawing>
+      </w:r>
+    </w:p>
+    <w:p>
+      <w:pPr>
+        <w:tabs>
+          <w:tab w:val="left" w:pos="719"/>
+        </w:tabs>
+        <w:spacing w:before="45"/>
+        <w:jc w:val="center"/>
+        <w:rPr>
+          <w:b/>
+          <w:bCs/>
+          <w:sz w:val="28"/>
+          <w:szCs w:val="24"/>
+        </w:rPr>
+      </w:pPr>
+      <w:r>
+        <w:rPr>
+          <w:b/>
+          <w:bCs/>
+          <w:sz w:val="28"/>
+          <w:szCs w:val="24"/>
+        </w:rPr>
+        <w:drawing>
+          <wp:inline distT="0" distB="0" distL="0" distR="0" wp14:anchorId="7E607350" wp14:editId="5534C649">
+            <wp:extent cx="4782217" cy="1562318"/>
+            <wp:effectExtent l="0" t="0" r="0" b="0"/>
+            <wp:docPr id="2025034739" name="Picture 1"/>
+            <wp:cNvGraphicFramePr>
+              <a:graphicFrameLocks xmlns:a="http://schemas.openxmlformats.org/drawingml/2006/main" noChangeAspect="1"/>
+            </wp:cNvGraphicFramePr>
+            <a:graphic xmlns:a="http://schemas.openxmlformats.org/drawingml/2006/main">
+              <a:graphicData uri="http://schemas.openxmlformats.org/drawingml/2006/picture">
+                <pic:pic xmlns:pic="http://schemas.openxmlformats.org/drawingml/2006/picture">
+                  <pic:nvPicPr>
+                    <pic:cNvPr id="2025034739" name=""/>
+                    <pic:cNvPicPr/>
+                  </pic:nvPicPr>
+                  <pic:blipFill>
+                    <a:blip r:embed="rId14"/>
+                    <a:stretch>
+                      <a:fillRect/>
+                    </a:stretch>
+                  </pic:blipFill>
+                  <pic:spPr>
+                    <a:xfrm>
+                      <a:off x="0" y="0"/>
+                      <a:ext cx="4782217" cy="1562318"/>
+                    </a:xfrm>
+                    <a:prstGeom prst="rect">
+                      <a:avLst/>
+                    </a:prstGeom>
+                  </pic:spPr>
+                </pic:pic>
+              </a:graphicData>
+            </a:graphic>
+          </wp:inline>
+        </w:drawing>
+      </w:r>
+    </w:p>
+    <w:p>
+      <w:pPr>
+        <w:tabs>
+          <w:tab w:val="left" w:pos="719"/>
+        </w:tabs>
+        <w:spacing w:before="45"/>
+        <w:jc w:val="center"/>
+        <w:rPr>
+          <w:b/>
+          <w:bCs/>
+          <w:sz w:val="28"/>
+          <w:szCs w:val="24"/>
+        </w:rPr>
+      </w:pPr>
+    </w:p>
+    <w:p>
+      <w:pPr>
+        <w:tabs>
+          <w:tab w:val="left" w:pos="719"/>
+        </w:tabs>
+        <w:spacing w:before="45"/>
+        <w:jc w:val="center"/>
+        <w:rPr>
+          <w:b/>
+          <w:bCs/>
+          <w:sz w:val="28"/>
+          <w:szCs w:val="24"/>
+        </w:rPr>
+      </w:pPr>
+    </w:p>
+    <w:p>
+      <w:pPr>
+        <w:tabs>
+          <w:tab w:val="left" w:pos="719"/>
+        </w:tabs>
+        <w:spacing w:before="45"/>
+        <w:rPr>
+          <w:b/>
+          <w:bCs/>
+          <w:sz w:val="28"/>
+          <w:szCs w:val="24"/>
+        </w:rPr>
+      </w:pPr>
+      <w:r>
+        <w:rPr>
+          <w:b/>
+          <w:bCs/>
+          <w:sz w:val="28"/>
+          <w:szCs w:val="24"/>
+        </w:rPr>
+        <w:t>Result:</w:t>
+      </w:r>
+    </w:p>
+    <w:p>
+      <w:pPr>
+        <w:tabs>
+          <w:tab w:val="left" w:pos="719"/>
+        </w:tabs>
+        <w:spacing w:before="45"/>
+        <w:jc w:val="both"/>
+        <w:rPr>
+          <w:sz w:val="26"/>
+          <w:szCs w:val="26"/>
+        </w:rPr>
+      </w:pPr>
+      <w:r>
+        <w:rPr>
+          <w:sz w:val="26"/>
+          <w:szCs w:val="26"/>
+        </w:rPr>
+        <w:t>Thus, the heart disease</w:t>
+      </w:r>
+      <w:r>
+        <w:rPr>
+          <w:sz w:val="26"/>
+          <w:szCs w:val="26"/>
+        </w:rPr>
+        <w:t xml:space="preserve"> dataset was successfully cleaned by identifying missing values and applying multiple</w:t>
+      </w:r>
+      <w:r>
+        <w:rPr>
+          <w:sz w:val="26"/>
+          <w:szCs w:val="26"/>
+        </w:rPr>
+        <w:t xml:space="preserve"> </w:t>
+      </w:r>
+      <w:r>
+        <w:rPr>
+          <w:sz w:val="26"/>
+          <w:szCs w:val="26"/>
+        </w:rPr>
+        <w:t>data-cleaning techniques. The cleaned data is suitable for further analysis.</w:t>
+      </w:r>
     </w:p>
     <w:sectPr>
-      <w:pgSz w:w="12240" w:h="15840"/>
-      <w:pgMar w:top="1820" w:right="1080" w:bottom="280" w:left="1440" w:header="720" w:footer="720" w:gutter="0"/>
-      <w:cols w:space="720"/>
+      <w:pgSz w:w="11906" w:h="16838"/>
+      <w:pgMar w:top="1440" w:right="1440" w:bottom="1440" w:left="1440" w:header="708" w:footer="708" w:gutter="0"/>
+      <w:pgBorders w:offsetFrom="page">
+        <w:top w:val="single" w:sz="4" w:space="24" w:color="auto"/>
+        <w:left w:val="single" w:sz="4" w:space="24" w:color="auto"/>
+        <w:bottom w:val="single" w:sz="4" w:space="24" w:color="auto"/>
+        <w:right w:val="single" w:sz="4" w:space="24" w:color="auto"/>
+      </w:pgBorders>
+      <w:cols w:space="708"/>
+      <w:docGrid w:linePitch="360"/>
     </w:sectPr>
   </w:body>
 </w:document>
@@ -2164,7 +5464,133 @@
       </w:rPr>
     </w:lvl>
   </w:abstractNum>
-  <w:num w:numId="1" w16cid:durableId="1667590674">
+  <w:abstractNum w:abstractNumId="1" w15:restartNumberingAfterBreak="0">
+    <w:nsid w:val="5B1D1F04"/>
+    <w:multiLevelType w:val="hybridMultilevel"/>
+    <w:tmpl w:val="8BFCB83C"/>
+    <w:lvl w:ilvl="0" w:tplc="8F40191E">
+      <w:start w:val="1"/>
+      <w:numFmt w:val="decimal"/>
+      <w:lvlText w:val="%1."/>
+      <w:lvlJc w:val="left"/>
+      <w:pPr>
+        <w:ind w:left="720" w:hanging="360"/>
+        <w:jc w:val="left"/>
+      </w:pPr>
+      <w:rPr>
+        <w:rFonts w:ascii="Times New Roman" w:eastAsia="Times New Roman" w:hAnsi="Times New Roman" w:cs="Times New Roman" w:hint="default"/>
+        <w:b w:val="0"/>
+        <w:bCs w:val="0"/>
+        <w:i w:val="0"/>
+        <w:iCs w:val="0"/>
+        <w:spacing w:val="-1"/>
+        <w:w w:val="100"/>
+        <w:sz w:val="26"/>
+        <w:szCs w:val="26"/>
+        <w:lang w:val="en-US" w:eastAsia="en-US" w:bidi="ar-SA"/>
+      </w:rPr>
+    </w:lvl>
+    <w:lvl w:ilvl="1" w:tplc="13667F50">
+      <w:numFmt w:val="bullet"/>
+      <w:lvlText w:val="•"/>
+      <w:lvlJc w:val="left"/>
+      <w:pPr>
+        <w:ind w:left="1620" w:hanging="360"/>
+      </w:pPr>
+      <w:rPr>
+        <w:rFonts w:hint="default"/>
+        <w:lang w:val="en-US" w:eastAsia="en-US" w:bidi="ar-SA"/>
+      </w:rPr>
+    </w:lvl>
+    <w:lvl w:ilvl="2" w:tplc="81F62DAA">
+      <w:numFmt w:val="bullet"/>
+      <w:lvlText w:val="•"/>
+      <w:lvlJc w:val="left"/>
+      <w:pPr>
+        <w:ind w:left="2520" w:hanging="360"/>
+      </w:pPr>
+      <w:rPr>
+        <w:rFonts w:hint="default"/>
+        <w:lang w:val="en-US" w:eastAsia="en-US" w:bidi="ar-SA"/>
+      </w:rPr>
+    </w:lvl>
+    <w:lvl w:ilvl="3" w:tplc="205E3804">
+      <w:numFmt w:val="bullet"/>
+      <w:lvlText w:val="•"/>
+      <w:lvlJc w:val="left"/>
+      <w:pPr>
+        <w:ind w:left="3420" w:hanging="360"/>
+      </w:pPr>
+      <w:rPr>
+        <w:rFonts w:hint="default"/>
+        <w:lang w:val="en-US" w:eastAsia="en-US" w:bidi="ar-SA"/>
+      </w:rPr>
+    </w:lvl>
+    <w:lvl w:ilvl="4" w:tplc="7EE48C3C">
+      <w:numFmt w:val="bullet"/>
+      <w:lvlText w:val="•"/>
+      <w:lvlJc w:val="left"/>
+      <w:pPr>
+        <w:ind w:left="4320" w:hanging="360"/>
+      </w:pPr>
+      <w:rPr>
+        <w:rFonts w:hint="default"/>
+        <w:lang w:val="en-US" w:eastAsia="en-US" w:bidi="ar-SA"/>
+      </w:rPr>
+    </w:lvl>
+    <w:lvl w:ilvl="5" w:tplc="576A0BAA">
+      <w:numFmt w:val="bullet"/>
+      <w:lvlText w:val="•"/>
+      <w:lvlJc w:val="left"/>
+      <w:pPr>
+        <w:ind w:left="5220" w:hanging="360"/>
+      </w:pPr>
+      <w:rPr>
+        <w:rFonts w:hint="default"/>
+        <w:lang w:val="en-US" w:eastAsia="en-US" w:bidi="ar-SA"/>
+      </w:rPr>
+    </w:lvl>
+    <w:lvl w:ilvl="6" w:tplc="B8205368">
+      <w:numFmt w:val="bullet"/>
+      <w:lvlText w:val="•"/>
+      <w:lvlJc w:val="left"/>
+      <w:pPr>
+        <w:ind w:left="6120" w:hanging="360"/>
+      </w:pPr>
+      <w:rPr>
+        <w:rFonts w:hint="default"/>
+        <w:lang w:val="en-US" w:eastAsia="en-US" w:bidi="ar-SA"/>
+      </w:rPr>
+    </w:lvl>
+    <w:lvl w:ilvl="7" w:tplc="33B86ECE">
+      <w:numFmt w:val="bullet"/>
+      <w:lvlText w:val="•"/>
+      <w:lvlJc w:val="left"/>
+      <w:pPr>
+        <w:ind w:left="7020" w:hanging="360"/>
+      </w:pPr>
+      <w:rPr>
+        <w:rFonts w:hint="default"/>
+        <w:lang w:val="en-US" w:eastAsia="en-US" w:bidi="ar-SA"/>
+      </w:rPr>
+    </w:lvl>
+    <w:lvl w:ilvl="8" w:tplc="3B886392">
+      <w:numFmt w:val="bullet"/>
+      <w:lvlText w:val="•"/>
+      <w:lvlJc w:val="left"/>
+      <w:pPr>
+        <w:ind w:left="7920" w:hanging="360"/>
+      </w:pPr>
+      <w:rPr>
+        <w:rFonts w:hint="default"/>
+        <w:lang w:val="en-US" w:eastAsia="en-US" w:bidi="ar-SA"/>
+      </w:rPr>
+    </w:lvl>
+  </w:abstractNum>
+  <w:num w:numId="1" w16cid:durableId="559487913">
+    <w:abstractNumId w:val="1"/>
+  </w:num>
+  <w:num w:numId="2" w16cid:durableId="1667590674">
     <w:abstractNumId w:val="0"/>
   </w:num>
 </w:numbering>
@@ -2178,14 +5604,12 @@
         <w:rFonts w:asciiTheme="minorHAnsi" w:eastAsiaTheme="minorHAnsi" w:hAnsiTheme="minorHAnsi" w:cstheme="minorBidi"/>
         <w:sz w:val="22"/>
         <w:szCs w:val="22"/>
-        <w:lang w:val="en-US" w:eastAsia="en-US" w:bidi="ar-SA"/>
+        <w:lang w:val="en-IN" w:eastAsia="en-US" w:bidi="ar-SA"/>
       </w:rPr>
     </w:rPrDefault>
     <w:pPrDefault>
       <w:pPr>
-        <w:widowControl w:val="0"/>
-        <w:autoSpaceDE w:val="0"/>
-        <w:autoSpaceDN w:val="0"/>
+        <w:spacing w:after="160" w:line="259" w:lineRule="auto"/>
       </w:pPr>
     </w:pPrDefault>
   </w:docDefaults>
@@ -2256,7 +5680,7 @@
     <w:lsdException w:name="Closing" w:semiHidden="1" w:unhideWhenUsed="1"/>
     <w:lsdException w:name="Signature" w:semiHidden="1" w:unhideWhenUsed="1"/>
     <w:lsdException w:name="Default Paragraph Font" w:semiHidden="1" w:uiPriority="1" w:unhideWhenUsed="1"/>
-    <w:lsdException w:name="Body Text" w:semiHidden="1" w:unhideWhenUsed="1"/>
+    <w:lsdException w:name="Body Text" w:semiHidden="1" w:uiPriority="1" w:unhideWhenUsed="1" w:qFormat="1"/>
     <w:lsdException w:name="Body Text Indent" w:semiHidden="1" w:unhideWhenUsed="1"/>
     <w:lsdException w:name="List Continue" w:semiHidden="1" w:unhideWhenUsed="1"/>
     <w:lsdException w:name="List Continue 2" w:semiHidden="1" w:unhideWhenUsed="1"/>
@@ -2369,7 +5793,7 @@
     <w:lsdException w:name="Medium Shading 2 Accent 1" w:uiPriority="64"/>
     <w:lsdException w:name="Medium List 1 Accent 1" w:uiPriority="65"/>
     <w:lsdException w:name="Revision" w:semiHidden="1"/>
-    <w:lsdException w:name="List Paragraph" w:uiPriority="34" w:qFormat="1"/>
+    <w:lsdException w:name="List Paragraph" w:uiPriority="1" w:qFormat="1"/>
     <w:lsdException w:name="Quote" w:uiPriority="29" w:qFormat="1"/>
     <w:lsdException w:name="Intense Quote" w:uiPriority="30" w:qFormat="1"/>
     <w:lsdException w:name="Medium List 2 Accent 1" w:uiPriority="66"/>
@@ -2570,28 +5994,218 @@
   <w:style w:type="paragraph" w:default="1" w:styleId="Normal">
     <w:name w:val="Normal"/>
     <w:qFormat/>
+    <w:rsid w:val="00556D4D"/>
+    <w:pPr>
+      <w:widowControl w:val="0"/>
+      <w:autoSpaceDE w:val="0"/>
+      <w:autoSpaceDN w:val="0"/>
+      <w:spacing w:after="0" w:line="240" w:lineRule="auto"/>
+    </w:pPr>
     <w:rPr>
       <w:rFonts w:ascii="Times New Roman" w:eastAsia="Times New Roman" w:hAnsi="Times New Roman" w:cs="Times New Roman"/>
+      <w:lang w:val="en-US"/>
     </w:rPr>
   </w:style>
   <w:style w:type="paragraph" w:styleId="Heading1">
     <w:name w:val="heading 1"/>
     <w:basedOn w:val="Normal"/>
+    <w:next w:val="Normal"/>
+    <w:link w:val="Heading1Char"/>
     <w:uiPriority w:val="9"/>
     <w:qFormat/>
+    <w:rsid w:val="00556D4D"/>
     <w:pPr>
-      <w:jc w:val="both"/>
+      <w:keepNext/>
+      <w:keepLines/>
+      <w:spacing w:before="360" w:after="80"/>
       <w:outlineLvl w:val="0"/>
     </w:pPr>
     <w:rPr>
-      <w:sz w:val="34"/>
-      <w:szCs w:val="34"/>
+      <w:rFonts w:asciiTheme="majorHAnsi" w:eastAsiaTheme="majorEastAsia" w:hAnsiTheme="majorHAnsi" w:cstheme="majorBidi"/>
+      <w:color w:val="0F4761" w:themeColor="accent1" w:themeShade="BF"/>
+      <w:sz w:val="40"/>
+      <w:szCs w:val="40"/>
+    </w:rPr>
+  </w:style>
+  <w:style w:type="paragraph" w:styleId="Heading2">
+    <w:name w:val="heading 2"/>
+    <w:basedOn w:val="Normal"/>
+    <w:next w:val="Normal"/>
+    <w:link w:val="Heading2Char"/>
+    <w:uiPriority w:val="9"/>
+    <w:semiHidden/>
+    <w:unhideWhenUsed/>
+    <w:qFormat/>
+    <w:rsid w:val="00556D4D"/>
+    <w:pPr>
+      <w:keepNext/>
+      <w:keepLines/>
+      <w:spacing w:before="160" w:after="80"/>
+      <w:outlineLvl w:val="1"/>
+    </w:pPr>
+    <w:rPr>
+      <w:rFonts w:asciiTheme="majorHAnsi" w:eastAsiaTheme="majorEastAsia" w:hAnsiTheme="majorHAnsi" w:cstheme="majorBidi"/>
+      <w:color w:val="0F4761" w:themeColor="accent1" w:themeShade="BF"/>
+      <w:sz w:val="32"/>
+      <w:szCs w:val="32"/>
+    </w:rPr>
+  </w:style>
+  <w:style w:type="paragraph" w:styleId="Heading3">
+    <w:name w:val="heading 3"/>
+    <w:basedOn w:val="Normal"/>
+    <w:next w:val="Normal"/>
+    <w:link w:val="Heading3Char"/>
+    <w:uiPriority w:val="9"/>
+    <w:semiHidden/>
+    <w:unhideWhenUsed/>
+    <w:qFormat/>
+    <w:rsid w:val="00556D4D"/>
+    <w:pPr>
+      <w:keepNext/>
+      <w:keepLines/>
+      <w:spacing w:before="160" w:after="80"/>
+      <w:outlineLvl w:val="2"/>
+    </w:pPr>
+    <w:rPr>
+      <w:rFonts w:eastAsiaTheme="majorEastAsia" w:cstheme="majorBidi"/>
+      <w:color w:val="0F4761" w:themeColor="accent1" w:themeShade="BF"/>
+      <w:sz w:val="28"/>
+      <w:szCs w:val="28"/>
+    </w:rPr>
+  </w:style>
+  <w:style w:type="paragraph" w:styleId="Heading4">
+    <w:name w:val="heading 4"/>
+    <w:basedOn w:val="Normal"/>
+    <w:next w:val="Normal"/>
+    <w:link w:val="Heading4Char"/>
+    <w:uiPriority w:val="9"/>
+    <w:semiHidden/>
+    <w:unhideWhenUsed/>
+    <w:qFormat/>
+    <w:rsid w:val="00556D4D"/>
+    <w:pPr>
+      <w:keepNext/>
+      <w:keepLines/>
+      <w:spacing w:before="80" w:after="40"/>
+      <w:outlineLvl w:val="3"/>
+    </w:pPr>
+    <w:rPr>
+      <w:rFonts w:eastAsiaTheme="majorEastAsia" w:cstheme="majorBidi"/>
+      <w:i/>
+      <w:iCs/>
+      <w:color w:val="0F4761" w:themeColor="accent1" w:themeShade="BF"/>
+    </w:rPr>
+  </w:style>
+  <w:style w:type="paragraph" w:styleId="Heading5">
+    <w:name w:val="heading 5"/>
+    <w:basedOn w:val="Normal"/>
+    <w:next w:val="Normal"/>
+    <w:link w:val="Heading5Char"/>
+    <w:uiPriority w:val="9"/>
+    <w:semiHidden/>
+    <w:unhideWhenUsed/>
+    <w:qFormat/>
+    <w:rsid w:val="00556D4D"/>
+    <w:pPr>
+      <w:keepNext/>
+      <w:keepLines/>
+      <w:spacing w:before="80" w:after="40"/>
+      <w:outlineLvl w:val="4"/>
+    </w:pPr>
+    <w:rPr>
+      <w:rFonts w:eastAsiaTheme="majorEastAsia" w:cstheme="majorBidi"/>
+      <w:color w:val="0F4761" w:themeColor="accent1" w:themeShade="BF"/>
+    </w:rPr>
+  </w:style>
+  <w:style w:type="paragraph" w:styleId="Heading6">
+    <w:name w:val="heading 6"/>
+    <w:basedOn w:val="Normal"/>
+    <w:next w:val="Normal"/>
+    <w:link w:val="Heading6Char"/>
+    <w:uiPriority w:val="9"/>
+    <w:semiHidden/>
+    <w:unhideWhenUsed/>
+    <w:qFormat/>
+    <w:rsid w:val="00556D4D"/>
+    <w:pPr>
+      <w:keepNext/>
+      <w:keepLines/>
+      <w:spacing w:before="40"/>
+      <w:outlineLvl w:val="5"/>
+    </w:pPr>
+    <w:rPr>
+      <w:rFonts w:eastAsiaTheme="majorEastAsia" w:cstheme="majorBidi"/>
+      <w:i/>
+      <w:iCs/>
+      <w:color w:val="595959" w:themeColor="text1" w:themeTint="A6"/>
+    </w:rPr>
+  </w:style>
+  <w:style w:type="paragraph" w:styleId="Heading7">
+    <w:name w:val="heading 7"/>
+    <w:basedOn w:val="Normal"/>
+    <w:next w:val="Normal"/>
+    <w:link w:val="Heading7Char"/>
+    <w:uiPriority w:val="9"/>
+    <w:semiHidden/>
+    <w:unhideWhenUsed/>
+    <w:qFormat/>
+    <w:rsid w:val="00556D4D"/>
+    <w:pPr>
+      <w:keepNext/>
+      <w:keepLines/>
+      <w:spacing w:before="40"/>
+      <w:outlineLvl w:val="6"/>
+    </w:pPr>
+    <w:rPr>
+      <w:rFonts w:eastAsiaTheme="majorEastAsia" w:cstheme="majorBidi"/>
+      <w:color w:val="595959" w:themeColor="text1" w:themeTint="A6"/>
+    </w:rPr>
+  </w:style>
+  <w:style w:type="paragraph" w:styleId="Heading8">
+    <w:name w:val="heading 8"/>
+    <w:basedOn w:val="Normal"/>
+    <w:next w:val="Normal"/>
+    <w:link w:val="Heading8Char"/>
+    <w:uiPriority w:val="9"/>
+    <w:semiHidden/>
+    <w:unhideWhenUsed/>
+    <w:qFormat/>
+    <w:rsid w:val="00556D4D"/>
+    <w:pPr>
+      <w:keepNext/>
+      <w:keepLines/>
+      <w:outlineLvl w:val="7"/>
+    </w:pPr>
+    <w:rPr>
+      <w:rFonts w:eastAsiaTheme="majorEastAsia" w:cstheme="majorBidi"/>
+      <w:i/>
+      <w:iCs/>
+      <w:color w:val="272727" w:themeColor="text1" w:themeTint="D8"/>
+    </w:rPr>
+  </w:style>
+  <w:style w:type="paragraph" w:styleId="Heading9">
+    <w:name w:val="heading 9"/>
+    <w:basedOn w:val="Normal"/>
+    <w:next w:val="Normal"/>
+    <w:link w:val="Heading9Char"/>
+    <w:uiPriority w:val="9"/>
+    <w:semiHidden/>
+    <w:unhideWhenUsed/>
+    <w:qFormat/>
+    <w:rsid w:val="00556D4D"/>
+    <w:pPr>
+      <w:keepNext/>
+      <w:keepLines/>
+      <w:outlineLvl w:val="8"/>
+    </w:pPr>
+    <w:rPr>
+      <w:rFonts w:eastAsiaTheme="majorEastAsia" w:cstheme="majorBidi"/>
+      <w:color w:val="272727" w:themeColor="text1" w:themeTint="D8"/>
     </w:rPr>
   </w:style>
   <w:style w:type="character" w:default="1" w:styleId="DefaultParagraphFont">
     <w:name w:val="Default Paragraph Font"/>
     <w:uiPriority w:val="1"/>
-    <w:semiHidden/>
     <w:unhideWhenUsed/>
   </w:style>
   <w:style w:type="table" w:default="1" w:styleId="TableNormal">
@@ -2615,14 +6229,222 @@
     <w:semiHidden/>
     <w:unhideWhenUsed/>
   </w:style>
-  <w:style w:type="paragraph" w:styleId="BodyText">
-    <w:name w:val="Body Text"/>
+  <w:style w:type="character" w:customStyle="1" w:styleId="Heading1Char">
+    <w:name w:val="Heading 1 Char"/>
+    <w:basedOn w:val="DefaultParagraphFont"/>
+    <w:link w:val="Heading1"/>
+    <w:uiPriority w:val="9"/>
+    <w:rsid w:val="00556D4D"/>
+    <w:rPr>
+      <w:rFonts w:asciiTheme="majorHAnsi" w:eastAsiaTheme="majorEastAsia" w:hAnsiTheme="majorHAnsi" w:cstheme="majorBidi"/>
+      <w:color w:val="0F4761" w:themeColor="accent1" w:themeShade="BF"/>
+      <w:sz w:val="40"/>
+      <w:szCs w:val="40"/>
+    </w:rPr>
+  </w:style>
+  <w:style w:type="character" w:customStyle="1" w:styleId="Heading2Char">
+    <w:name w:val="Heading 2 Char"/>
+    <w:basedOn w:val="DefaultParagraphFont"/>
+    <w:link w:val="Heading2"/>
+    <w:uiPriority w:val="9"/>
+    <w:semiHidden/>
+    <w:rsid w:val="00556D4D"/>
+    <w:rPr>
+      <w:rFonts w:asciiTheme="majorHAnsi" w:eastAsiaTheme="majorEastAsia" w:hAnsiTheme="majorHAnsi" w:cstheme="majorBidi"/>
+      <w:color w:val="0F4761" w:themeColor="accent1" w:themeShade="BF"/>
+      <w:sz w:val="32"/>
+      <w:szCs w:val="32"/>
+    </w:rPr>
+  </w:style>
+  <w:style w:type="character" w:customStyle="1" w:styleId="Heading3Char">
+    <w:name w:val="Heading 3 Char"/>
+    <w:basedOn w:val="DefaultParagraphFont"/>
+    <w:link w:val="Heading3"/>
+    <w:uiPriority w:val="9"/>
+    <w:semiHidden/>
+    <w:rsid w:val="00556D4D"/>
+    <w:rPr>
+      <w:rFonts w:eastAsiaTheme="majorEastAsia" w:cstheme="majorBidi"/>
+      <w:color w:val="0F4761" w:themeColor="accent1" w:themeShade="BF"/>
+      <w:sz w:val="28"/>
+      <w:szCs w:val="28"/>
+    </w:rPr>
+  </w:style>
+  <w:style w:type="character" w:customStyle="1" w:styleId="Heading4Char">
+    <w:name w:val="Heading 4 Char"/>
+    <w:basedOn w:val="DefaultParagraphFont"/>
+    <w:link w:val="Heading4"/>
+    <w:uiPriority w:val="9"/>
+    <w:semiHidden/>
+    <w:rsid w:val="00556D4D"/>
+    <w:rPr>
+      <w:rFonts w:eastAsiaTheme="majorEastAsia" w:cstheme="majorBidi"/>
+      <w:i/>
+      <w:iCs/>
+      <w:color w:val="0F4761" w:themeColor="accent1" w:themeShade="BF"/>
+    </w:rPr>
+  </w:style>
+  <w:style w:type="character" w:customStyle="1" w:styleId="Heading5Char">
+    <w:name w:val="Heading 5 Char"/>
+    <w:basedOn w:val="DefaultParagraphFont"/>
+    <w:link w:val="Heading5"/>
+    <w:uiPriority w:val="9"/>
+    <w:semiHidden/>
+    <w:rsid w:val="00556D4D"/>
+    <w:rPr>
+      <w:rFonts w:eastAsiaTheme="majorEastAsia" w:cstheme="majorBidi"/>
+      <w:color w:val="0F4761" w:themeColor="accent1" w:themeShade="BF"/>
+    </w:rPr>
+  </w:style>
+  <w:style w:type="character" w:customStyle="1" w:styleId="Heading6Char">
+    <w:name w:val="Heading 6 Char"/>
+    <w:basedOn w:val="DefaultParagraphFont"/>
+    <w:link w:val="Heading6"/>
+    <w:uiPriority w:val="9"/>
+    <w:semiHidden/>
+    <w:rsid w:val="00556D4D"/>
+    <w:rPr>
+      <w:rFonts w:eastAsiaTheme="majorEastAsia" w:cstheme="majorBidi"/>
+      <w:i/>
+      <w:iCs/>
+      <w:color w:val="595959" w:themeColor="text1" w:themeTint="A6"/>
+    </w:rPr>
+  </w:style>
+  <w:style w:type="character" w:customStyle="1" w:styleId="Heading7Char">
+    <w:name w:val="Heading 7 Char"/>
+    <w:basedOn w:val="DefaultParagraphFont"/>
+    <w:link w:val="Heading7"/>
+    <w:uiPriority w:val="9"/>
+    <w:semiHidden/>
+    <w:rsid w:val="00556D4D"/>
+    <w:rPr>
+      <w:rFonts w:eastAsiaTheme="majorEastAsia" w:cstheme="majorBidi"/>
+      <w:color w:val="595959" w:themeColor="text1" w:themeTint="A6"/>
+    </w:rPr>
+  </w:style>
+  <w:style w:type="character" w:customStyle="1" w:styleId="Heading8Char">
+    <w:name w:val="Heading 8 Char"/>
+    <w:basedOn w:val="DefaultParagraphFont"/>
+    <w:link w:val="Heading8"/>
+    <w:uiPriority w:val="9"/>
+    <w:semiHidden/>
+    <w:rsid w:val="00556D4D"/>
+    <w:rPr>
+      <w:rFonts w:eastAsiaTheme="majorEastAsia" w:cstheme="majorBidi"/>
+      <w:i/>
+      <w:iCs/>
+      <w:color w:val="272727" w:themeColor="text1" w:themeTint="D8"/>
+    </w:rPr>
+  </w:style>
+  <w:style w:type="character" w:customStyle="1" w:styleId="Heading9Char">
+    <w:name w:val="Heading 9 Char"/>
+    <w:basedOn w:val="DefaultParagraphFont"/>
+    <w:link w:val="Heading9"/>
+    <w:uiPriority w:val="9"/>
+    <w:semiHidden/>
+    <w:rsid w:val="00556D4D"/>
+    <w:rPr>
+      <w:rFonts w:eastAsiaTheme="majorEastAsia" w:cstheme="majorBidi"/>
+      <w:color w:val="272727" w:themeColor="text1" w:themeTint="D8"/>
+    </w:rPr>
+  </w:style>
+  <w:style w:type="paragraph" w:styleId="Title">
+    <w:name w:val="Title"/>
     <w:basedOn w:val="Normal"/>
-    <w:uiPriority w:val="1"/>
+    <w:next w:val="Normal"/>
+    <w:link w:val="TitleChar"/>
+    <w:uiPriority w:val="10"/>
     <w:qFormat/>
+    <w:rsid w:val="00556D4D"/>
+    <w:pPr>
+      <w:spacing w:after="80"/>
+      <w:contextualSpacing/>
+    </w:pPr>
     <w:rPr>
-      <w:sz w:val="26"/>
-      <w:szCs w:val="26"/>
+      <w:rFonts w:asciiTheme="majorHAnsi" w:eastAsiaTheme="majorEastAsia" w:hAnsiTheme="majorHAnsi" w:cstheme="majorBidi"/>
+      <w:spacing w:val="-10"/>
+      <w:kern w:val="28"/>
+      <w:sz w:val="56"/>
+      <w:szCs w:val="56"/>
+    </w:rPr>
+  </w:style>
+  <w:style w:type="character" w:customStyle="1" w:styleId="TitleChar">
+    <w:name w:val="Title Char"/>
+    <w:basedOn w:val="DefaultParagraphFont"/>
+    <w:link w:val="Title"/>
+    <w:uiPriority w:val="10"/>
+    <w:rsid w:val="00556D4D"/>
+    <w:rPr>
+      <w:rFonts w:asciiTheme="majorHAnsi" w:eastAsiaTheme="majorEastAsia" w:hAnsiTheme="majorHAnsi" w:cstheme="majorBidi"/>
+      <w:spacing w:val="-10"/>
+      <w:kern w:val="28"/>
+      <w:sz w:val="56"/>
+      <w:szCs w:val="56"/>
+    </w:rPr>
+  </w:style>
+  <w:style w:type="paragraph" w:styleId="Subtitle">
+    <w:name w:val="Subtitle"/>
+    <w:basedOn w:val="Normal"/>
+    <w:next w:val="Normal"/>
+    <w:link w:val="SubtitleChar"/>
+    <w:uiPriority w:val="11"/>
+    <w:qFormat/>
+    <w:rsid w:val="00556D4D"/>
+    <w:pPr>
+      <w:numPr>
+        <w:ilvl w:val="1"/>
+      </w:numPr>
+    </w:pPr>
+    <w:rPr>
+      <w:rFonts w:eastAsiaTheme="majorEastAsia" w:cstheme="majorBidi"/>
+      <w:color w:val="595959" w:themeColor="text1" w:themeTint="A6"/>
+      <w:spacing w:val="15"/>
+      <w:sz w:val="28"/>
+      <w:szCs w:val="28"/>
+    </w:rPr>
+  </w:style>
+  <w:style w:type="character" w:customStyle="1" w:styleId="SubtitleChar">
+    <w:name w:val="Subtitle Char"/>
+    <w:basedOn w:val="DefaultParagraphFont"/>
+    <w:link w:val="Subtitle"/>
+    <w:uiPriority w:val="11"/>
+    <w:rsid w:val="00556D4D"/>
+    <w:rPr>
+      <w:rFonts w:eastAsiaTheme="majorEastAsia" w:cstheme="majorBidi"/>
+      <w:color w:val="595959" w:themeColor="text1" w:themeTint="A6"/>
+      <w:spacing w:val="15"/>
+      <w:sz w:val="28"/>
+      <w:szCs w:val="28"/>
+    </w:rPr>
+  </w:style>
+  <w:style w:type="paragraph" w:styleId="Quote">
+    <w:name w:val="Quote"/>
+    <w:basedOn w:val="Normal"/>
+    <w:next w:val="Normal"/>
+    <w:link w:val="QuoteChar"/>
+    <w:uiPriority w:val="29"/>
+    <w:qFormat/>
+    <w:rsid w:val="00556D4D"/>
+    <w:pPr>
+      <w:spacing w:before="160"/>
+      <w:jc w:val="center"/>
+    </w:pPr>
+    <w:rPr>
+      <w:i/>
+      <w:iCs/>
+      <w:color w:val="404040" w:themeColor="text1" w:themeTint="BF"/>
+    </w:rPr>
+  </w:style>
+  <w:style w:type="character" w:customStyle="1" w:styleId="QuoteChar">
+    <w:name w:val="Quote Char"/>
+    <w:basedOn w:val="DefaultParagraphFont"/>
+    <w:link w:val="Quote"/>
+    <w:uiPriority w:val="29"/>
+    <w:rsid w:val="00556D4D"/>
+    <w:rPr>
+      <w:i/>
+      <w:iCs/>
+      <w:color w:val="404040" w:themeColor="text1" w:themeTint="BF"/>
     </w:rPr>
   </w:style>
   <w:style w:type="paragraph" w:styleId="ListParagraph">
@@ -2630,16 +6452,122 @@
     <w:basedOn w:val="Normal"/>
     <w:uiPriority w:val="1"/>
     <w:qFormat/>
+    <w:rsid w:val="00556D4D"/>
     <w:pPr>
-      <w:spacing w:before="45"/>
-      <w:ind w:left="719" w:hanging="359"/>
+      <w:ind w:left="720"/>
+      <w:contextualSpacing/>
     </w:pPr>
   </w:style>
-  <w:style w:type="paragraph" w:customStyle="1" w:styleId="TableParagraph">
-    <w:name w:val="Table Paragraph"/>
+  <w:style w:type="character" w:styleId="IntenseEmphasis">
+    <w:name w:val="Intense Emphasis"/>
+    <w:basedOn w:val="DefaultParagraphFont"/>
+    <w:uiPriority w:val="21"/>
+    <w:qFormat/>
+    <w:rsid w:val="00556D4D"/>
+    <w:rPr>
+      <w:i/>
+      <w:iCs/>
+      <w:color w:val="0F4761" w:themeColor="accent1" w:themeShade="BF"/>
+    </w:rPr>
+  </w:style>
+  <w:style w:type="paragraph" w:styleId="IntenseQuote">
+    <w:name w:val="Intense Quote"/>
     <w:basedOn w:val="Normal"/>
+    <w:next w:val="Normal"/>
+    <w:link w:val="IntenseQuoteChar"/>
+    <w:uiPriority w:val="30"/>
+    <w:qFormat/>
+    <w:rsid w:val="00556D4D"/>
+    <w:pPr>
+      <w:pBdr>
+        <w:top w:val="single" w:sz="4" w:space="10" w:color="0F4761" w:themeColor="accent1" w:themeShade="BF"/>
+        <w:bottom w:val="single" w:sz="4" w:space="10" w:color="0F4761" w:themeColor="accent1" w:themeShade="BF"/>
+      </w:pBdr>
+      <w:spacing w:before="360" w:after="360"/>
+      <w:ind w:left="864" w:right="864"/>
+      <w:jc w:val="center"/>
+    </w:pPr>
+    <w:rPr>
+      <w:i/>
+      <w:iCs/>
+      <w:color w:val="0F4761" w:themeColor="accent1" w:themeShade="BF"/>
+    </w:rPr>
+  </w:style>
+  <w:style w:type="character" w:customStyle="1" w:styleId="IntenseQuoteChar">
+    <w:name w:val="Intense Quote Char"/>
+    <w:basedOn w:val="DefaultParagraphFont"/>
+    <w:link w:val="IntenseQuote"/>
+    <w:uiPriority w:val="30"/>
+    <w:rsid w:val="00556D4D"/>
+    <w:rPr>
+      <w:i/>
+      <w:iCs/>
+      <w:color w:val="0F4761" w:themeColor="accent1" w:themeShade="BF"/>
+    </w:rPr>
+  </w:style>
+  <w:style w:type="character" w:styleId="IntenseReference">
+    <w:name w:val="Intense Reference"/>
+    <w:basedOn w:val="DefaultParagraphFont"/>
+    <w:uiPriority w:val="32"/>
+    <w:qFormat/>
+    <w:rsid w:val="00556D4D"/>
+    <w:rPr>
+      <w:b/>
+      <w:bCs/>
+      <w:smallCaps/>
+      <w:color w:val="0F4761" w:themeColor="accent1" w:themeShade="BF"/>
+      <w:spacing w:val="5"/>
+    </w:rPr>
+  </w:style>
+  <w:style w:type="paragraph" w:styleId="BodyText">
+    <w:name w:val="Body Text"/>
+    <w:basedOn w:val="Normal"/>
+    <w:link w:val="BodyTextChar"/>
     <w:uiPriority w:val="1"/>
     <w:qFormat/>
+    <w:rsid w:val="00556D4D"/>
+    <w:rPr>
+      <w:sz w:val="26"/>
+      <w:szCs w:val="26"/>
+    </w:rPr>
+  </w:style>
+  <w:style w:type="character" w:customStyle="1" w:styleId="BodyTextChar">
+    <w:name w:val="Body Text Char"/>
+    <w:basedOn w:val="DefaultParagraphFont"/>
+    <w:link w:val="BodyText"/>
+    <w:uiPriority w:val="1"/>
+    <w:rsid w:val="00556D4D"/>
+    <w:rPr>
+      <w:rFonts w:ascii="Times New Roman" w:eastAsia="Times New Roman" w:hAnsi="Times New Roman" w:cs="Times New Roman"/>
+      <w:sz w:val="26"/>
+      <w:szCs w:val="26"/>
+      <w:lang w:val="en-US"/>
+    </w:rPr>
+  </w:style>
+  <w:style w:type="table" w:styleId="TableGrid">
+    <w:name w:val="Table Grid"/>
+    <w:basedOn w:val="TableNormal"/>
+    <w:uiPriority w:val="39"/>
+    <w:rsid w:val="00556D4D"/>
+    <w:pPr>
+      <w:widowControl w:val="0"/>
+      <w:autoSpaceDE w:val="0"/>
+      <w:autoSpaceDN w:val="0"/>
+      <w:spacing w:after="0" w:line="240" w:lineRule="auto"/>
+    </w:pPr>
+    <w:rPr>
+      <w:lang w:val="en-US"/>
+    </w:rPr>
+    <w:tblPr>
+      <w:tblBorders>
+        <w:top w:val="single" w:sz="4" w:space="0" w:color="auto"/>
+        <w:left w:val="single" w:sz="4" w:space="0" w:color="auto"/>
+        <w:bottom w:val="single" w:sz="4" w:space="0" w:color="auto"/>
+        <w:right w:val="single" w:sz="4" w:space="0" w:color="auto"/>
+        <w:insideH w:val="single" w:sz="4" w:space="0" w:color="auto"/>
+        <w:insideV w:val="single" w:sz="4" w:space="0" w:color="auto"/>
+      </w:tblBorders>
+    </w:tblPr>
   </w:style>
 </w:styles>
 </file>
@@ -2655,44 +6583,44 @@
         <a:sysClr val="window" lastClr="FFFFFF"/>
       </a:lt1>
       <a:dk2>
-        <a:srgbClr val="1F497D"/>
+        <a:srgbClr val="0E2841"/>
       </a:dk2>
       <a:lt2>
-        <a:srgbClr val="EEECE1"/>
+        <a:srgbClr val="E8E8E8"/>
       </a:lt2>
       <a:accent1>
-        <a:srgbClr val="4F81BD"/>
+        <a:srgbClr val="156082"/>
       </a:accent1>
       <a:accent2>
-        <a:srgbClr val="C0504D"/>
+        <a:srgbClr val="E97132"/>
       </a:accent2>
       <a:accent3>
-        <a:srgbClr val="9BBB59"/>
+        <a:srgbClr val="196B24"/>
       </a:accent3>
       <a:accent4>
-        <a:srgbClr val="8064A2"/>
+        <a:srgbClr val="0F9ED5"/>
       </a:accent4>
       <a:accent5>
-        <a:srgbClr val="4BACC6"/>
+        <a:srgbClr val="A02B93"/>
       </a:accent5>
       <a:accent6>
-        <a:srgbClr val="F79646"/>
+        <a:srgbClr val="4EA72E"/>
       </a:accent6>
       <a:hlink>
-        <a:srgbClr val="0000FF"/>
+        <a:srgbClr val="467886"/>
       </a:hlink>
       <a:folHlink>
-        <a:srgbClr val="800080"/>
+        <a:srgbClr val="96607D"/>
       </a:folHlink>
     </a:clrScheme>
     <a:fontScheme name="Office">
       <a:majorFont>
-        <a:latin typeface="Cambria"/>
+        <a:latin typeface="Aptos Display" panose="02110004020202020204"/>
         <a:ea typeface=""/>
         <a:cs typeface=""/>
-        <a:font script="Jpan" typeface="ＭＳ ゴシック"/>
+        <a:font script="Jpan" typeface="游ゴシック Light"/>
         <a:font script="Hang" typeface="맑은 고딕"/>
-        <a:font script="Hans" typeface="宋体"/>
+        <a:font script="Hans" typeface="等线 Light"/>
         <a:font script="Hant" typeface="新細明體"/>
         <a:font script="Arab" typeface="Times New Roman"/>
         <a:font script="Hebr" typeface="Times New Roman"/>
@@ -2719,14 +6647,32 @@
         <a:font script="Mong" typeface="Mongolian Baiti"/>
         <a:font script="Viet" typeface="Times New Roman"/>
         <a:font script="Uigh" typeface="Microsoft Uighur"/>
+        <a:font script="Geor" typeface="Sylfaen"/>
+        <a:font script="Armn" typeface="Arial"/>
+        <a:font script="Bugi" typeface="Leelawadee UI"/>
+        <a:font script="Bopo" typeface="Microsoft JhengHei"/>
+        <a:font script="Java" typeface="Javanese Text"/>
+        <a:font script="Lisu" typeface="Segoe UI"/>
+        <a:font script="Mymr" typeface="Myanmar Text"/>
+        <a:font script="Nkoo" typeface="Ebrima"/>
+        <a:font script="Olck" typeface="Nirmala UI"/>
+        <a:font script="Osma" typeface="Ebrima"/>
+        <a:font script="Phag" typeface="Phagspa"/>
+        <a:font script="Syrn" typeface="Estrangelo Edessa"/>
+        <a:font script="Syrj" typeface="Estrangelo Edessa"/>
+        <a:font script="Syre" typeface="Estrangelo Edessa"/>
+        <a:font script="Sora" typeface="Nirmala UI"/>
+        <a:font script="Tale" typeface="Microsoft Tai Le"/>
+        <a:font script="Talu" typeface="Microsoft New Tai Lue"/>
+        <a:font script="Tfng" typeface="Ebrima"/>
       </a:majorFont>
       <a:minorFont>
-        <a:latin typeface="Calibri"/>
+        <a:latin typeface="Aptos" panose="02110004020202020204"/>
         <a:ea typeface=""/>
         <a:cs typeface=""/>
-        <a:font script="Jpan" typeface="ＭＳ 明朝"/>
+        <a:font script="Jpan" typeface="游ゴシック"/>
         <a:font script="Hang" typeface="맑은 고딕"/>
-        <a:font script="Hans" typeface="宋体"/>
+        <a:font script="Hans" typeface="等线"/>
         <a:font script="Hant" typeface="新細明體"/>
         <a:font script="Arab" typeface="Arial"/>
         <a:font script="Hebr" typeface="Arial"/>
@@ -2753,6 +6699,24 @@
         <a:font script="Mong" typeface="Mongolian Baiti"/>
         <a:font script="Viet" typeface="Arial"/>
         <a:font script="Uigh" typeface="Microsoft Uighur"/>
+        <a:font script="Geor" typeface="Sylfaen"/>
+        <a:font script="Armn" typeface="Arial"/>
+        <a:font script="Bugi" typeface="Leelawadee UI"/>
+        <a:font script="Bopo" typeface="Microsoft JhengHei"/>
+        <a:font script="Java" typeface="Javanese Text"/>
+        <a:font script="Lisu" typeface="Segoe UI"/>
+        <a:font script="Mymr" typeface="Myanmar Text"/>
+        <a:font script="Nkoo" typeface="Ebrima"/>
+        <a:font script="Olck" typeface="Nirmala UI"/>
+        <a:font script="Osma" typeface="Ebrima"/>
+        <a:font script="Phag" typeface="Phagspa"/>
+        <a:font script="Syrn" typeface="Estrangelo Edessa"/>
+        <a:font script="Syrj" typeface="Estrangelo Edessa"/>
+        <a:font script="Syre" typeface="Estrangelo Edessa"/>
+        <a:font script="Sora" typeface="Nirmala UI"/>
+        <a:font script="Tale" typeface="Microsoft Tai Le"/>
+        <a:font script="Talu" typeface="Microsoft New Tai Lue"/>
+        <a:font script="Tfng" typeface="Ebrima"/>
       </a:minorFont>
     </a:fontScheme>
     <a:fmtScheme name="Office">
@@ -2764,165 +6728,141 @@
           <a:gsLst>
             <a:gs pos="0">
               <a:schemeClr val="phClr">
-                <a:tint val="50000"/>
-                <a:satMod val="300000"/>
+                <a:lumMod val="110000"/>
+                <a:satMod val="105000"/>
+                <a:tint val="67000"/>
               </a:schemeClr>
             </a:gs>
-            <a:gs pos="35000">
+            <a:gs pos="50000">
               <a:schemeClr val="phClr">
-                <a:tint val="37000"/>
-                <a:satMod val="300000"/>
+                <a:lumMod val="105000"/>
+                <a:satMod val="103000"/>
+                <a:tint val="73000"/>
               </a:schemeClr>
             </a:gs>
             <a:gs pos="100000">
               <a:schemeClr val="phClr">
-                <a:tint val="15000"/>
-                <a:satMod val="350000"/>
+                <a:lumMod val="105000"/>
+                <a:satMod val="109000"/>
+                <a:tint val="81000"/>
               </a:schemeClr>
             </a:gs>
           </a:gsLst>
-          <a:lin ang="16200000" scaled="1"/>
+          <a:lin ang="5400000" scaled="0"/>
         </a:gradFill>
         <a:gradFill rotWithShape="1">
           <a:gsLst>
             <a:gs pos="0">
               <a:schemeClr val="phClr">
-                <a:shade val="51000"/>
-                <a:satMod val="130000"/>
+                <a:satMod val="103000"/>
+                <a:lumMod val="102000"/>
+                <a:tint val="94000"/>
               </a:schemeClr>
             </a:gs>
-            <a:gs pos="80000">
+            <a:gs pos="50000">
               <a:schemeClr val="phClr">
-                <a:shade val="93000"/>
-                <a:satMod val="130000"/>
+                <a:satMod val="110000"/>
+                <a:lumMod val="100000"/>
+                <a:shade val="100000"/>
               </a:schemeClr>
             </a:gs>
             <a:gs pos="100000">
               <a:schemeClr val="phClr">
-                <a:shade val="94000"/>
-                <a:satMod val="135000"/>
+                <a:lumMod val="99000"/>
+                <a:satMod val="120000"/>
+                <a:shade val="78000"/>
               </a:schemeClr>
             </a:gs>
           </a:gsLst>
-          <a:lin ang="16200000" scaled="0"/>
+          <a:lin ang="5400000" scaled="0"/>
         </a:gradFill>
       </a:fillStyleLst>
       <a:lnStyleLst>
-        <a:ln w="9525" cap="flat" cmpd="sng" algn="ctr">
-          <a:solidFill>
-            <a:schemeClr val="phClr">
-              <a:shade val="95000"/>
-              <a:satMod val="105000"/>
-            </a:schemeClr>
-          </a:solidFill>
-          <a:prstDash val="solid"/>
-        </a:ln>
-        <a:ln w="25400" cap="flat" cmpd="sng" algn="ctr">
+        <a:ln w="6350" cap="flat" cmpd="sng" algn="ctr">
           <a:solidFill>
             <a:schemeClr val="phClr"/>
           </a:solidFill>
           <a:prstDash val="solid"/>
+          <a:miter lim="800000"/>
         </a:ln>
-        <a:ln w="38100" cap="flat" cmpd="sng" algn="ctr">
+        <a:ln w="12700" cap="flat" cmpd="sng" algn="ctr">
           <a:solidFill>
             <a:schemeClr val="phClr"/>
           </a:solidFill>
           <a:prstDash val="solid"/>
+          <a:miter lim="800000"/>
+        </a:ln>
+        <a:ln w="19050" cap="flat" cmpd="sng" algn="ctr">
+          <a:solidFill>
+            <a:schemeClr val="phClr"/>
+          </a:solidFill>
+          <a:prstDash val="solid"/>
+          <a:miter lim="800000"/>
         </a:ln>
       </a:lnStyleLst>
       <a:effectStyleLst>
         <a:effectStyle>
+          <a:effectLst/>
+        </a:effectStyle>
+        <a:effectStyle>
+          <a:effectLst/>
+        </a:effectStyle>
+        <a:effectStyle>
           <a:effectLst>
-            <a:outerShdw blurRad="40000" dist="20000" dir="5400000" rotWithShape="0">
+            <a:outerShdw blurRad="57150" dist="19050" dir="5400000" algn="ctr" rotWithShape="0">
               <a:srgbClr val="000000">
-                <a:alpha val="38000"/>
+                <a:alpha val="63000"/>
               </a:srgbClr>
             </a:outerShdw>
           </a:effectLst>
-        </a:effectStyle>
-        <a:effectStyle>
-          <a:effectLst>
-            <a:outerShdw blurRad="40000" dist="23000" dir="5400000" rotWithShape="0">
-              <a:srgbClr val="000000">
-                <a:alpha val="35000"/>
-              </a:srgbClr>
-            </a:outerShdw>
-          </a:effectLst>
-        </a:effectStyle>
-        <a:effectStyle>
-          <a:effectLst>
-            <a:outerShdw blurRad="40000" dist="23000" dir="5400000" rotWithShape="0">
-              <a:srgbClr val="000000">
-                <a:alpha val="35000"/>
-              </a:srgbClr>
-            </a:outerShdw>
-          </a:effectLst>
-          <a:scene3d>
-            <a:camera prst="orthographicFront">
-              <a:rot lat="0" lon="0" rev="0"/>
-            </a:camera>
-            <a:lightRig rig="threePt" dir="t">
-              <a:rot lat="0" lon="0" rev="1200000"/>
-            </a:lightRig>
-          </a:scene3d>
-          <a:sp3d>
-            <a:bevelT w="63500" h="25400"/>
-          </a:sp3d>
         </a:effectStyle>
       </a:effectStyleLst>
       <a:bgFillStyleLst>
         <a:solidFill>
           <a:schemeClr val="phClr"/>
         </a:solidFill>
+        <a:solidFill>
+          <a:schemeClr val="phClr">
+            <a:tint val="95000"/>
+            <a:satMod val="170000"/>
+          </a:schemeClr>
+        </a:solidFill>
         <a:gradFill rotWithShape="1">
           <a:gsLst>
             <a:gs pos="0">
               <a:schemeClr val="phClr">
-                <a:tint val="40000"/>
-                <a:satMod val="350000"/>
+                <a:tint val="93000"/>
+                <a:satMod val="150000"/>
+                <a:shade val="98000"/>
+                <a:lumMod val="102000"/>
               </a:schemeClr>
             </a:gs>
-            <a:gs pos="40000">
+            <a:gs pos="50000">
               <a:schemeClr val="phClr">
-                <a:tint val="45000"/>
-                <a:shade val="99000"/>
-                <a:satMod val="350000"/>
+                <a:tint val="98000"/>
+                <a:satMod val="130000"/>
+                <a:shade val="90000"/>
+                <a:lumMod val="103000"/>
               </a:schemeClr>
             </a:gs>
             <a:gs pos="100000">
               <a:schemeClr val="phClr">
-                <a:shade val="20000"/>
-                <a:satMod val="255000"/>
+                <a:shade val="63000"/>
+                <a:satMod val="120000"/>
               </a:schemeClr>
             </a:gs>
           </a:gsLst>
-          <a:path path="circle">
-            <a:fillToRect l="50000" t="-80000" r="50000" b="180000"/>
-          </a:path>
-        </a:gradFill>
-        <a:gradFill rotWithShape="1">
-          <a:gsLst>
-            <a:gs pos="0">
-              <a:schemeClr val="phClr">
-                <a:tint val="80000"/>
-                <a:satMod val="300000"/>
-              </a:schemeClr>
-            </a:gs>
-            <a:gs pos="100000">
-              <a:schemeClr val="phClr">
-                <a:shade val="30000"/>
-                <a:satMod val="200000"/>
-              </a:schemeClr>
-            </a:gs>
-          </a:gsLst>
-          <a:path path="circle">
-            <a:fillToRect l="50000" t="50000" r="50000" b="50000"/>
-          </a:path>
+          <a:lin ang="5400000" scaled="0"/>
         </a:gradFill>
       </a:bgFillStyleLst>
     </a:fmtScheme>
   </a:themeElements>
   <a:objectDefaults/>
   <a:extraClrSchemeLst/>
+  <a:extLst>
+    <a:ext uri="{05A4C25C-085E-4340-85A3-A5531E510DB2}">
+      <thm15:themeFamily xmlns:thm15="http://schemas.microsoft.com/office/thememl/2012/main" name="Office Theme" id="{62F939B6-93AF-4DB8-9C6B-D6C7DFDC589F}" vid="{4A3C46E8-61CC-4603-A589-7422A47A8E4A}"/>
+    </a:ext>
+  </a:extLst>
 </a:theme>
 </file>